--- a/workspace-autosavants/引信关键技术与国际比较_小论文_Skill版v2_提交稿.docx
+++ b/workspace-autosavants/引信关键技术与国际比较_小论文_Skill版v2_提交稿.docx
@@ -1,24 +1,63 @@
 
 <file path=word/document.xml><?xml version="1.0" encoding="utf-8"?>
-<w:document xmlns:wpc="http://schemas.microsoft.com/office/word/2010/wordprocessingCanvas" xmlns:cx="http://schemas.microsoft.com/office/drawing/2014/chartex" xmlns:cx1="http://schemas.microsoft.com/office/drawing/2015/9/8/chartex" xmlns:cx2="http://schemas.microsoft.com/office/drawing/2015/10/21/chartex" xmlns:cx3="http://schemas.microsoft.com/office/drawing/2016/5/9/chartex" xmlns:cx4="http://schemas.microsoft.com/office/drawing/2016/5/10/chartex" xmlns:cx5="http://schemas.microsoft.com/office/drawing/2016/5/11/chartex" xmlns:cx6="http://schemas.microsoft.com/office/drawing/2016/5/12/chartex" xmlns:cx7="http://schemas.microsoft.com/office/drawing/2016/5/13/chartex" xmlns:cx8="http://schemas.microsoft.com/office/drawing/2016/5/14/chartex" xmlns:mc="http://schemas.openxmlformats.org/markup-compatibility/2006" xmlns:aink="http://schemas.microsoft.com/office/drawing/2016/ink" xmlns:am3d="http://schemas.microsoft.com/office/drawing/2017/model3d" xmlns:o="urn:schemas-microsoft-com:office:office" xmlns:oel="http://schemas.microsoft.com/office/2019/extlst" xmlns:r="http://schemas.openxmlformats.org/officeDocument/2006/relationships" xmlns:m="http://schemas.openxmlformats.org/officeDocument/2006/math" xmlns:v="urn:schemas-microsoft-com:vml" xmlns:wp14="http://schemas.microsoft.com/office/word/2010/wordprocessingDrawing" xmlns:wp="http://schemas.openxmlformats.org/drawingml/2006/wordprocessingDrawing" xmlns:w10="urn:schemas-microsoft-com:office:word" xmlns:w="http://schemas.openxmlformats.org/wordprocessingml/2006/main" xmlns:w14="http://schemas.microsoft.com/office/word/2010/wordml" xmlns:w15="http://schemas.microsoft.com/office/word/2012/wordml" xmlns:w16cex="http://schemas.microsoft.com/office/word/2018/wordml/cex" xmlns:w16cid="http://schemas.microsoft.com/office/word/2016/wordml/cid" xmlns:w16="http://schemas.microsoft.com/office/word/2018/wordml" xmlns:w16sdtdh="http://schemas.microsoft.com/office/word/2020/wordml/sdtdatahash" xmlns:w16se="http://schemas.microsoft.com/office/word/2015/wordml/symex" xmlns:wpg="http://schemas.microsoft.com/office/word/2010/wordprocessingGroup" xmlns:wpi="http://schemas.microsoft.com/office/word/2010/wordprocessingInk" xmlns:wne="http://schemas.microsoft.com/office/word/2006/wordml" xmlns:wps="http://schemas.microsoft.com/office/word/2010/wordprocessingShape" mc:Ignorable="w14 w15 w16se w16cid w16 w16cex w16sdtdh wp14">
+<w:document xmlns:wpc="http://schemas.microsoft.com/office/word/2010/wordprocessingCanvas" xmlns:mc="http://schemas.openxmlformats.org/markup-compatibility/2006" xmlns:o="urn:schemas-microsoft-com:office:office" xmlns:r="http://schemas.openxmlformats.org/officeDocument/2006/relationships" xmlns:m="http://schemas.openxmlformats.org/officeDocument/2006/math" xmlns:v="urn:schemas-microsoft-com:vml" xmlns:wp14="http://schemas.microsoft.com/office/word/2010/wordprocessingDrawing" xmlns:wp="http://schemas.openxmlformats.org/drawingml/2006/wordprocessingDrawing" xmlns:w="http://schemas.openxmlformats.org/wordprocessingml/2006/main" xmlns:w14="http://schemas.microsoft.com/office/word/2010/wordml" xmlns:w10="urn:schemas-microsoft-com:office:word" xmlns:w15="http://schemas.microsoft.com/office/word/2012/wordml" xmlns:wpg="http://schemas.microsoft.com/office/word/2010/wordprocessingGroup" xmlns:wpi="http://schemas.microsoft.com/office/word/2010/wordprocessingInk" xmlns:wne="http://schemas.microsoft.com/office/word/2006/wordml" xmlns:wps="http://schemas.microsoft.com/office/word/2010/wordprocessingShape" xmlns:wpsCustomData="http://www.wps.cn/officeDocument/2013/wpsCustomData" mc:Ignorable="w14 w15 wp14">
   <w:body>
     <w:p>
       <w:pPr>
-        <w:spacing w:after="240" w:line="360" w:lineRule="exact"/>
-        <w:jc w:val="center"/>
-        <w:rPr>
-          <w:rFonts w:ascii="黑体" w:eastAsia="黑体" w:hAnsi="黑体" w:hint="eastAsia"/>
+        <w:keepNext w:val="0"/>
+        <w:keepLines w:val="0"/>
+        <w:pageBreakBefore w:val="0"/>
+        <w:widowControl w:val="0"/>
+        <w:kinsoku/>
+        <w:wordWrap/>
+        <w:overflowPunct/>
+        <w:topLinePunct w:val="0"/>
+        <w:autoSpaceDE/>
+        <w:autoSpaceDN/>
+        <w:bidi w:val="0"/>
+        <w:adjustRightInd/>
+        <w:snapToGrid/>
+        <w:spacing w:after="240" w:line="480" w:lineRule="auto"/>
+        <w:jc w:val="center"/>
+        <w:textAlignment w:val="auto"/>
+        <w:rPr>
+          <w:rFonts w:hint="eastAsia" w:ascii="黑体" w:hAnsi="黑体" w:eastAsia="黑体"/>
           <w:b/>
           <w:sz w:val="44"/>
         </w:rPr>
       </w:pPr>
-      <w:r>
-        <w:rPr>
-          <w:rFonts w:ascii="黑体" w:eastAsia="黑体" w:hAnsi="黑体" w:hint="eastAsia"/>
+    </w:p>
+    <w:p>
+      <w:pPr>
+        <w:keepNext w:val="0"/>
+        <w:keepLines w:val="0"/>
+        <w:pageBreakBefore w:val="0"/>
+        <w:widowControl w:val="0"/>
+        <w:kinsoku/>
+        <w:wordWrap/>
+        <w:overflowPunct/>
+        <w:topLinePunct w:val="0"/>
+        <w:autoSpaceDE/>
+        <w:autoSpaceDN/>
+        <w:bidi w:val="0"/>
+        <w:adjustRightInd/>
+        <w:snapToGrid/>
+        <w:spacing w:after="240" w:line="480" w:lineRule="auto"/>
+        <w:jc w:val="center"/>
+        <w:textAlignment w:val="auto"/>
+        <w:rPr>
+          <w:rFonts w:hint="eastAsia" w:ascii="黑体" w:hAnsi="黑体" w:eastAsia="黑体"/>
           <w:b/>
           <w:sz w:val="44"/>
         </w:rPr>
-        <w:t>我国引信关键技术短板及国际比较研究（Skill版v2，基于公开信息）</w:t>
+      </w:pPr>
+      <w:r>
+        <w:rPr>
+          <w:rFonts w:hint="eastAsia" w:ascii="黑体" w:hAnsi="黑体" w:eastAsia="黑体"/>
+          <w:b/>
+          <w:sz w:val="44"/>
+        </w:rPr>
+        <w:t>我国引信关键技术短板及国际比较研究</w:t>
       </w:r>
     </w:p>
     <w:p>
@@ -26,13 +65,13 @@
         <w:spacing w:after="120" w:line="320" w:lineRule="exact"/>
         <w:jc w:val="center"/>
         <w:rPr>
-          <w:rFonts w:ascii="楷体_GB2312" w:eastAsia="楷体_GB2312" w:hAnsi="黑体" w:hint="eastAsia"/>
-          <w:sz w:val="28"/>
-        </w:rPr>
-      </w:pPr>
-      <w:r>
-        <w:rPr>
-          <w:rFonts w:ascii="楷体_GB2312" w:eastAsia="楷体_GB2312" w:hAnsi="黑体" w:hint="eastAsia"/>
+          <w:rFonts w:hint="eastAsia" w:ascii="楷体_GB2312" w:hAnsi="黑体" w:eastAsia="楷体_GB2312"/>
+          <w:sz w:val="28"/>
+        </w:rPr>
+      </w:pPr>
+      <w:r>
+        <w:rPr>
+          <w:rFonts w:hint="eastAsia" w:ascii="楷体_GB2312" w:hAnsi="黑体" w:eastAsia="楷体_GB2312"/>
           <w:sz w:val="28"/>
         </w:rPr>
         <w:t>小论文</w:t>
@@ -43,16 +82,25 @@
         <w:spacing w:after="120" w:line="320" w:lineRule="exact"/>
         <w:jc w:val="center"/>
         <w:rPr>
-          <w:rFonts w:ascii="楷体_GB2312" w:eastAsia="楷体_GB2312" w:hAnsi="黑体" w:hint="eastAsia"/>
-          <w:sz w:val="28"/>
-        </w:rPr>
-      </w:pPr>
-      <w:r>
-        <w:rPr>
-          <w:rFonts w:ascii="楷体_GB2312" w:eastAsia="楷体_GB2312" w:hAnsi="黑体" w:hint="eastAsia"/>
-          <w:sz w:val="28"/>
-        </w:rPr>
-        <w:t>Dominate</w:t>
+          <w:rFonts w:hint="eastAsia" w:ascii="楷体_GB2312" w:hAnsi="黑体" w:eastAsia="楷体_GB2312"/>
+          <w:sz w:val="28"/>
+        </w:rPr>
+      </w:pPr>
+      <w:r>
+        <w:rPr>
+          <w:rFonts w:hint="eastAsia" w:ascii="楷体_GB2312" w:hAnsi="黑体" w:eastAsia="楷体_GB2312"/>
+          <w:sz w:val="28"/>
+        </w:rPr>
+        <w:t>Domina</w:t>
+      </w:r>
+      <w:bookmarkStart w:id="0" w:name="_GoBack"/>
+      <w:bookmarkEnd w:id="0"/>
+      <w:r>
+        <w:rPr>
+          <w:rFonts w:hint="eastAsia" w:ascii="楷体_GB2312" w:hAnsi="黑体" w:eastAsia="楷体_GB2312"/>
+          <w:sz w:val="28"/>
+        </w:rPr>
+        <w:t>te</w:t>
       </w:r>
     </w:p>
     <w:p>
@@ -60,13 +108,173 @@
         <w:spacing w:after="240" w:line="320" w:lineRule="exact"/>
         <w:jc w:val="center"/>
         <w:rPr>
-          <w:rFonts w:ascii="楷体_GB2312" w:eastAsia="楷体_GB2312" w:hAnsi="黑体" w:hint="eastAsia"/>
-          <w:sz w:val="28"/>
-        </w:rPr>
-      </w:pPr>
-      <w:r>
-        <w:rPr>
-          <w:rFonts w:ascii="楷体_GB2312" w:eastAsia="楷体_GB2312" w:hAnsi="黑体" w:hint="eastAsia"/>
+          <w:rFonts w:hint="eastAsia" w:ascii="楷体_GB2312" w:hAnsi="黑体" w:eastAsia="楷体_GB2312"/>
+          <w:sz w:val="28"/>
+        </w:rPr>
+      </w:pPr>
+    </w:p>
+    <w:p>
+      <w:pPr>
+        <w:spacing w:after="240" w:line="320" w:lineRule="exact"/>
+        <w:jc w:val="center"/>
+        <w:rPr>
+          <w:rFonts w:hint="eastAsia" w:ascii="楷体_GB2312" w:hAnsi="黑体" w:eastAsia="楷体_GB2312"/>
+          <w:sz w:val="28"/>
+        </w:rPr>
+      </w:pPr>
+    </w:p>
+    <w:p>
+      <w:pPr>
+        <w:spacing w:after="240" w:line="320" w:lineRule="exact"/>
+        <w:jc w:val="center"/>
+        <w:rPr>
+          <w:rFonts w:hint="eastAsia" w:ascii="楷体_GB2312" w:hAnsi="黑体" w:eastAsia="楷体_GB2312"/>
+          <w:sz w:val="28"/>
+        </w:rPr>
+      </w:pPr>
+    </w:p>
+    <w:p>
+      <w:pPr>
+        <w:spacing w:after="240" w:line="320" w:lineRule="exact"/>
+        <w:jc w:val="center"/>
+        <w:rPr>
+          <w:rFonts w:hint="eastAsia" w:ascii="楷体_GB2312" w:hAnsi="黑体" w:eastAsia="楷体_GB2312"/>
+          <w:sz w:val="28"/>
+        </w:rPr>
+      </w:pPr>
+    </w:p>
+    <w:p>
+      <w:pPr>
+        <w:spacing w:after="240" w:line="320" w:lineRule="exact"/>
+        <w:jc w:val="center"/>
+        <w:rPr>
+          <w:rFonts w:hint="eastAsia" w:ascii="楷体_GB2312" w:hAnsi="黑体" w:eastAsia="楷体_GB2312"/>
+          <w:sz w:val="28"/>
+        </w:rPr>
+      </w:pPr>
+    </w:p>
+    <w:p>
+      <w:pPr>
+        <w:spacing w:after="240" w:line="320" w:lineRule="exact"/>
+        <w:jc w:val="center"/>
+        <w:rPr>
+          <w:rFonts w:hint="eastAsia" w:ascii="楷体_GB2312" w:hAnsi="黑体" w:eastAsia="楷体_GB2312"/>
+          <w:sz w:val="28"/>
+        </w:rPr>
+      </w:pPr>
+    </w:p>
+    <w:p>
+      <w:pPr>
+        <w:spacing w:after="240" w:line="320" w:lineRule="exact"/>
+        <w:jc w:val="center"/>
+        <w:rPr>
+          <w:rFonts w:hint="eastAsia" w:ascii="楷体_GB2312" w:hAnsi="黑体" w:eastAsia="楷体_GB2312"/>
+          <w:sz w:val="28"/>
+        </w:rPr>
+      </w:pPr>
+    </w:p>
+    <w:p>
+      <w:pPr>
+        <w:spacing w:after="240" w:line="320" w:lineRule="exact"/>
+        <w:jc w:val="center"/>
+        <w:rPr>
+          <w:rFonts w:hint="eastAsia" w:ascii="楷体_GB2312" w:hAnsi="黑体" w:eastAsia="楷体_GB2312"/>
+          <w:sz w:val="28"/>
+        </w:rPr>
+      </w:pPr>
+    </w:p>
+    <w:p>
+      <w:pPr>
+        <w:spacing w:after="240" w:line="320" w:lineRule="exact"/>
+        <w:jc w:val="center"/>
+        <w:rPr>
+          <w:rFonts w:hint="eastAsia" w:ascii="楷体_GB2312" w:hAnsi="黑体" w:eastAsia="楷体_GB2312"/>
+          <w:sz w:val="28"/>
+        </w:rPr>
+      </w:pPr>
+    </w:p>
+    <w:p>
+      <w:pPr>
+        <w:spacing w:after="240" w:line="320" w:lineRule="exact"/>
+        <w:jc w:val="center"/>
+        <w:rPr>
+          <w:rFonts w:hint="eastAsia" w:ascii="楷体_GB2312" w:hAnsi="黑体" w:eastAsia="楷体_GB2312"/>
+          <w:sz w:val="28"/>
+        </w:rPr>
+      </w:pPr>
+    </w:p>
+    <w:p>
+      <w:pPr>
+        <w:spacing w:after="240" w:line="320" w:lineRule="exact"/>
+        <w:jc w:val="center"/>
+        <w:rPr>
+          <w:rFonts w:hint="eastAsia" w:ascii="楷体_GB2312" w:hAnsi="黑体" w:eastAsia="楷体_GB2312"/>
+          <w:sz w:val="28"/>
+        </w:rPr>
+      </w:pPr>
+    </w:p>
+    <w:p>
+      <w:pPr>
+        <w:spacing w:after="240" w:line="320" w:lineRule="exact"/>
+        <w:jc w:val="center"/>
+        <w:rPr>
+          <w:rFonts w:hint="eastAsia" w:ascii="楷体_GB2312" w:hAnsi="黑体" w:eastAsia="楷体_GB2312"/>
+          <w:sz w:val="28"/>
+        </w:rPr>
+      </w:pPr>
+    </w:p>
+    <w:p>
+      <w:pPr>
+        <w:spacing w:after="240" w:line="320" w:lineRule="exact"/>
+        <w:jc w:val="center"/>
+        <w:rPr>
+          <w:rFonts w:hint="eastAsia" w:ascii="楷体_GB2312" w:hAnsi="黑体" w:eastAsia="楷体_GB2312"/>
+          <w:sz w:val="28"/>
+        </w:rPr>
+      </w:pPr>
+    </w:p>
+    <w:p>
+      <w:pPr>
+        <w:spacing w:after="240" w:line="320" w:lineRule="exact"/>
+        <w:jc w:val="center"/>
+        <w:rPr>
+          <w:rFonts w:hint="eastAsia" w:ascii="楷体_GB2312" w:hAnsi="黑体" w:eastAsia="楷体_GB2312"/>
+          <w:sz w:val="28"/>
+        </w:rPr>
+      </w:pPr>
+    </w:p>
+    <w:p>
+      <w:pPr>
+        <w:spacing w:after="240" w:line="320" w:lineRule="exact"/>
+        <w:jc w:val="center"/>
+        <w:rPr>
+          <w:rFonts w:hint="eastAsia" w:ascii="楷体_GB2312" w:hAnsi="黑体" w:eastAsia="楷体_GB2312"/>
+          <w:sz w:val="28"/>
+        </w:rPr>
+      </w:pPr>
+    </w:p>
+    <w:p>
+      <w:pPr>
+        <w:spacing w:after="240" w:line="320" w:lineRule="exact"/>
+        <w:jc w:val="center"/>
+        <w:rPr>
+          <w:rFonts w:hint="eastAsia" w:ascii="楷体_GB2312" w:hAnsi="黑体" w:eastAsia="楷体_GB2312"/>
+          <w:sz w:val="28"/>
+        </w:rPr>
+      </w:pPr>
+    </w:p>
+    <w:p>
+      <w:pPr>
+        <w:spacing w:after="240" w:line="320" w:lineRule="exact"/>
+        <w:jc w:val="center"/>
+        <w:rPr>
+          <w:rFonts w:hint="eastAsia" w:ascii="楷体_GB2312" w:hAnsi="黑体" w:eastAsia="楷体_GB2312"/>
+          <w:sz w:val="28"/>
+        </w:rPr>
+      </w:pPr>
+      <w:r>
+        <w:rPr>
+          <w:rFonts w:hint="eastAsia" w:ascii="楷体_GB2312" w:hAnsi="黑体" w:eastAsia="楷体_GB2312"/>
           <w:sz w:val="28"/>
         </w:rPr>
         <w:t>2026 年 4 月</w:t>
@@ -77,13 +285,13 @@
         <w:spacing w:before="240" w:line="320" w:lineRule="exact"/>
         <w:jc w:val="left"/>
         <w:rPr>
-          <w:rFonts w:ascii="宋体" w:hAnsi="宋体" w:hint="eastAsia"/>
+          <w:rFonts w:hint="eastAsia" w:ascii="宋体" w:hAnsi="宋体"/>
           <w:sz w:val="18"/>
         </w:rPr>
       </w:pPr>
       <w:r>
         <w:rPr>
-          <w:rFonts w:ascii="宋体" w:hAnsi="宋体" w:hint="eastAsia"/>
+          <w:rFonts w:hint="eastAsia" w:ascii="宋体" w:hAnsi="宋体"/>
           <w:sz w:val="18"/>
         </w:rPr>
         <w:t>说明：本文仅基于公开资料与课程讨论材料进行技术管理层面的分析，不涉及具体武器制造、装配、参数优化或作战操作细节。</w:t>
@@ -94,25 +302,24 @@
         <w:spacing w:after="120" w:line="320" w:lineRule="exact"/>
         <w:jc w:val="center"/>
         <w:rPr>
-          <w:rFonts w:ascii="黑体" w:eastAsia="黑体" w:hAnsi="黑体" w:hint="eastAsia"/>
-          <w:b/>
-          <w:sz w:val="28"/>
-        </w:rPr>
-      </w:pPr>
-      <w:r>
-        <w:rPr>
-          <w:rFonts w:ascii="宋体" w:hAnsi="宋体" w:hint="eastAsia"/>
+          <w:rFonts w:hint="eastAsia" w:ascii="黑体" w:hAnsi="黑体" w:eastAsia="黑体"/>
+          <w:b/>
+          <w:sz w:val="28"/>
+        </w:rPr>
+      </w:pPr>
+      <w:r>
+        <w:rPr>
+          <w:rFonts w:hint="eastAsia" w:ascii="宋体" w:hAnsi="宋体"/>
           <w:sz w:val="18"/>
         </w:rPr>
         <w:br w:type="page"/>
       </w:r>
       <w:r>
         <w:rPr>
-          <w:rFonts w:ascii="黑体" w:eastAsia="黑体" w:hAnsi="黑体" w:hint="eastAsia"/>
-          <w:b/>
-          <w:sz w:val="28"/>
-        </w:rPr>
-        <w:lastRenderedPageBreak/>
+          <w:rFonts w:hint="eastAsia" w:ascii="黑体" w:hAnsi="黑体" w:eastAsia="黑体"/>
+          <w:b/>
+          <w:sz w:val="28"/>
+        </w:rPr>
         <w:t>摘  要</w:t>
       </w:r>
     </w:p>
@@ -122,13 +329,13 @@
         <w:ind w:firstLine="420"/>
         <w:jc w:val="left"/>
         <w:rPr>
-          <w:rFonts w:ascii="宋体" w:hAnsi="宋体" w:hint="eastAsia"/>
+          <w:rFonts w:hint="eastAsia" w:ascii="宋体" w:hAnsi="宋体"/>
           <w:sz w:val="18"/>
         </w:rPr>
       </w:pPr>
       <w:r>
         <w:rPr>
-          <w:rFonts w:ascii="宋体" w:hAnsi="宋体" w:hint="eastAsia"/>
+          <w:rFonts w:hint="eastAsia" w:ascii="宋体" w:hAnsi="宋体"/>
           <w:sz w:val="18"/>
         </w:rPr>
         <w:t>引信是弹药系统中承担安全保险、解保判定、起爆控制和任务适配的核心部件。其技术水平不仅影响单发弹药效能，也直接影响部队体系保障效率。结合现有材料，我国当前引信建设呈现明显的并行特征：约 340 种引信与部队 16 类、400 余种弹药并存，部分型号更新较快，但老型号仍需长期保障。在此背景下，本文围绕两个问题展开分析：一是我国引信最需要优先突破的关键技术；二是相对于国外先进水平，我国处于何种阶段。文章重点讨论了增程技术链、电磁发射与液体发射药适配、底排增程一致性、滑翔与复合增程、激光末制导与半主动制导、卫星/惯性复合、155 弹道修正引信、可编程电子时引信等方向。研究认为，我国已具备局部并跑基础，但在统型化深度、批量一致性、抗干扰稳健性与全寿命周期闭环方面仍存在阶段差距。后续应以统型化平台、标准化接口、可靠性优先和数据闭环迭代为主线推进建设。</w:t>
@@ -139,14 +346,14 @@
         <w:spacing w:after="240" w:line="320" w:lineRule="exact"/>
         <w:jc w:val="left"/>
         <w:rPr>
-          <w:rFonts w:ascii="宋体" w:hAnsi="宋体" w:hint="eastAsia"/>
+          <w:rFonts w:hint="eastAsia" w:ascii="宋体" w:hAnsi="宋体"/>
           <w:b/>
           <w:sz w:val="18"/>
         </w:rPr>
       </w:pPr>
       <w:r>
         <w:rPr>
-          <w:rFonts w:ascii="宋体" w:hAnsi="宋体" w:hint="eastAsia"/>
+          <w:rFonts w:hint="eastAsia" w:ascii="宋体" w:hAnsi="宋体"/>
           <w:b/>
           <w:sz w:val="18"/>
         </w:rPr>
@@ -158,14 +365,14 @@
         <w:spacing w:after="200" w:line="320" w:lineRule="exact"/>
         <w:jc w:val="center"/>
         <w:rPr>
-          <w:rFonts w:ascii="黑体" w:eastAsia="黑体" w:hAnsi="黑体" w:hint="eastAsia"/>
-          <w:b/>
-          <w:sz w:val="28"/>
-        </w:rPr>
-      </w:pPr>
-      <w:r>
-        <w:rPr>
-          <w:rFonts w:ascii="宋体" w:hAnsi="宋体" w:hint="eastAsia"/>
+          <w:rFonts w:hint="eastAsia" w:ascii="黑体" w:hAnsi="黑体" w:eastAsia="黑体"/>
+          <w:b/>
+          <w:sz w:val="28"/>
+        </w:rPr>
+      </w:pPr>
+      <w:r>
+        <w:rPr>
+          <w:rFonts w:hint="eastAsia" w:ascii="宋体" w:hAnsi="宋体"/>
           <w:b/>
           <w:sz w:val="18"/>
         </w:rPr>
@@ -173,7 +380,7 @@
       </w:r>
       <w:r>
         <w:rPr>
-          <w:rFonts w:ascii="黑体" w:eastAsia="黑体" w:hAnsi="黑体" w:hint="eastAsia"/>
+          <w:rFonts w:hint="eastAsia" w:ascii="黑体" w:hAnsi="黑体" w:eastAsia="黑体"/>
           <w:b/>
           <w:sz w:val="28"/>
         </w:rPr>
@@ -185,12 +392,12 @@
         <w:spacing w:line="320" w:lineRule="exact"/>
         <w:jc w:val="left"/>
         <w:rPr>
-          <w:rFonts w:ascii="宋体" w:hAnsi="宋体" w:hint="eastAsia"/>
-        </w:rPr>
-      </w:pPr>
-      <w:r>
-        <w:rPr>
-          <w:rFonts w:ascii="宋体" w:hAnsi="宋体" w:hint="eastAsia"/>
+          <w:rFonts w:hint="eastAsia" w:ascii="宋体" w:hAnsi="宋体"/>
+        </w:rPr>
+      </w:pPr>
+      <w:r>
+        <w:rPr>
+          <w:rFonts w:hint="eastAsia" w:ascii="宋体" w:hAnsi="宋体"/>
         </w:rPr>
         <w:t xml:space="preserve">1. 研究背景与问题提出  </w:t>
       </w:r>
@@ -200,12 +407,12 @@
         <w:spacing w:line="320" w:lineRule="exact"/>
         <w:jc w:val="left"/>
         <w:rPr>
-          <w:rFonts w:ascii="宋体" w:hAnsi="宋体" w:hint="eastAsia"/>
-        </w:rPr>
-      </w:pPr>
-      <w:r>
-        <w:rPr>
-          <w:rFonts w:ascii="宋体" w:hAnsi="宋体" w:hint="eastAsia"/>
+          <w:rFonts w:hint="eastAsia" w:ascii="宋体" w:hAnsi="宋体"/>
+        </w:rPr>
+      </w:pPr>
+      <w:r>
+        <w:rPr>
+          <w:rFonts w:hint="eastAsia" w:ascii="宋体" w:hAnsi="宋体"/>
         </w:rPr>
         <w:t xml:space="preserve">2. 我国引信建设的现实约束  </w:t>
       </w:r>
@@ -215,12 +422,12 @@
         <w:spacing w:line="320" w:lineRule="exact"/>
         <w:jc w:val="left"/>
         <w:rPr>
-          <w:rFonts w:ascii="宋体" w:hAnsi="宋体" w:hint="eastAsia"/>
-        </w:rPr>
-      </w:pPr>
-      <w:r>
-        <w:rPr>
-          <w:rFonts w:ascii="宋体" w:hAnsi="宋体" w:hint="eastAsia"/>
+          <w:rFonts w:hint="eastAsia" w:ascii="宋体" w:hAnsi="宋体"/>
+        </w:rPr>
+      </w:pPr>
+      <w:r>
+        <w:rPr>
+          <w:rFonts w:hint="eastAsia" w:ascii="宋体" w:hAnsi="宋体"/>
         </w:rPr>
         <w:t xml:space="preserve">3. 关键技术短板与具体示例  </w:t>
       </w:r>
@@ -230,12 +437,12 @@
         <w:spacing w:line="320" w:lineRule="exact"/>
         <w:jc w:val="left"/>
         <w:rPr>
-          <w:rFonts w:ascii="宋体" w:hAnsi="宋体" w:hint="eastAsia"/>
-        </w:rPr>
-      </w:pPr>
-      <w:r>
-        <w:rPr>
-          <w:rFonts w:ascii="宋体" w:hAnsi="宋体" w:hint="eastAsia"/>
+          <w:rFonts w:hint="eastAsia" w:ascii="宋体" w:hAnsi="宋体"/>
+        </w:rPr>
+      </w:pPr>
+      <w:r>
+        <w:rPr>
+          <w:rFonts w:hint="eastAsia" w:ascii="宋体" w:hAnsi="宋体"/>
         </w:rPr>
         <w:t xml:space="preserve">4. 国外先进水平对比  </w:t>
       </w:r>
@@ -245,12 +452,12 @@
         <w:spacing w:line="320" w:lineRule="exact"/>
         <w:jc w:val="left"/>
         <w:rPr>
-          <w:rFonts w:ascii="宋体" w:hAnsi="宋体" w:hint="eastAsia"/>
-        </w:rPr>
-      </w:pPr>
-      <w:r>
-        <w:rPr>
-          <w:rFonts w:ascii="宋体" w:hAnsi="宋体" w:hint="eastAsia"/>
+          <w:rFonts w:hint="eastAsia" w:ascii="宋体" w:hAnsi="宋体"/>
+        </w:rPr>
+      </w:pPr>
+      <w:r>
+        <w:rPr>
+          <w:rFonts w:hint="eastAsia" w:ascii="宋体" w:hAnsi="宋体"/>
         </w:rPr>
         <w:t xml:space="preserve">5. 我国所处地位判断  </w:t>
       </w:r>
@@ -260,12 +467,12 @@
         <w:spacing w:line="320" w:lineRule="exact"/>
         <w:jc w:val="left"/>
         <w:rPr>
-          <w:rFonts w:ascii="宋体" w:hAnsi="宋体" w:hint="eastAsia"/>
-        </w:rPr>
-      </w:pPr>
-      <w:r>
-        <w:rPr>
-          <w:rFonts w:ascii="宋体" w:hAnsi="宋体" w:hint="eastAsia"/>
+          <w:rFonts w:hint="eastAsia" w:ascii="宋体" w:hAnsi="宋体"/>
+        </w:rPr>
+      </w:pPr>
+      <w:r>
+        <w:rPr>
+          <w:rFonts w:hint="eastAsia" w:ascii="宋体" w:hAnsi="宋体"/>
         </w:rPr>
         <w:t xml:space="preserve">6. 发展建议  </w:t>
       </w:r>
@@ -275,12 +482,12 @@
         <w:spacing w:line="320" w:lineRule="exact"/>
         <w:jc w:val="left"/>
         <w:rPr>
-          <w:rFonts w:ascii="宋体" w:hAnsi="宋体" w:hint="eastAsia"/>
-        </w:rPr>
-      </w:pPr>
-      <w:r>
-        <w:rPr>
-          <w:rFonts w:ascii="宋体" w:hAnsi="宋体" w:hint="eastAsia"/>
+          <w:rFonts w:hint="eastAsia" w:ascii="宋体" w:hAnsi="宋体"/>
+        </w:rPr>
+      </w:pPr>
+      <w:r>
+        <w:rPr>
+          <w:rFonts w:hint="eastAsia" w:ascii="宋体" w:hAnsi="宋体"/>
         </w:rPr>
         <w:t xml:space="preserve">7. 结论  </w:t>
       </w:r>
@@ -290,12 +497,12 @@
         <w:spacing w:line="320" w:lineRule="exact"/>
         <w:jc w:val="left"/>
         <w:rPr>
-          <w:rFonts w:ascii="宋体" w:hAnsi="宋体" w:hint="eastAsia"/>
-        </w:rPr>
-      </w:pPr>
-      <w:r>
-        <w:rPr>
-          <w:rFonts w:ascii="宋体" w:hAnsi="宋体" w:hint="eastAsia"/>
+          <w:rFonts w:hint="eastAsia" w:ascii="宋体" w:hAnsi="宋体"/>
+        </w:rPr>
+      </w:pPr>
+      <w:r>
+        <w:rPr>
+          <w:rFonts w:hint="eastAsia" w:ascii="宋体" w:hAnsi="宋体"/>
         </w:rPr>
         <w:t>参考文献</w:t>
       </w:r>
@@ -305,20 +512,20 @@
         <w:spacing w:before="240" w:after="120" w:line="320" w:lineRule="exact"/>
         <w:jc w:val="center"/>
         <w:rPr>
-          <w:rFonts w:ascii="黑体" w:eastAsia="黑体" w:hAnsi="黑体" w:hint="eastAsia"/>
-          <w:b/>
-          <w:sz w:val="28"/>
-        </w:rPr>
-      </w:pPr>
-      <w:r>
-        <w:rPr>
-          <w:rFonts w:ascii="宋体" w:hAnsi="宋体" w:hint="eastAsia"/>
+          <w:rFonts w:hint="eastAsia" w:ascii="黑体" w:hAnsi="黑体" w:eastAsia="黑体"/>
+          <w:b/>
+          <w:sz w:val="28"/>
+        </w:rPr>
+      </w:pPr>
+      <w:r>
+        <w:rPr>
+          <w:rFonts w:hint="eastAsia" w:ascii="宋体" w:hAnsi="宋体"/>
         </w:rPr>
         <w:br w:type="page"/>
       </w:r>
       <w:r>
         <w:rPr>
-          <w:rFonts w:ascii="黑体" w:eastAsia="黑体" w:hAnsi="黑体" w:hint="eastAsia"/>
+          <w:rFonts w:hint="eastAsia" w:ascii="黑体" w:hAnsi="黑体" w:eastAsia="黑体"/>
           <w:b/>
           <w:sz w:val="28"/>
         </w:rPr>
@@ -331,12 +538,12 @@
         <w:ind w:firstLine="420"/>
         <w:jc w:val="left"/>
         <w:rPr>
-          <w:rFonts w:ascii="宋体" w:hAnsi="宋体" w:hint="eastAsia"/>
-        </w:rPr>
-      </w:pPr>
-      <w:r>
-        <w:rPr>
-          <w:rFonts w:ascii="宋体" w:hAnsi="宋体" w:hint="eastAsia"/>
+          <w:rFonts w:hint="eastAsia" w:ascii="宋体" w:hAnsi="宋体"/>
+        </w:rPr>
+      </w:pPr>
+      <w:r>
+        <w:rPr>
+          <w:rFonts w:hint="eastAsia" w:ascii="宋体" w:hAnsi="宋体"/>
         </w:rPr>
         <w:t>在现代弹药体系中，引信不再是单一触发部件，而是连接安全、发射、飞行、作用全过程的任务控制节点。随着作战环境向高对抗和多域协同发展，引信评价标准已经从能否起爆扩展为能否在复杂条件下稳定判定、精准触发和持续保障。</w:t>
       </w:r>
@@ -347,12 +554,12 @@
         <w:ind w:firstLine="420"/>
         <w:jc w:val="left"/>
         <w:rPr>
-          <w:rFonts w:ascii="宋体" w:hAnsi="宋体" w:hint="eastAsia"/>
-        </w:rPr>
-      </w:pPr>
-      <w:r>
-        <w:rPr>
-          <w:rFonts w:ascii="宋体" w:hAnsi="宋体" w:hint="eastAsia"/>
+          <w:rFonts w:hint="eastAsia" w:ascii="宋体" w:hAnsi="宋体"/>
+        </w:rPr>
+      </w:pPr>
+      <w:r>
+        <w:rPr>
+          <w:rFonts w:hint="eastAsia" w:ascii="宋体" w:hAnsi="宋体"/>
         </w:rPr>
         <w:t>从现有材料看，我国引信体系面临两个并行压力。第一是规模压力，当前约有 340 种引信与 16 类、400 余种弹药并行保障。第二是代际压力，部分型号更新快，但老型号仍不能一次性退出。例如 82 弹相关型号在持续更新，旧型号保障又不能中断。这种状态使一弹一引信模式的成本和复杂度不断上升。</w:t>
       </w:r>
@@ -363,12 +570,12 @@
         <w:ind w:firstLine="420"/>
         <w:jc w:val="left"/>
         <w:rPr>
-          <w:rFonts w:ascii="宋体" w:hAnsi="宋体" w:hint="eastAsia"/>
-        </w:rPr>
-      </w:pPr>
-      <w:r>
-        <w:rPr>
-          <w:rFonts w:ascii="宋体" w:hAnsi="宋体" w:hint="eastAsia"/>
+          <w:rFonts w:hint="eastAsia" w:ascii="宋体" w:hAnsi="宋体"/>
+        </w:rPr>
+      </w:pPr>
+      <w:r>
+        <w:rPr>
+          <w:rFonts w:hint="eastAsia" w:ascii="宋体" w:hAnsi="宋体"/>
         </w:rPr>
         <w:t>因此，本文聚焦的不是单项指标高低，而是体系性问题：在型谱复杂、任务扩展、环境严苛的条件下，我国引信最优先要补哪几块短板。</w:t>
       </w:r>
@@ -378,14 +585,14 @@
         <w:spacing w:before="240" w:after="120" w:line="320" w:lineRule="exact"/>
         <w:jc w:val="center"/>
         <w:rPr>
-          <w:rFonts w:ascii="黑体" w:eastAsia="黑体" w:hAnsi="黑体" w:hint="eastAsia"/>
-          <w:b/>
-          <w:sz w:val="28"/>
-        </w:rPr>
-      </w:pPr>
-      <w:r>
-        <w:rPr>
-          <w:rFonts w:ascii="黑体" w:eastAsia="黑体" w:hAnsi="黑体" w:hint="eastAsia"/>
+          <w:rFonts w:hint="eastAsia" w:ascii="黑体" w:hAnsi="黑体" w:eastAsia="黑体"/>
+          <w:b/>
+          <w:sz w:val="28"/>
+        </w:rPr>
+      </w:pPr>
+      <w:r>
+        <w:rPr>
+          <w:rFonts w:hint="eastAsia" w:ascii="黑体" w:hAnsi="黑体" w:eastAsia="黑体"/>
           <w:b/>
           <w:sz w:val="28"/>
         </w:rPr>
@@ -398,12 +605,12 @@
         <w:ind w:firstLine="420"/>
         <w:jc w:val="left"/>
         <w:rPr>
-          <w:rFonts w:ascii="宋体" w:hAnsi="宋体" w:hint="eastAsia"/>
-        </w:rPr>
-      </w:pPr>
-      <w:r>
-        <w:rPr>
-          <w:rFonts w:ascii="宋体" w:hAnsi="宋体" w:hint="eastAsia"/>
+          <w:rFonts w:hint="eastAsia" w:ascii="宋体" w:hAnsi="宋体"/>
+        </w:rPr>
+      </w:pPr>
+      <w:r>
+        <w:rPr>
+          <w:rFonts w:hint="eastAsia" w:ascii="宋体" w:hAnsi="宋体"/>
         </w:rPr>
         <w:t>第一，型谱结构不够合理。不同型号之间接口、参数、试验流程和保障链条差异较大，重复开发与重复维护问题较突出。</w:t>
       </w:r>
@@ -414,12 +621,12 @@
         <w:ind w:firstLine="420"/>
         <w:jc w:val="left"/>
         <w:rPr>
-          <w:rFonts w:ascii="宋体" w:hAnsi="宋体" w:hint="eastAsia"/>
-        </w:rPr>
-      </w:pPr>
-      <w:r>
-        <w:rPr>
-          <w:rFonts w:ascii="宋体" w:hAnsi="宋体" w:hint="eastAsia"/>
+          <w:rFonts w:hint="eastAsia" w:ascii="宋体" w:hAnsi="宋体"/>
+        </w:rPr>
+      </w:pPr>
+      <w:r>
+        <w:rPr>
+          <w:rFonts w:hint="eastAsia" w:ascii="宋体" w:hAnsi="宋体"/>
         </w:rPr>
         <w:t>第二，增程和制导需求同时抬升。当前任务需求不只强调可靠起爆，还强调远射程与高精度并存，导致推进方式、制导方式、引信控制逻辑需要协同升级。</w:t>
       </w:r>
@@ -430,12 +637,12 @@
         <w:ind w:firstLine="420"/>
         <w:jc w:val="left"/>
         <w:rPr>
-          <w:rFonts w:ascii="宋体" w:hAnsi="宋体" w:hint="eastAsia"/>
-        </w:rPr>
-      </w:pPr>
-      <w:r>
-        <w:rPr>
-          <w:rFonts w:ascii="宋体" w:hAnsi="宋体" w:hint="eastAsia"/>
+          <w:rFonts w:hint="eastAsia" w:ascii="宋体" w:hAnsi="宋体"/>
+        </w:rPr>
+      </w:pPr>
+      <w:r>
+        <w:rPr>
+          <w:rFonts w:hint="eastAsia" w:ascii="宋体" w:hAnsi="宋体"/>
         </w:rPr>
         <w:t>第三，高动态环境下可靠性压力增大。高过载、高旋转、强振动、温差冲击和电磁干扰，都会放大引信器件与判据算法的脆弱环节。</w:t>
       </w:r>
@@ -446,12 +653,12 @@
         <w:ind w:firstLine="420"/>
         <w:jc w:val="left"/>
         <w:rPr>
-          <w:rFonts w:ascii="宋体" w:hAnsi="宋体" w:hint="eastAsia"/>
-        </w:rPr>
-      </w:pPr>
-      <w:r>
-        <w:rPr>
-          <w:rFonts w:ascii="宋体" w:hAnsi="宋体" w:hint="eastAsia"/>
+          <w:rFonts w:hint="eastAsia" w:ascii="宋体" w:hAnsi="宋体"/>
+        </w:rPr>
+      </w:pPr>
+      <w:r>
+        <w:rPr>
+          <w:rFonts w:hint="eastAsia" w:ascii="宋体" w:hAnsi="宋体"/>
         </w:rPr>
         <w:t>第四，信息装填和参数管理标准仍不统一。可编程方向是趋势，但如果没有统一的数据格式、版本追溯和权限控制机制，配置效率和安全边界就难以兼得。</w:t>
       </w:r>
@@ -461,14 +668,14 @@
         <w:spacing w:before="240" w:after="120" w:line="320" w:lineRule="exact"/>
         <w:jc w:val="center"/>
         <w:rPr>
-          <w:rFonts w:ascii="黑体" w:eastAsia="黑体" w:hAnsi="黑体" w:hint="eastAsia"/>
-          <w:b/>
-          <w:sz w:val="28"/>
-        </w:rPr>
-      </w:pPr>
-      <w:r>
-        <w:rPr>
-          <w:rFonts w:ascii="黑体" w:eastAsia="黑体" w:hAnsi="黑体" w:hint="eastAsia"/>
+          <w:rFonts w:hint="eastAsia" w:ascii="黑体" w:hAnsi="黑体" w:eastAsia="黑体"/>
+          <w:b/>
+          <w:sz w:val="28"/>
+        </w:rPr>
+      </w:pPr>
+      <w:r>
+        <w:rPr>
+          <w:rFonts w:hint="eastAsia" w:ascii="黑体" w:hAnsi="黑体" w:eastAsia="黑体"/>
           <w:b/>
           <w:sz w:val="28"/>
         </w:rPr>
@@ -480,14 +687,14 @@
         <w:spacing w:before="120" w:after="80" w:line="320" w:lineRule="exact"/>
         <w:jc w:val="left"/>
         <w:rPr>
-          <w:rFonts w:ascii="黑体" w:eastAsia="黑体" w:hAnsi="黑体" w:hint="eastAsia"/>
-          <w:b/>
-          <w:sz w:val="24"/>
-        </w:rPr>
-      </w:pPr>
-      <w:r>
-        <w:rPr>
-          <w:rFonts w:ascii="黑体" w:eastAsia="黑体" w:hAnsi="黑体" w:hint="eastAsia"/>
+          <w:rFonts w:hint="eastAsia" w:ascii="黑体" w:hAnsi="黑体" w:eastAsia="黑体"/>
+          <w:b/>
+          <w:sz w:val="24"/>
+        </w:rPr>
+      </w:pPr>
+      <w:r>
+        <w:rPr>
+          <w:rFonts w:hint="eastAsia" w:ascii="黑体" w:hAnsi="黑体" w:eastAsia="黑体"/>
           <w:b/>
           <w:sz w:val="24"/>
         </w:rPr>
@@ -500,12 +707,12 @@
         <w:ind w:firstLine="420"/>
         <w:jc w:val="left"/>
         <w:rPr>
-          <w:rFonts w:ascii="宋体" w:hAnsi="宋体" w:hint="eastAsia"/>
-        </w:rPr>
-      </w:pPr>
-      <w:r>
-        <w:rPr>
-          <w:rFonts w:ascii="宋体" w:hAnsi="宋体" w:hint="eastAsia"/>
+          <w:rFonts w:hint="eastAsia" w:ascii="宋体" w:hAnsi="宋体"/>
+        </w:rPr>
+      </w:pPr>
+      <w:r>
+        <w:rPr>
+          <w:rFonts w:hint="eastAsia" w:ascii="宋体" w:hAnsi="宋体"/>
         </w:rPr>
         <w:t>现阶段最紧迫的不是再增加新型号数量，而是提升通用平台覆盖率。面对 16 类、400 余种弹药并行保障，一弹一引信会持续抬高研制、试验、生产和维护成本。推进型号统型和火工品统型，是降低体系复杂度的基础工程。</w:t>
       </w:r>
@@ -515,14 +722,14 @@
         <w:spacing w:before="120" w:after="80" w:line="320" w:lineRule="exact"/>
         <w:jc w:val="left"/>
         <w:rPr>
-          <w:rFonts w:ascii="黑体" w:eastAsia="黑体" w:hAnsi="黑体" w:hint="eastAsia"/>
-          <w:b/>
-          <w:sz w:val="24"/>
-        </w:rPr>
-      </w:pPr>
-      <w:r>
-        <w:rPr>
-          <w:rFonts w:ascii="黑体" w:eastAsia="黑体" w:hAnsi="黑体" w:hint="eastAsia"/>
+          <w:rFonts w:hint="eastAsia" w:ascii="黑体" w:hAnsi="黑体" w:eastAsia="黑体"/>
+          <w:b/>
+          <w:sz w:val="24"/>
+        </w:rPr>
+      </w:pPr>
+      <w:r>
+        <w:rPr>
+          <w:rFonts w:hint="eastAsia" w:ascii="黑体" w:hAnsi="黑体" w:eastAsia="黑体"/>
           <w:b/>
           <w:sz w:val="24"/>
         </w:rPr>
@@ -535,12 +742,12 @@
         <w:ind w:firstLine="420"/>
         <w:jc w:val="left"/>
         <w:rPr>
-          <w:rFonts w:ascii="宋体" w:hAnsi="宋体" w:hint="eastAsia"/>
-        </w:rPr>
-      </w:pPr>
-      <w:r>
-        <w:rPr>
-          <w:rFonts w:ascii="宋体" w:hAnsi="宋体" w:hint="eastAsia"/>
+          <w:rFonts w:hint="eastAsia" w:ascii="宋体" w:hAnsi="宋体"/>
+        </w:rPr>
+      </w:pPr>
+      <w:r>
+        <w:rPr>
+          <w:rFonts w:hint="eastAsia" w:ascii="宋体" w:hAnsi="宋体"/>
         </w:rPr>
         <w:t>材料中提到的人增程技术、电磁发射、液体发射药、底排增程、滑翔、增程发动机和复合增程，实际上构成一条完整的增程技术链。其中短板比较明确：</w:t>
       </w:r>
@@ -551,12 +758,12 @@
         <w:ind w:firstLine="420"/>
         <w:jc w:val="left"/>
         <w:rPr>
-          <w:rFonts w:ascii="宋体" w:hAnsi="宋体" w:hint="eastAsia"/>
-        </w:rPr>
-      </w:pPr>
-      <w:r>
-        <w:rPr>
-          <w:rFonts w:ascii="宋体" w:hAnsi="宋体" w:hint="eastAsia"/>
+          <w:rFonts w:hint="eastAsia" w:ascii="宋体" w:hAnsi="宋体"/>
+        </w:rPr>
+      </w:pPr>
+      <w:r>
+        <w:rPr>
+          <w:rFonts w:hint="eastAsia" w:ascii="宋体" w:hAnsi="宋体"/>
         </w:rPr>
         <w:t>底排增程方向，点火一致性仍有波动。</w:t>
       </w:r>
@@ -567,12 +774,12 @@
         <w:ind w:firstLine="420"/>
         <w:jc w:val="left"/>
         <w:rPr>
-          <w:rFonts w:ascii="宋体" w:hAnsi="宋体" w:hint="eastAsia"/>
-        </w:rPr>
-      </w:pPr>
-      <w:r>
-        <w:rPr>
-          <w:rFonts w:ascii="宋体" w:hAnsi="宋体" w:hint="eastAsia"/>
+          <w:rFonts w:hint="eastAsia" w:ascii="宋体" w:hAnsi="宋体"/>
+        </w:rPr>
+      </w:pPr>
+      <w:r>
+        <w:rPr>
+          <w:rFonts w:hint="eastAsia" w:ascii="宋体" w:hAnsi="宋体"/>
         </w:rPr>
         <w:t>底排药柱燃烧规律研究仍需加强，导致工况适应性不足。</w:t>
       </w:r>
@@ -583,12 +790,12 @@
         <w:ind w:firstLine="420"/>
         <w:jc w:val="left"/>
         <w:rPr>
-          <w:rFonts w:ascii="宋体" w:hAnsi="宋体" w:hint="eastAsia"/>
-        </w:rPr>
-      </w:pPr>
-      <w:r>
-        <w:rPr>
-          <w:rFonts w:ascii="宋体" w:hAnsi="宋体" w:hint="eastAsia"/>
+          <w:rFonts w:hint="eastAsia" w:ascii="宋体" w:hAnsi="宋体"/>
+        </w:rPr>
+      </w:pPr>
+      <w:r>
+        <w:rPr>
+          <w:rFonts w:hint="eastAsia" w:ascii="宋体" w:hAnsi="宋体"/>
         </w:rPr>
         <w:t>复合增程方案在推进、控制与引信触发之间的协同设计还需深化。</w:t>
       </w:r>
@@ -599,12 +806,12 @@
         <w:ind w:firstLine="420"/>
         <w:jc w:val="left"/>
         <w:rPr>
-          <w:rFonts w:ascii="宋体" w:hAnsi="宋体" w:hint="eastAsia"/>
-        </w:rPr>
-      </w:pPr>
-      <w:r>
-        <w:rPr>
-          <w:rFonts w:ascii="宋体" w:hAnsi="宋体" w:hint="eastAsia"/>
+          <w:rFonts w:hint="eastAsia" w:ascii="宋体" w:hAnsi="宋体"/>
+        </w:rPr>
+      </w:pPr>
+      <w:r>
+        <w:rPr>
+          <w:rFonts w:hint="eastAsia" w:ascii="宋体" w:hAnsi="宋体"/>
         </w:rPr>
         <w:t>这些问题说明增程不是某个器件的单点问题，而是推进方式、发射环境、引信判据和末段控制的系统协同问题。</w:t>
       </w:r>
@@ -614,14 +821,14 @@
         <w:spacing w:before="120" w:after="80" w:line="320" w:lineRule="exact"/>
         <w:jc w:val="left"/>
         <w:rPr>
-          <w:rFonts w:ascii="黑体" w:eastAsia="黑体" w:hAnsi="黑体" w:hint="eastAsia"/>
-          <w:b/>
-          <w:sz w:val="24"/>
-        </w:rPr>
-      </w:pPr>
-      <w:r>
-        <w:rPr>
-          <w:rFonts w:ascii="黑体" w:eastAsia="黑体" w:hAnsi="黑体" w:hint="eastAsia"/>
+          <w:rFonts w:hint="eastAsia" w:ascii="黑体" w:hAnsi="黑体" w:eastAsia="黑体"/>
+          <w:b/>
+          <w:sz w:val="24"/>
+        </w:rPr>
+      </w:pPr>
+      <w:r>
+        <w:rPr>
+          <w:rFonts w:hint="eastAsia" w:ascii="黑体" w:hAnsi="黑体" w:eastAsia="黑体"/>
           <w:b/>
           <w:sz w:val="24"/>
         </w:rPr>
@@ -634,12 +841,12 @@
         <w:ind w:firstLine="420"/>
         <w:jc w:val="left"/>
         <w:rPr>
-          <w:rFonts w:ascii="宋体" w:hAnsi="宋体" w:hint="eastAsia"/>
-        </w:rPr>
-      </w:pPr>
-      <w:r>
-        <w:rPr>
-          <w:rFonts w:ascii="宋体" w:hAnsi="宋体" w:hint="eastAsia"/>
+          <w:rFonts w:hint="eastAsia" w:ascii="宋体" w:hAnsi="宋体"/>
+        </w:rPr>
+      </w:pPr>
+      <w:r>
+        <w:rPr>
+          <w:rFonts w:hint="eastAsia" w:ascii="宋体" w:hAnsi="宋体"/>
         </w:rPr>
         <w:t>激光末制导导弹方向，材料反映出掉弹和高原命中率偏低等现象，核心矛盾是复杂环境下解算与控制的稳定性。激光半主动制导方向，主要问题在射程和稳定性平衡。激光驾束制导在特定场景下仍有价值，但对直瞄条件依赖较强，平台暴露风险相对更高。</w:t>
       </w:r>
@@ -650,12 +857,12 @@
         <w:ind w:firstLine="420"/>
         <w:jc w:val="left"/>
         <w:rPr>
-          <w:rFonts w:ascii="宋体" w:hAnsi="宋体" w:hint="eastAsia"/>
-        </w:rPr>
-      </w:pPr>
-      <w:r>
-        <w:rPr>
-          <w:rFonts w:ascii="宋体" w:hAnsi="宋体" w:hint="eastAsia"/>
+          <w:rFonts w:hint="eastAsia" w:ascii="宋体" w:hAnsi="宋体"/>
+        </w:rPr>
+      </w:pPr>
+      <w:r>
+        <w:rPr>
+          <w:rFonts w:hint="eastAsia" w:ascii="宋体" w:hAnsi="宋体"/>
         </w:rPr>
         <w:t>从工程角度看，上述问题本质上都指向同一件事：制导链路在复杂环境中的稳健性不足，尤其是计算速度、抗干扰和控制余度配置仍需提升。</w:t>
       </w:r>
@@ -665,14 +872,14 @@
         <w:spacing w:before="120" w:after="80" w:line="320" w:lineRule="exact"/>
         <w:jc w:val="left"/>
         <w:rPr>
-          <w:rFonts w:ascii="黑体" w:eastAsia="黑体" w:hAnsi="黑体" w:hint="eastAsia"/>
-          <w:b/>
-          <w:sz w:val="24"/>
-        </w:rPr>
-      </w:pPr>
-      <w:r>
-        <w:rPr>
-          <w:rFonts w:ascii="黑体" w:eastAsia="黑体" w:hAnsi="黑体" w:hint="eastAsia"/>
+          <w:rFonts w:hint="eastAsia" w:ascii="黑体" w:hAnsi="黑体" w:eastAsia="黑体"/>
+          <w:b/>
+          <w:sz w:val="24"/>
+        </w:rPr>
+      </w:pPr>
+      <w:r>
+        <w:rPr>
+          <w:rFonts w:hint="eastAsia" w:ascii="黑体" w:hAnsi="黑体" w:eastAsia="黑体"/>
           <w:b/>
           <w:sz w:val="24"/>
         </w:rPr>
@@ -685,12 +892,12 @@
         <w:ind w:firstLine="420"/>
         <w:jc w:val="left"/>
         <w:rPr>
-          <w:rFonts w:ascii="宋体" w:hAnsi="宋体" w:hint="eastAsia"/>
-        </w:rPr>
-      </w:pPr>
-      <w:r>
-        <w:rPr>
-          <w:rFonts w:ascii="宋体" w:hAnsi="宋体" w:hint="eastAsia"/>
+          <w:rFonts w:hint="eastAsia" w:ascii="宋体" w:hAnsi="宋体"/>
+        </w:rPr>
+      </w:pPr>
+      <w:r>
+        <w:rPr>
+          <w:rFonts w:hint="eastAsia" w:ascii="宋体" w:hAnsi="宋体"/>
         </w:rPr>
         <w:t>卫星/惯性复合是提升中远程精度的重要路径，但材料显示抗干扰能力和精度稳定性仍有短板。例如某型最大射程下 CEP 约 50 m 未达预期，说明精度不仅取决于静态定位精度，还受干扰环境、误差传播和弹道修正能力共同影响。</w:t>
       </w:r>
@@ -700,14 +907,14 @@
         <w:spacing w:before="120" w:after="80" w:line="320" w:lineRule="exact"/>
         <w:jc w:val="left"/>
         <w:rPr>
-          <w:rFonts w:ascii="黑体" w:eastAsia="黑体" w:hAnsi="黑体" w:hint="eastAsia"/>
-          <w:b/>
-          <w:sz w:val="24"/>
-        </w:rPr>
-      </w:pPr>
-      <w:r>
-        <w:rPr>
-          <w:rFonts w:ascii="黑体" w:eastAsia="黑体" w:hAnsi="黑体" w:hint="eastAsia"/>
+          <w:rFonts w:hint="eastAsia" w:ascii="黑体" w:hAnsi="黑体" w:eastAsia="黑体"/>
+          <w:b/>
+          <w:sz w:val="24"/>
+        </w:rPr>
+      </w:pPr>
+      <w:r>
+        <w:rPr>
+          <w:rFonts w:hint="eastAsia" w:ascii="黑体" w:hAnsi="黑体" w:eastAsia="黑体"/>
           <w:b/>
           <w:sz w:val="24"/>
         </w:rPr>
@@ -720,12 +927,12 @@
         <w:ind w:firstLine="420"/>
         <w:jc w:val="left"/>
         <w:rPr>
-          <w:rFonts w:ascii="宋体" w:hAnsi="宋体" w:hint="eastAsia"/>
-        </w:rPr>
-      </w:pPr>
-      <w:r>
-        <w:rPr>
-          <w:rFonts w:ascii="宋体" w:hAnsi="宋体" w:hint="eastAsia"/>
+          <w:rFonts w:hint="eastAsia" w:ascii="宋体" w:hAnsi="宋体"/>
+        </w:rPr>
+      </w:pPr>
+      <w:r>
+        <w:rPr>
+          <w:rFonts w:hint="eastAsia" w:ascii="宋体" w:hAnsi="宋体"/>
         </w:rPr>
         <w:t>155 弹道修正引信是典型高难方向。其关键难点在于高过载和高旋转工况下，器件可靠性、封装强度和控制算法要同时满足要求。若只优化单个环节，实际批量应用效果往往不稳定。</w:t>
       </w:r>
@@ -735,14 +942,14 @@
         <w:spacing w:before="120" w:after="80" w:line="320" w:lineRule="exact"/>
         <w:jc w:val="left"/>
         <w:rPr>
-          <w:rFonts w:ascii="黑体" w:eastAsia="黑体" w:hAnsi="黑体" w:hint="eastAsia"/>
-          <w:b/>
-          <w:sz w:val="24"/>
-        </w:rPr>
-      </w:pPr>
-      <w:r>
-        <w:rPr>
-          <w:rFonts w:ascii="黑体" w:eastAsia="黑体" w:hAnsi="黑体" w:hint="eastAsia"/>
+          <w:rFonts w:hint="eastAsia" w:ascii="黑体" w:hAnsi="黑体" w:eastAsia="黑体"/>
+          <w:b/>
+          <w:sz w:val="24"/>
+        </w:rPr>
+      </w:pPr>
+      <w:r>
+        <w:rPr>
+          <w:rFonts w:hint="eastAsia" w:ascii="黑体" w:hAnsi="黑体" w:eastAsia="黑体"/>
           <w:b/>
           <w:sz w:val="24"/>
         </w:rPr>
@@ -755,12 +962,12 @@
         <w:ind w:firstLine="420"/>
         <w:jc w:val="left"/>
         <w:rPr>
-          <w:rFonts w:ascii="宋体" w:hAnsi="宋体" w:hint="eastAsia"/>
-        </w:rPr>
-      </w:pPr>
-      <w:r>
-        <w:rPr>
-          <w:rFonts w:ascii="宋体" w:hAnsi="宋体" w:hint="eastAsia"/>
+          <w:rFonts w:hint="eastAsia" w:ascii="宋体" w:hAnsi="宋体"/>
+        </w:rPr>
+      </w:pPr>
+      <w:r>
+        <w:rPr>
+          <w:rFonts w:hint="eastAsia" w:ascii="宋体" w:hAnsi="宋体"/>
         </w:rPr>
         <w:t>多束定向预制破片弹与可编程电子时引信反映了作用方式由固定向可控演进。当前材料显示时引精度有一定基础，但可靠性仍是短板。威力可控和起爆点可控能力要真正落地，前提是参数装填、任务配置和安全机制标准化。</w:t>
       </w:r>
@@ -770,14 +977,14 @@
         <w:spacing w:before="120" w:after="80" w:line="320" w:lineRule="exact"/>
         <w:jc w:val="left"/>
         <w:rPr>
-          <w:rFonts w:ascii="黑体" w:eastAsia="黑体" w:hAnsi="黑体" w:hint="eastAsia"/>
-          <w:b/>
-          <w:sz w:val="24"/>
-        </w:rPr>
-      </w:pPr>
-      <w:r>
-        <w:rPr>
-          <w:rFonts w:ascii="黑体" w:eastAsia="黑体" w:hAnsi="黑体" w:hint="eastAsia"/>
+          <w:rFonts w:hint="eastAsia" w:ascii="黑体" w:hAnsi="黑体" w:eastAsia="黑体"/>
+          <w:b/>
+          <w:sz w:val="24"/>
+        </w:rPr>
+      </w:pPr>
+      <w:r>
+        <w:rPr>
+          <w:rFonts w:hint="eastAsia" w:ascii="黑体" w:hAnsi="黑体" w:eastAsia="黑体"/>
           <w:b/>
           <w:sz w:val="24"/>
         </w:rPr>
@@ -790,12 +997,12 @@
         <w:ind w:firstLine="420"/>
         <w:jc w:val="left"/>
         <w:rPr>
-          <w:rFonts w:ascii="宋体" w:hAnsi="宋体" w:hint="eastAsia"/>
-        </w:rPr>
-      </w:pPr>
-      <w:r>
-        <w:rPr>
-          <w:rFonts w:ascii="宋体" w:hAnsi="宋体" w:hint="eastAsia"/>
+          <w:rFonts w:hint="eastAsia" w:ascii="宋体" w:hAnsi="宋体"/>
+        </w:rPr>
+      </w:pPr>
+      <w:r>
+        <w:rPr>
+          <w:rFonts w:hint="eastAsia" w:ascii="宋体" w:hAnsi="宋体"/>
         </w:rPr>
         <w:t>侦察—打击—评估一体化、巡飞弹与蜂群化应用等新场景，对引信提出更高的信息输入与自主判据要求。引信装填技术和信息接口能力如果不统一，会直接限制体系协同效率。</w:t>
       </w:r>
@@ -806,12 +1013,12 @@
         <w:ind w:firstLine="420"/>
         <w:jc w:val="left"/>
         <w:rPr>
-          <w:rFonts w:ascii="宋体" w:hAnsi="宋体" w:hint="eastAsia"/>
-        </w:rPr>
-      </w:pPr>
-      <w:r>
-        <w:rPr>
-          <w:rFonts w:ascii="宋体" w:hAnsi="宋体" w:hint="eastAsia"/>
+          <w:rFonts w:hint="eastAsia" w:ascii="宋体" w:hAnsi="宋体"/>
+        </w:rPr>
+      </w:pPr>
+      <w:r>
+        <w:rPr>
+          <w:rFonts w:hint="eastAsia" w:ascii="宋体" w:hAnsi="宋体"/>
         </w:rPr>
         <w:t>此外，材料中提到新能源电池和分布式嵌入引信，这代表了未来方向：引信能力将更深度地嵌入弹药系统，而不是作为外加部件单独优化。</w:t>
       </w:r>
@@ -821,14 +1028,14 @@
         <w:spacing w:before="240" w:after="120" w:line="320" w:lineRule="exact"/>
         <w:jc w:val="center"/>
         <w:rPr>
-          <w:rFonts w:ascii="黑体" w:eastAsia="黑体" w:hAnsi="黑体" w:hint="eastAsia"/>
-          <w:b/>
-          <w:sz w:val="28"/>
-        </w:rPr>
-      </w:pPr>
-      <w:r>
-        <w:rPr>
-          <w:rFonts w:ascii="黑体" w:eastAsia="黑体" w:hAnsi="黑体" w:hint="eastAsia"/>
+          <w:rFonts w:hint="eastAsia" w:ascii="黑体" w:hAnsi="黑体" w:eastAsia="黑体"/>
+          <w:b/>
+          <w:sz w:val="28"/>
+        </w:rPr>
+      </w:pPr>
+      <w:r>
+        <w:rPr>
+          <w:rFonts w:hint="eastAsia" w:ascii="黑体" w:hAnsi="黑体" w:eastAsia="黑体"/>
           <w:b/>
           <w:sz w:val="28"/>
         </w:rPr>
@@ -840,14 +1047,14 @@
         <w:spacing w:before="120" w:after="80" w:line="320" w:lineRule="exact"/>
         <w:jc w:val="left"/>
         <w:rPr>
-          <w:rFonts w:ascii="黑体" w:eastAsia="黑体" w:hAnsi="黑体" w:hint="eastAsia"/>
-          <w:b/>
-          <w:sz w:val="24"/>
-        </w:rPr>
-      </w:pPr>
-      <w:r>
-        <w:rPr>
-          <w:rFonts w:ascii="黑体" w:eastAsia="黑体" w:hAnsi="黑体" w:hint="eastAsia"/>
+          <w:rFonts w:hint="eastAsia" w:ascii="黑体" w:hAnsi="黑体" w:eastAsia="黑体"/>
+          <w:b/>
+          <w:sz w:val="24"/>
+        </w:rPr>
+      </w:pPr>
+      <w:r>
+        <w:rPr>
+          <w:rFonts w:hint="eastAsia" w:ascii="黑体" w:hAnsi="黑体" w:eastAsia="黑体"/>
           <w:b/>
           <w:sz w:val="24"/>
         </w:rPr>
@@ -860,12 +1067,12 @@
         <w:ind w:firstLine="420"/>
         <w:jc w:val="left"/>
         <w:rPr>
-          <w:rFonts w:ascii="宋体" w:hAnsi="宋体" w:hint="eastAsia"/>
-        </w:rPr>
-      </w:pPr>
-      <w:r>
-        <w:rPr>
-          <w:rFonts w:ascii="宋体" w:hAnsi="宋体" w:hint="eastAsia"/>
+          <w:rFonts w:hint="eastAsia" w:ascii="宋体" w:hAnsi="宋体"/>
+        </w:rPr>
+      </w:pPr>
+      <w:r>
+        <w:rPr>
+          <w:rFonts w:hint="eastAsia" w:ascii="宋体" w:hAnsi="宋体"/>
         </w:rPr>
         <w:t>本文从四个维度比较我国与国外先进水平：</w:t>
       </w:r>
@@ -876,12 +1083,12 @@
         <w:ind w:firstLine="420"/>
         <w:jc w:val="left"/>
         <w:rPr>
-          <w:rFonts w:ascii="宋体" w:hAnsi="宋体" w:hint="eastAsia"/>
-        </w:rPr>
-      </w:pPr>
-      <w:r>
-        <w:rPr>
-          <w:rFonts w:ascii="宋体" w:hAnsi="宋体" w:hint="eastAsia"/>
+          <w:rFonts w:hint="eastAsia" w:ascii="宋体" w:hAnsi="宋体"/>
+        </w:rPr>
+      </w:pPr>
+      <w:r>
+        <w:rPr>
+          <w:rFonts w:hint="eastAsia" w:ascii="宋体" w:hAnsi="宋体"/>
         </w:rPr>
         <w:t>1）体系化程度：跨平台复用和模块化能力；</w:t>
       </w:r>
@@ -892,12 +1099,12 @@
         <w:ind w:firstLine="420"/>
         <w:jc w:val="left"/>
         <w:rPr>
-          <w:rFonts w:ascii="宋体" w:hAnsi="宋体" w:hint="eastAsia"/>
-        </w:rPr>
-      </w:pPr>
-      <w:r>
-        <w:rPr>
-          <w:rFonts w:ascii="宋体" w:hAnsi="宋体" w:hint="eastAsia"/>
+          <w:rFonts w:hint="eastAsia" w:ascii="宋体" w:hAnsi="宋体"/>
+        </w:rPr>
+      </w:pPr>
+      <w:r>
+        <w:rPr>
+          <w:rFonts w:hint="eastAsia" w:ascii="宋体" w:hAnsi="宋体"/>
         </w:rPr>
         <w:t>2）工程成熟度：批量一致性和可靠性验证深度；</w:t>
       </w:r>
@@ -908,12 +1115,12 @@
         <w:ind w:firstLine="420"/>
         <w:jc w:val="left"/>
         <w:rPr>
-          <w:rFonts w:ascii="宋体" w:hAnsi="宋体" w:hint="eastAsia"/>
-        </w:rPr>
-      </w:pPr>
-      <w:r>
-        <w:rPr>
-          <w:rFonts w:ascii="宋体" w:hAnsi="宋体" w:hint="eastAsia"/>
+          <w:rFonts w:hint="eastAsia" w:ascii="宋体" w:hAnsi="宋体"/>
+        </w:rPr>
+      </w:pPr>
+      <w:r>
+        <w:rPr>
+          <w:rFonts w:hint="eastAsia" w:ascii="宋体" w:hAnsi="宋体"/>
         </w:rPr>
         <w:t>3）信息化水平：可编程配置、参数管理和抗干扰；</w:t>
       </w:r>
@@ -924,12 +1131,12 @@
         <w:ind w:firstLine="420"/>
         <w:jc w:val="left"/>
         <w:rPr>
-          <w:rFonts w:ascii="宋体" w:hAnsi="宋体" w:hint="eastAsia"/>
-        </w:rPr>
-      </w:pPr>
-      <w:r>
-        <w:rPr>
-          <w:rFonts w:ascii="宋体" w:hAnsi="宋体" w:hint="eastAsia"/>
+          <w:rFonts w:hint="eastAsia" w:ascii="宋体" w:hAnsi="宋体"/>
+        </w:rPr>
+      </w:pPr>
+      <w:r>
+        <w:rPr>
+          <w:rFonts w:hint="eastAsia" w:ascii="宋体" w:hAnsi="宋体"/>
         </w:rPr>
         <w:t>4）保障能力：在役维护、升级和数据回流效率。</w:t>
       </w:r>
@@ -939,14 +1146,14 @@
         <w:spacing w:before="120" w:after="80" w:line="320" w:lineRule="exact"/>
         <w:jc w:val="left"/>
         <w:rPr>
-          <w:rFonts w:ascii="黑体" w:eastAsia="黑体" w:hAnsi="黑体" w:hint="eastAsia"/>
-          <w:b/>
-          <w:sz w:val="24"/>
-        </w:rPr>
-      </w:pPr>
-      <w:r>
-        <w:rPr>
-          <w:rFonts w:ascii="黑体" w:eastAsia="黑体" w:hAnsi="黑体" w:hint="eastAsia"/>
+          <w:rFonts w:hint="eastAsia" w:ascii="黑体" w:hAnsi="黑体" w:eastAsia="黑体"/>
+          <w:b/>
+          <w:sz w:val="24"/>
+        </w:rPr>
+      </w:pPr>
+      <w:r>
+        <w:rPr>
+          <w:rFonts w:hint="eastAsia" w:ascii="黑体" w:hAnsi="黑体" w:eastAsia="黑体"/>
           <w:b/>
           <w:sz w:val="24"/>
         </w:rPr>
@@ -959,12 +1166,12 @@
         <w:ind w:firstLine="420"/>
         <w:jc w:val="left"/>
         <w:rPr>
-          <w:rFonts w:ascii="宋体" w:hAnsi="宋体" w:hint="eastAsia"/>
-        </w:rPr>
-      </w:pPr>
-      <w:r>
-        <w:rPr>
-          <w:rFonts w:ascii="宋体" w:hAnsi="宋体" w:hint="eastAsia"/>
+          <w:rFonts w:hint="eastAsia" w:ascii="宋体" w:hAnsi="宋体"/>
+        </w:rPr>
+      </w:pPr>
+      <w:r>
+        <w:rPr>
+          <w:rFonts w:hint="eastAsia" w:ascii="宋体" w:hAnsi="宋体"/>
         </w:rPr>
         <w:t>公开资料显示，国外先进体系的优势不仅是某项指标领先，更重要的是工程组织能力较完整，具体体现在：</w:t>
       </w:r>
@@ -975,12 +1182,12 @@
         <w:ind w:firstLine="420"/>
         <w:jc w:val="left"/>
         <w:rPr>
-          <w:rFonts w:ascii="宋体" w:hAnsi="宋体" w:hint="eastAsia"/>
-        </w:rPr>
-      </w:pPr>
-      <w:r>
-        <w:rPr>
-          <w:rFonts w:ascii="宋体" w:hAnsi="宋体" w:hint="eastAsia"/>
+          <w:rFonts w:hint="eastAsia" w:ascii="宋体" w:hAnsi="宋体"/>
+        </w:rPr>
+      </w:pPr>
+      <w:r>
+        <w:rPr>
+          <w:rFonts w:hint="eastAsia" w:ascii="宋体" w:hAnsi="宋体"/>
         </w:rPr>
         <w:t>标准体系成熟，接口和试验规范统一度高。</w:t>
       </w:r>
@@ -991,12 +1198,12 @@
         <w:ind w:firstLine="420"/>
         <w:jc w:val="left"/>
         <w:rPr>
-          <w:rFonts w:ascii="宋体" w:hAnsi="宋体" w:hint="eastAsia"/>
-        </w:rPr>
-      </w:pPr>
-      <w:r>
-        <w:rPr>
-          <w:rFonts w:ascii="宋体" w:hAnsi="宋体" w:hint="eastAsia"/>
+          <w:rFonts w:hint="eastAsia" w:ascii="宋体" w:hAnsi="宋体"/>
+        </w:rPr>
+      </w:pPr>
+      <w:r>
+        <w:rPr>
+          <w:rFonts w:hint="eastAsia" w:ascii="宋体" w:hAnsi="宋体"/>
         </w:rPr>
         <w:t>平台化程度高，跨型号复用效率较好。</w:t>
       </w:r>
@@ -1007,12 +1214,12 @@
         <w:ind w:firstLine="420"/>
         <w:jc w:val="left"/>
         <w:rPr>
-          <w:rFonts w:ascii="宋体" w:hAnsi="宋体" w:hint="eastAsia"/>
-        </w:rPr>
-      </w:pPr>
-      <w:r>
-        <w:rPr>
-          <w:rFonts w:ascii="宋体" w:hAnsi="宋体" w:hint="eastAsia"/>
+          <w:rFonts w:hint="eastAsia" w:ascii="宋体" w:hAnsi="宋体"/>
+        </w:rPr>
+      </w:pPr>
+      <w:r>
+        <w:rPr>
+          <w:rFonts w:hint="eastAsia" w:ascii="宋体" w:hAnsi="宋体"/>
         </w:rPr>
         <w:t>可靠性工程扎实，批产一致性控制更稳定。</w:t>
       </w:r>
@@ -1023,12 +1230,12 @@
         <w:ind w:firstLine="420"/>
         <w:jc w:val="left"/>
         <w:rPr>
-          <w:rFonts w:ascii="宋体" w:hAnsi="宋体" w:hint="eastAsia"/>
-        </w:rPr>
-      </w:pPr>
-      <w:r>
-        <w:rPr>
-          <w:rFonts w:ascii="宋体" w:hAnsi="宋体" w:hint="eastAsia"/>
+          <w:rFonts w:hint="eastAsia" w:ascii="宋体" w:hAnsi="宋体"/>
+        </w:rPr>
+      </w:pPr>
+      <w:r>
+        <w:rPr>
+          <w:rFonts w:hint="eastAsia" w:ascii="宋体" w:hAnsi="宋体"/>
         </w:rPr>
         <w:t>在役数据回流机制较完善，问题修复与迭代节奏更快。</w:t>
       </w:r>
@@ -1038,14 +1245,14 @@
         <w:spacing w:before="120" w:after="80" w:line="320" w:lineRule="exact"/>
         <w:jc w:val="left"/>
         <w:rPr>
-          <w:rFonts w:ascii="黑体" w:eastAsia="黑体" w:hAnsi="黑体" w:hint="eastAsia"/>
-          <w:b/>
-          <w:sz w:val="24"/>
-        </w:rPr>
-      </w:pPr>
-      <w:r>
-        <w:rPr>
-          <w:rFonts w:ascii="黑体" w:eastAsia="黑体" w:hAnsi="黑体" w:hint="eastAsia"/>
+          <w:rFonts w:hint="eastAsia" w:ascii="黑体" w:hAnsi="黑体" w:eastAsia="黑体"/>
+          <w:b/>
+          <w:sz w:val="24"/>
+        </w:rPr>
+      </w:pPr>
+      <w:r>
+        <w:rPr>
+          <w:rFonts w:hint="eastAsia" w:ascii="黑体" w:hAnsi="黑体" w:eastAsia="黑体"/>
           <w:b/>
           <w:sz w:val="24"/>
         </w:rPr>
@@ -1058,12 +1265,12 @@
         <w:ind w:firstLine="420"/>
         <w:jc w:val="left"/>
         <w:rPr>
-          <w:rFonts w:ascii="宋体" w:hAnsi="宋体" w:hint="eastAsia"/>
-        </w:rPr>
-      </w:pPr>
-      <w:r>
-        <w:rPr>
-          <w:rFonts w:ascii="宋体" w:hAnsi="宋体" w:hint="eastAsia"/>
+          <w:rFonts w:hint="eastAsia" w:ascii="宋体" w:hAnsi="宋体"/>
+        </w:rPr>
+      </w:pPr>
+      <w:r>
+        <w:rPr>
+          <w:rFonts w:hint="eastAsia" w:ascii="宋体" w:hAnsi="宋体"/>
         </w:rPr>
         <w:t>我国在电子化、可编程化和任务适配方向已有明显进展，局部方向具备并跑基础。但仍存在阶段差距：</w:t>
       </w:r>
@@ -1074,12 +1281,12 @@
         <w:ind w:firstLine="420"/>
         <w:jc w:val="left"/>
         <w:rPr>
-          <w:rFonts w:ascii="宋体" w:hAnsi="宋体" w:hint="eastAsia"/>
-        </w:rPr>
-      </w:pPr>
-      <w:r>
-        <w:rPr>
-          <w:rFonts w:ascii="宋体" w:hAnsi="宋体" w:hint="eastAsia"/>
+          <w:rFonts w:hint="eastAsia" w:ascii="宋体" w:hAnsi="宋体"/>
+        </w:rPr>
+      </w:pPr>
+      <w:r>
+        <w:rPr>
+          <w:rFonts w:hint="eastAsia" w:ascii="宋体" w:hAnsi="宋体"/>
         </w:rPr>
         <w:t>通用平台覆盖率仍偏低。</w:t>
       </w:r>
@@ -1090,12 +1297,12 @@
         <w:ind w:firstLine="420"/>
         <w:jc w:val="left"/>
         <w:rPr>
-          <w:rFonts w:ascii="宋体" w:hAnsi="宋体" w:hint="eastAsia"/>
-        </w:rPr>
-      </w:pPr>
-      <w:r>
-        <w:rPr>
-          <w:rFonts w:ascii="宋体" w:hAnsi="宋体" w:hint="eastAsia"/>
+          <w:rFonts w:hint="eastAsia" w:ascii="宋体" w:hAnsi="宋体"/>
+        </w:rPr>
+      </w:pPr>
+      <w:r>
+        <w:rPr>
+          <w:rFonts w:hint="eastAsia" w:ascii="宋体" w:hAnsi="宋体"/>
         </w:rPr>
         <w:t>批量一致性与长期稳定性仍需提升。</w:t>
       </w:r>
@@ -1106,12 +1313,12 @@
         <w:ind w:firstLine="420"/>
         <w:jc w:val="left"/>
         <w:rPr>
-          <w:rFonts w:ascii="宋体" w:hAnsi="宋体" w:hint="eastAsia"/>
-        </w:rPr>
-      </w:pPr>
-      <w:r>
-        <w:rPr>
-          <w:rFonts w:ascii="宋体" w:hAnsi="宋体" w:hint="eastAsia"/>
+          <w:rFonts w:hint="eastAsia" w:ascii="宋体" w:hAnsi="宋体"/>
+        </w:rPr>
+      </w:pPr>
+      <w:r>
+        <w:rPr>
+          <w:rFonts w:hint="eastAsia" w:ascii="宋体" w:hAnsi="宋体"/>
         </w:rPr>
         <w:t>在役问题到设计改进的闭环效率仍需增强。</w:t>
       </w:r>
@@ -1122,12 +1329,12 @@
         <w:ind w:firstLine="420"/>
         <w:jc w:val="left"/>
         <w:rPr>
-          <w:rFonts w:ascii="宋体" w:hAnsi="宋体" w:hint="eastAsia"/>
-        </w:rPr>
-      </w:pPr>
-      <w:r>
-        <w:rPr>
-          <w:rFonts w:ascii="宋体" w:hAnsi="宋体" w:hint="eastAsia"/>
+          <w:rFonts w:hint="eastAsia" w:ascii="宋体" w:hAnsi="宋体"/>
+        </w:rPr>
+      </w:pPr>
+      <w:r>
+        <w:rPr>
+          <w:rFonts w:hint="eastAsia" w:ascii="宋体" w:hAnsi="宋体"/>
         </w:rPr>
         <w:t>同时，我国具有需求牵引强、应用场景多、工程迭代快的优势，这些条件对后续追赶非常关键。</w:t>
       </w:r>
@@ -1137,14 +1344,14 @@
         <w:spacing w:before="240" w:after="120" w:line="320" w:lineRule="exact"/>
         <w:jc w:val="center"/>
         <w:rPr>
-          <w:rFonts w:ascii="黑体" w:eastAsia="黑体" w:hAnsi="黑体" w:hint="eastAsia"/>
-          <w:b/>
-          <w:sz w:val="28"/>
-        </w:rPr>
-      </w:pPr>
-      <w:r>
-        <w:rPr>
-          <w:rFonts w:ascii="黑体" w:eastAsia="黑体" w:hAnsi="黑体" w:hint="eastAsia"/>
+          <w:rFonts w:hint="eastAsia" w:ascii="黑体" w:hAnsi="黑体" w:eastAsia="黑体"/>
+          <w:b/>
+          <w:sz w:val="28"/>
+        </w:rPr>
+      </w:pPr>
+      <w:r>
+        <w:rPr>
+          <w:rFonts w:hint="eastAsia" w:ascii="黑体" w:hAnsi="黑体" w:eastAsia="黑体"/>
           <w:b/>
           <w:sz w:val="28"/>
         </w:rPr>
@@ -1157,12 +1364,12 @@
         <w:ind w:firstLine="420"/>
         <w:jc w:val="left"/>
         <w:rPr>
-          <w:rFonts w:ascii="宋体" w:hAnsi="宋体" w:hint="eastAsia"/>
-        </w:rPr>
-      </w:pPr>
-      <w:r>
-        <w:rPr>
-          <w:rFonts w:ascii="宋体" w:hAnsi="宋体" w:hint="eastAsia"/>
+          <w:rFonts w:hint="eastAsia" w:ascii="宋体" w:hAnsi="宋体"/>
+        </w:rPr>
+      </w:pPr>
+      <w:r>
+        <w:rPr>
+          <w:rFonts w:hint="eastAsia" w:ascii="宋体" w:hAnsi="宋体"/>
         </w:rPr>
         <w:t>综合判断，我国引信总体处于由追赶向并跑过渡阶段。若以单项技术看，部分方向差距已明显缩小；若以体系能力看，标准化深度、可靠性工程和闭环保障能力仍是决定性短板。</w:t>
       </w:r>
@@ -1173,12 +1380,12 @@
         <w:ind w:firstLine="420"/>
         <w:jc w:val="left"/>
         <w:rPr>
-          <w:rFonts w:ascii="宋体" w:hAnsi="宋体" w:hint="eastAsia"/>
-        </w:rPr>
-      </w:pPr>
-      <w:r>
-        <w:rPr>
-          <w:rFonts w:ascii="宋体" w:hAnsi="宋体" w:hint="eastAsia"/>
+          <w:rFonts w:hint="eastAsia" w:ascii="宋体" w:hAnsi="宋体"/>
+        </w:rPr>
+      </w:pPr>
+      <w:r>
+        <w:rPr>
+          <w:rFonts w:hint="eastAsia" w:ascii="宋体" w:hAnsi="宋体"/>
         </w:rPr>
         <w:t>我国在关键链条上仍有阶段差距，且差距更多体现在工程化和体系化层面，而非单点技术绝对空白。</w:t>
       </w:r>
@@ -1188,14 +1395,14 @@
         <w:spacing w:before="240" w:after="120" w:line="320" w:lineRule="exact"/>
         <w:jc w:val="center"/>
         <w:rPr>
-          <w:rFonts w:ascii="黑体" w:eastAsia="黑体" w:hAnsi="黑体" w:hint="eastAsia"/>
-          <w:b/>
-          <w:sz w:val="28"/>
-        </w:rPr>
-      </w:pPr>
-      <w:r>
-        <w:rPr>
-          <w:rFonts w:ascii="黑体" w:eastAsia="黑体" w:hAnsi="黑体" w:hint="eastAsia"/>
+          <w:rFonts w:hint="eastAsia" w:ascii="黑体" w:hAnsi="黑体" w:eastAsia="黑体"/>
+          <w:b/>
+          <w:sz w:val="28"/>
+        </w:rPr>
+      </w:pPr>
+      <w:r>
+        <w:rPr>
+          <w:rFonts w:hint="eastAsia" w:ascii="黑体" w:hAnsi="黑体" w:eastAsia="黑体"/>
           <w:b/>
           <w:sz w:val="28"/>
         </w:rPr>
@@ -1207,14 +1414,14 @@
         <w:spacing w:before="120" w:after="80" w:line="320" w:lineRule="exact"/>
         <w:jc w:val="left"/>
         <w:rPr>
-          <w:rFonts w:ascii="黑体" w:eastAsia="黑体" w:hAnsi="黑体" w:hint="eastAsia"/>
-          <w:b/>
-          <w:sz w:val="24"/>
-        </w:rPr>
-      </w:pPr>
-      <w:r>
-        <w:rPr>
-          <w:rFonts w:ascii="黑体" w:eastAsia="黑体" w:hAnsi="黑体" w:hint="eastAsia"/>
+          <w:rFonts w:hint="eastAsia" w:ascii="黑体" w:hAnsi="黑体" w:eastAsia="黑体"/>
+          <w:b/>
+          <w:sz w:val="24"/>
+        </w:rPr>
+      </w:pPr>
+      <w:r>
+        <w:rPr>
+          <w:rFonts w:hint="eastAsia" w:ascii="黑体" w:hAnsi="黑体" w:eastAsia="黑体"/>
           <w:b/>
           <w:sz w:val="24"/>
         </w:rPr>
@@ -1227,12 +1434,12 @@
         <w:ind w:firstLine="420"/>
         <w:jc w:val="left"/>
         <w:rPr>
-          <w:rFonts w:ascii="宋体" w:hAnsi="宋体" w:hint="eastAsia"/>
-        </w:rPr>
-      </w:pPr>
-      <w:r>
-        <w:rPr>
-          <w:rFonts w:ascii="宋体" w:hAnsi="宋体" w:hint="eastAsia"/>
+          <w:rFonts w:hint="eastAsia" w:ascii="宋体" w:hAnsi="宋体"/>
+        </w:rPr>
+      </w:pPr>
+      <w:r>
+        <w:rPr>
+          <w:rFonts w:hint="eastAsia" w:ascii="宋体" w:hAnsi="宋体"/>
         </w:rPr>
         <w:t>以少量通用平台覆盖更多弹种场景，推动型号统型和火工品统型，降低重复开发和保障成本。</w:t>
       </w:r>
@@ -1242,14 +1449,14 @@
         <w:spacing w:before="120" w:after="80" w:line="320" w:lineRule="exact"/>
         <w:jc w:val="left"/>
         <w:rPr>
-          <w:rFonts w:ascii="黑体" w:eastAsia="黑体" w:hAnsi="黑体" w:hint="eastAsia"/>
-          <w:b/>
-          <w:sz w:val="24"/>
-        </w:rPr>
-      </w:pPr>
-      <w:r>
-        <w:rPr>
-          <w:rFonts w:ascii="黑体" w:eastAsia="黑体" w:hAnsi="黑体" w:hint="eastAsia"/>
+          <w:rFonts w:hint="eastAsia" w:ascii="黑体" w:hAnsi="黑体" w:eastAsia="黑体"/>
+          <w:b/>
+          <w:sz w:val="24"/>
+        </w:rPr>
+      </w:pPr>
+      <w:r>
+        <w:rPr>
+          <w:rFonts w:hint="eastAsia" w:ascii="黑体" w:hAnsi="黑体" w:eastAsia="黑体"/>
           <w:b/>
           <w:sz w:val="24"/>
         </w:rPr>
@@ -1262,12 +1469,12 @@
         <w:ind w:firstLine="420"/>
         <w:jc w:val="left"/>
         <w:rPr>
-          <w:rFonts w:ascii="宋体" w:hAnsi="宋体" w:hint="eastAsia"/>
-        </w:rPr>
-      </w:pPr>
-      <w:r>
-        <w:rPr>
-          <w:rFonts w:ascii="宋体" w:hAnsi="宋体" w:hint="eastAsia"/>
+          <w:rFonts w:hint="eastAsia" w:ascii="宋体" w:hAnsi="宋体"/>
+        </w:rPr>
+      </w:pPr>
+      <w:r>
+        <w:rPr>
+          <w:rFonts w:hint="eastAsia" w:ascii="宋体" w:hAnsi="宋体"/>
         </w:rPr>
         <w:t>围绕底排点火一致性、药柱燃烧规律、复合增程协同控制开展联合攻关，避免单点突破后整体收益有限。</w:t>
       </w:r>
@@ -1277,14 +1484,14 @@
         <w:spacing w:before="120" w:after="80" w:line="320" w:lineRule="exact"/>
         <w:jc w:val="left"/>
         <w:rPr>
-          <w:rFonts w:ascii="黑体" w:eastAsia="黑体" w:hAnsi="黑体" w:hint="eastAsia"/>
-          <w:b/>
-          <w:sz w:val="24"/>
-        </w:rPr>
-      </w:pPr>
-      <w:r>
-        <w:rPr>
-          <w:rFonts w:ascii="黑体" w:eastAsia="黑体" w:hAnsi="黑体" w:hint="eastAsia"/>
+          <w:rFonts w:hint="eastAsia" w:ascii="黑体" w:hAnsi="黑体" w:eastAsia="黑体"/>
+          <w:b/>
+          <w:sz w:val="24"/>
+        </w:rPr>
+      </w:pPr>
+      <w:r>
+        <w:rPr>
+          <w:rFonts w:hint="eastAsia" w:ascii="黑体" w:hAnsi="黑体" w:eastAsia="黑体"/>
           <w:b/>
           <w:sz w:val="24"/>
         </w:rPr>
@@ -1297,12 +1504,12 @@
         <w:ind w:firstLine="420"/>
         <w:jc w:val="left"/>
         <w:rPr>
-          <w:rFonts w:ascii="宋体" w:hAnsi="宋体" w:hint="eastAsia"/>
-        </w:rPr>
-      </w:pPr>
-      <w:r>
-        <w:rPr>
-          <w:rFonts w:ascii="宋体" w:hAnsi="宋体" w:hint="eastAsia"/>
+          <w:rFonts w:hint="eastAsia" w:ascii="宋体" w:hAnsi="宋体"/>
+        </w:rPr>
+      </w:pPr>
+      <w:r>
+        <w:rPr>
+          <w:rFonts w:hint="eastAsia" w:ascii="宋体" w:hAnsi="宋体"/>
         </w:rPr>
         <w:t>针对高原和强干扰场景，重点提升射击诸元解算速度、控制稳健性和抗干扰能力，降低命中率波动。</w:t>
       </w:r>
@@ -1312,14 +1519,14 @@
         <w:spacing w:before="120" w:after="80" w:line="320" w:lineRule="exact"/>
         <w:jc w:val="left"/>
         <w:rPr>
-          <w:rFonts w:ascii="黑体" w:eastAsia="黑体" w:hAnsi="黑体" w:hint="eastAsia"/>
-          <w:b/>
-          <w:sz w:val="24"/>
-        </w:rPr>
-      </w:pPr>
-      <w:r>
-        <w:rPr>
-          <w:rFonts w:ascii="黑体" w:eastAsia="黑体" w:hAnsi="黑体" w:hint="eastAsia"/>
+          <w:rFonts w:hint="eastAsia" w:ascii="黑体" w:hAnsi="黑体" w:eastAsia="黑体"/>
+          <w:b/>
+          <w:sz w:val="24"/>
+        </w:rPr>
+      </w:pPr>
+      <w:r>
+        <w:rPr>
+          <w:rFonts w:hint="eastAsia" w:ascii="黑体" w:hAnsi="黑体" w:eastAsia="黑体"/>
           <w:b/>
           <w:sz w:val="24"/>
         </w:rPr>
@@ -1332,12 +1539,12 @@
         <w:ind w:firstLine="420"/>
         <w:jc w:val="left"/>
         <w:rPr>
-          <w:rFonts w:ascii="宋体" w:hAnsi="宋体" w:hint="eastAsia"/>
-        </w:rPr>
-      </w:pPr>
-      <w:r>
-        <w:rPr>
-          <w:rFonts w:ascii="宋体" w:hAnsi="宋体" w:hint="eastAsia"/>
+          <w:rFonts w:hint="eastAsia" w:ascii="宋体" w:hAnsi="宋体"/>
+        </w:rPr>
+      </w:pPr>
+      <w:r>
+        <w:rPr>
+          <w:rFonts w:hint="eastAsia" w:ascii="宋体" w:hAnsi="宋体"/>
         </w:rPr>
         <w:t>将高过载、高旋转工况验证前移，把器件、结构、算法和封装放在同一验证框架内，提升批量应用可靠性。</w:t>
       </w:r>
@@ -1347,14 +1554,14 @@
         <w:spacing w:before="120" w:after="80" w:line="320" w:lineRule="exact"/>
         <w:jc w:val="left"/>
         <w:rPr>
-          <w:rFonts w:ascii="黑体" w:eastAsia="黑体" w:hAnsi="黑体" w:hint="eastAsia"/>
-          <w:b/>
-          <w:sz w:val="24"/>
-        </w:rPr>
-      </w:pPr>
-      <w:r>
-        <w:rPr>
-          <w:rFonts w:ascii="黑体" w:eastAsia="黑体" w:hAnsi="黑体" w:hint="eastAsia"/>
+          <w:rFonts w:hint="eastAsia" w:ascii="黑体" w:hAnsi="黑体" w:eastAsia="黑体"/>
+          <w:b/>
+          <w:sz w:val="24"/>
+        </w:rPr>
+      </w:pPr>
+      <w:r>
+        <w:rPr>
+          <w:rFonts w:hint="eastAsia" w:ascii="黑体" w:hAnsi="黑体" w:eastAsia="黑体"/>
           <w:b/>
           <w:sz w:val="24"/>
         </w:rPr>
@@ -1367,12 +1574,12 @@
         <w:ind w:firstLine="420"/>
         <w:jc w:val="left"/>
         <w:rPr>
-          <w:rFonts w:ascii="宋体" w:hAnsi="宋体" w:hint="eastAsia"/>
-        </w:rPr>
-      </w:pPr>
-      <w:r>
-        <w:rPr>
-          <w:rFonts w:ascii="宋体" w:hAnsi="宋体" w:hint="eastAsia"/>
+          <w:rFonts w:hint="eastAsia" w:ascii="宋体" w:hAnsi="宋体"/>
+        </w:rPr>
+      </w:pPr>
+      <w:r>
+        <w:rPr>
+          <w:rFonts w:hint="eastAsia" w:ascii="宋体" w:hAnsi="宋体"/>
         </w:rPr>
         <w:t>统一参数定义、版本追溯、权限控制和故障回流机制，实现可配置、可追踪、可维护的工程闭环。</w:t>
       </w:r>
@@ -1382,14 +1589,14 @@
         <w:spacing w:before="120" w:after="80" w:line="320" w:lineRule="exact"/>
         <w:jc w:val="left"/>
         <w:rPr>
-          <w:rFonts w:ascii="黑体" w:eastAsia="黑体" w:hAnsi="黑体" w:hint="eastAsia"/>
-          <w:b/>
-          <w:sz w:val="24"/>
-        </w:rPr>
-      </w:pPr>
-      <w:r>
-        <w:rPr>
-          <w:rFonts w:ascii="黑体" w:eastAsia="黑体" w:hAnsi="黑体" w:hint="eastAsia"/>
+          <w:rFonts w:hint="eastAsia" w:ascii="黑体" w:hAnsi="黑体" w:eastAsia="黑体"/>
+          <w:b/>
+          <w:sz w:val="24"/>
+        </w:rPr>
+      </w:pPr>
+      <w:r>
+        <w:rPr>
+          <w:rFonts w:hint="eastAsia" w:ascii="黑体" w:hAnsi="黑体" w:eastAsia="黑体"/>
           <w:b/>
           <w:sz w:val="24"/>
         </w:rPr>
@@ -1402,12 +1609,12 @@
         <w:ind w:firstLine="420"/>
         <w:jc w:val="left"/>
         <w:rPr>
-          <w:rFonts w:ascii="宋体" w:hAnsi="宋体" w:hint="eastAsia"/>
-        </w:rPr>
-      </w:pPr>
-      <w:r>
-        <w:rPr>
-          <w:rFonts w:ascii="宋体" w:hAnsi="宋体" w:hint="eastAsia"/>
+          <w:rFonts w:hint="eastAsia" w:ascii="宋体" w:hAnsi="宋体"/>
+        </w:rPr>
+      </w:pPr>
+      <w:r>
+        <w:rPr>
+          <w:rFonts w:hint="eastAsia" w:ascii="宋体" w:hAnsi="宋体"/>
         </w:rPr>
         <w:t>在推进新能源电池与分布式嵌入引信方向时，应同步强化安全保险机构设计与失效控制，确保性能升级不以安全边界为代价。</w:t>
       </w:r>
@@ -1417,14 +1624,14 @@
         <w:spacing w:before="240" w:after="120" w:line="320" w:lineRule="exact"/>
         <w:jc w:val="center"/>
         <w:rPr>
-          <w:rFonts w:ascii="黑体" w:eastAsia="黑体" w:hAnsi="黑体" w:hint="eastAsia"/>
-          <w:b/>
-          <w:sz w:val="28"/>
-        </w:rPr>
-      </w:pPr>
-      <w:r>
-        <w:rPr>
-          <w:rFonts w:ascii="黑体" w:eastAsia="黑体" w:hAnsi="黑体" w:hint="eastAsia"/>
+          <w:rFonts w:hint="eastAsia" w:ascii="黑体" w:hAnsi="黑体" w:eastAsia="黑体"/>
+          <w:b/>
+          <w:sz w:val="28"/>
+        </w:rPr>
+      </w:pPr>
+      <w:r>
+        <w:rPr>
+          <w:rFonts w:hint="eastAsia" w:ascii="黑体" w:hAnsi="黑体" w:eastAsia="黑体"/>
           <w:b/>
           <w:sz w:val="28"/>
         </w:rPr>
@@ -1437,12 +1644,12 @@
         <w:ind w:firstLine="420"/>
         <w:jc w:val="left"/>
         <w:rPr>
-          <w:rFonts w:ascii="宋体" w:hAnsi="宋体" w:hint="eastAsia"/>
-        </w:rPr>
-      </w:pPr>
-      <w:r>
-        <w:rPr>
-          <w:rFonts w:ascii="宋体" w:hAnsi="宋体" w:hint="eastAsia"/>
+          <w:rFonts w:hint="eastAsia" w:ascii="宋体" w:hAnsi="宋体"/>
+        </w:rPr>
+      </w:pPr>
+      <w:r>
+        <w:rPr>
+          <w:rFonts w:hint="eastAsia" w:ascii="宋体" w:hAnsi="宋体"/>
         </w:rPr>
         <w:t>本文结合具体示例对我国引信关键技术短板进行了补充分析。结论是：我国已具备继续追赶并在局部并跑的基础，但要形成稳定、可持续的竞争力，必须把工作重点放在统型化、增程链条协同、抗干扰制导、弹道修正高可靠验证和全寿命周期闭环上。未来阶段应坚持平台化与标准化并行，通过数据驱动持续迭代，逐步形成高质量引信技术体系。</w:t>
       </w:r>
@@ -1452,14 +1659,14 @@
         <w:spacing w:before="240" w:after="120" w:line="320" w:lineRule="exact"/>
         <w:jc w:val="left"/>
         <w:rPr>
-          <w:rFonts w:ascii="黑体" w:eastAsia="黑体" w:hAnsi="黑体" w:hint="eastAsia"/>
-          <w:b/>
-          <w:sz w:val="24"/>
-        </w:rPr>
-      </w:pPr>
-      <w:r>
-        <w:rPr>
-          <w:rFonts w:ascii="黑体" w:eastAsia="黑体" w:hAnsi="黑体" w:hint="eastAsia"/>
+          <w:rFonts w:hint="eastAsia" w:ascii="黑体" w:hAnsi="黑体" w:eastAsia="黑体"/>
+          <w:b/>
+          <w:sz w:val="24"/>
+        </w:rPr>
+      </w:pPr>
+      <w:r>
+        <w:rPr>
+          <w:rFonts w:hint="eastAsia" w:ascii="黑体" w:hAnsi="黑体" w:eastAsia="黑体"/>
           <w:b/>
           <w:sz w:val="24"/>
         </w:rPr>
@@ -1471,13 +1678,13 @@
         <w:spacing w:after="40" w:line="320" w:lineRule="exact"/>
         <w:jc w:val="left"/>
         <w:rPr>
-          <w:rFonts w:ascii="宋体" w:hAnsi="宋体" w:hint="eastAsia"/>
+          <w:rFonts w:hint="eastAsia" w:ascii="宋体" w:hAnsi="宋体"/>
           <w:sz w:val="18"/>
         </w:rPr>
       </w:pPr>
       <w:r>
         <w:rPr>
-          <w:rFonts w:ascii="宋体" w:hAnsi="宋体" w:hint="eastAsia"/>
+          <w:rFonts w:hint="eastAsia" w:ascii="宋体" w:hAnsi="宋体"/>
           <w:sz w:val="18"/>
         </w:rPr>
         <w:t>[1] 国防科技工业相关公开年报与白皮书（公开版）.</w:t>
@@ -1488,13 +1695,13 @@
         <w:spacing w:after="40" w:line="320" w:lineRule="exact"/>
         <w:jc w:val="left"/>
         <w:rPr>
-          <w:rFonts w:ascii="宋体" w:hAnsi="宋体" w:hint="eastAsia"/>
+          <w:rFonts w:hint="eastAsia" w:ascii="宋体" w:hAnsi="宋体"/>
           <w:sz w:val="18"/>
         </w:rPr>
       </w:pPr>
       <w:r>
         <w:rPr>
-          <w:rFonts w:ascii="宋体" w:hAnsi="宋体" w:hint="eastAsia"/>
+          <w:rFonts w:hint="eastAsia" w:ascii="宋体" w:hAnsi="宋体"/>
           <w:sz w:val="18"/>
         </w:rPr>
         <w:t>[2] 国内弹药与引信工程公开综述文献（待补具体条目）.</w:t>
@@ -1505,13 +1712,13 @@
         <w:spacing w:after="40" w:line="320" w:lineRule="exact"/>
         <w:jc w:val="left"/>
         <w:rPr>
-          <w:rFonts w:ascii="宋体" w:hAnsi="宋体" w:hint="eastAsia"/>
+          <w:rFonts w:hint="eastAsia" w:ascii="宋体" w:hAnsi="宋体"/>
           <w:sz w:val="18"/>
         </w:rPr>
       </w:pPr>
       <w:r>
         <w:rPr>
-          <w:rFonts w:ascii="宋体" w:hAnsi="宋体" w:hint="eastAsia"/>
+          <w:rFonts w:hint="eastAsia" w:ascii="宋体" w:hAnsi="宋体"/>
           <w:sz w:val="18"/>
         </w:rPr>
         <w:t>[3] 国外公开防务技术报告与行业综述（待补具体条目）.</w:t>
@@ -1522,13 +1729,13 @@
         <w:spacing w:after="40" w:line="320" w:lineRule="exact"/>
         <w:jc w:val="left"/>
         <w:rPr>
-          <w:rFonts w:ascii="宋体" w:hAnsi="宋体" w:hint="eastAsia"/>
+          <w:rFonts w:hint="eastAsia" w:ascii="宋体" w:hAnsi="宋体"/>
           <w:sz w:val="18"/>
         </w:rPr>
       </w:pPr>
       <w:r>
         <w:rPr>
-          <w:rFonts w:ascii="宋体" w:hAnsi="宋体" w:hint="eastAsia"/>
+          <w:rFonts w:hint="eastAsia" w:ascii="宋体" w:hAnsi="宋体"/>
           <w:sz w:val="18"/>
         </w:rPr>
         <w:t>[4] 引信可靠性工程与环境试验相关公开论文（待补具体条目）.</w:t>
@@ -1539,13 +1746,13 @@
         <w:spacing w:after="40" w:line="320" w:lineRule="exact"/>
         <w:jc w:val="left"/>
         <w:rPr>
-          <w:rFonts w:ascii="宋体" w:hAnsi="宋体" w:hint="eastAsia"/>
+          <w:rFonts w:hint="eastAsia" w:ascii="宋体" w:hAnsi="宋体"/>
           <w:sz w:val="18"/>
         </w:rPr>
       </w:pPr>
       <w:r>
         <w:rPr>
-          <w:rFonts w:ascii="宋体" w:hAnsi="宋体" w:hint="eastAsia"/>
+          <w:rFonts w:hint="eastAsia" w:ascii="宋体" w:hAnsi="宋体"/>
           <w:sz w:val="18"/>
         </w:rPr>
         <w:t>[5] 增程与弹道修正方向公开技术资料（待补具体条目）.</w:t>
@@ -1556,74 +1763,39 @@
         <w:spacing w:after="40" w:line="320" w:lineRule="exact"/>
         <w:jc w:val="left"/>
         <w:rPr>
-          <w:rFonts w:ascii="宋体" w:hAnsi="宋体" w:hint="eastAsia"/>
+          <w:rFonts w:hint="eastAsia" w:ascii="宋体" w:hAnsi="宋体"/>
           <w:sz w:val="18"/>
         </w:rPr>
       </w:pPr>
     </w:p>
     <w:sectPr>
-      <w:headerReference w:type="even" r:id="rId6"/>
-      <w:headerReference w:type="default" r:id="rId7"/>
-      <w:footerReference w:type="even" r:id="rId8"/>
-      <w:footerReference w:type="default" r:id="rId9"/>
-      <w:headerReference w:type="first" r:id="rId10"/>
-      <w:footerReference w:type="first" r:id="rId11"/>
+      <w:headerReference r:id="rId5" w:type="first"/>
+      <w:footerReference r:id="rId8" w:type="first"/>
+      <w:headerReference r:id="rId3" w:type="default"/>
+      <w:footerReference r:id="rId6" w:type="default"/>
+      <w:headerReference r:id="rId4" w:type="even"/>
+      <w:footerReference r:id="rId7" w:type="even"/>
       <w:pgSz w:w="11906" w:h="16838"/>
       <w:pgMar w:top="1440" w:right="1800" w:bottom="1440" w:left="1800" w:header="851" w:footer="992" w:gutter="0"/>
-      <w:cols w:space="425"/>
-      <w:docGrid w:type="lines" w:linePitch="312"/>
+      <w:cols w:space="425" w:num="1"/>
+      <w:docGrid w:type="lines" w:linePitch="312" w:charSpace="0"/>
     </w:sectPr>
   </w:body>
 </w:document>
 </file>
 
-<file path=word/endnotes.xml><?xml version="1.0" encoding="utf-8"?>
-<w:endnotes xmlns:wpc="http://schemas.microsoft.com/office/word/2010/wordprocessingCanvas" xmlns:cx="http://schemas.microsoft.com/office/drawing/2014/chartex" xmlns:cx1="http://schemas.microsoft.com/office/drawing/2015/9/8/chartex" xmlns:cx2="http://schemas.microsoft.com/office/drawing/2015/10/21/chartex" xmlns:cx3="http://schemas.microsoft.com/office/drawing/2016/5/9/chartex" xmlns:cx4="http://schemas.microsoft.com/office/drawing/2016/5/10/chartex" xmlns:cx5="http://schemas.microsoft.com/office/drawing/2016/5/11/chartex" xmlns:cx6="http://schemas.microsoft.com/office/drawing/2016/5/12/chartex" xmlns:cx7="http://schemas.microsoft.com/office/drawing/2016/5/13/chartex" xmlns:cx8="http://schemas.microsoft.com/office/drawing/2016/5/14/chartex" xmlns:mc="http://schemas.openxmlformats.org/markup-compatibility/2006" xmlns:aink="http://schemas.microsoft.com/office/drawing/2016/ink" xmlns:am3d="http://schemas.microsoft.com/office/drawing/2017/model3d" xmlns:o="urn:schemas-microsoft-com:office:office" xmlns:oel="http://schemas.microsoft.com/office/2019/extlst" xmlns:r="http://schemas.openxmlformats.org/officeDocument/2006/relationships" xmlns:m="http://schemas.openxmlformats.org/officeDocument/2006/math" xmlns:v="urn:schemas-microsoft-com:vml" xmlns:wp14="http://schemas.microsoft.com/office/word/2010/wordprocessingDrawing" xmlns:wp="http://schemas.openxmlformats.org/drawingml/2006/wordprocessingDrawing" xmlns:w10="urn:schemas-microsoft-com:office:word" xmlns:w="http://schemas.openxmlformats.org/wordprocessingml/2006/main" xmlns:w14="http://schemas.microsoft.com/office/word/2010/wordml" xmlns:w15="http://schemas.microsoft.com/office/word/2012/wordml" xmlns:w16cex="http://schemas.microsoft.com/office/word/2018/wordml/cex" xmlns:w16cid="http://schemas.microsoft.com/office/word/2016/wordml/cid" xmlns:w16="http://schemas.microsoft.com/office/word/2018/wordml" xmlns:w16sdtdh="http://schemas.microsoft.com/office/word/2020/wordml/sdtdatahash" xmlns:w16se="http://schemas.microsoft.com/office/word/2015/wordml/symex" xmlns:wpg="http://schemas.microsoft.com/office/word/2010/wordprocessingGroup" xmlns:wpi="http://schemas.microsoft.com/office/word/2010/wordprocessingInk" xmlns:wne="http://schemas.microsoft.com/office/word/2006/wordml" xmlns:wps="http://schemas.microsoft.com/office/word/2010/wordprocessingShape" mc:Ignorable="w14 w15 w16se w16cid w16 w16cex w16sdtdh wp14">
-  <w:endnote w:type="separator" w:id="-1">
-    <w:p>
-      <w:r>
-        <w:separator/>
-      </w:r>
-    </w:p>
-  </w:endnote>
-  <w:endnote w:type="continuationSeparator" w:id="0">
-    <w:p>
-      <w:r>
-        <w:continuationSeparator/>
-      </w:r>
-    </w:p>
-  </w:endnote>
-</w:endnotes>
-</file>
-
 <file path=word/footer1.xml><?xml version="1.0" encoding="utf-8"?>
-<w:ftr xmlns:wpc="http://schemas.microsoft.com/office/word/2010/wordprocessingCanvas" xmlns:cx="http://schemas.microsoft.com/office/drawing/2014/chartex" xmlns:cx1="http://schemas.microsoft.com/office/drawing/2015/9/8/chartex" xmlns:cx2="http://schemas.microsoft.com/office/drawing/2015/10/21/chartex" xmlns:cx3="http://schemas.microsoft.com/office/drawing/2016/5/9/chartex" xmlns:cx4="http://schemas.microsoft.com/office/drawing/2016/5/10/chartex" xmlns:cx5="http://schemas.microsoft.com/office/drawing/2016/5/11/chartex" xmlns:cx6="http://schemas.microsoft.com/office/drawing/2016/5/12/chartex" xmlns:cx7="http://schemas.microsoft.com/office/drawing/2016/5/13/chartex" xmlns:cx8="http://schemas.microsoft.com/office/drawing/2016/5/14/chartex" xmlns:mc="http://schemas.openxmlformats.org/markup-compatibility/2006" xmlns:aink="http://schemas.microsoft.com/office/drawing/2016/ink" xmlns:am3d="http://schemas.microsoft.com/office/drawing/2017/model3d" xmlns:o="urn:schemas-microsoft-com:office:office" xmlns:oel="http://schemas.microsoft.com/office/2019/extlst" xmlns:r="http://schemas.openxmlformats.org/officeDocument/2006/relationships" xmlns:m="http://schemas.openxmlformats.org/officeDocument/2006/math" xmlns:v="urn:schemas-microsoft-com:vml" xmlns:wp14="http://schemas.microsoft.com/office/word/2010/wordprocessingDrawing" xmlns:wp="http://schemas.openxmlformats.org/drawingml/2006/wordprocessingDrawing" xmlns:w10="urn:schemas-microsoft-com:office:word" xmlns:w="http://schemas.openxmlformats.org/wordprocessingml/2006/main" xmlns:w14="http://schemas.microsoft.com/office/word/2010/wordml" xmlns:w15="http://schemas.microsoft.com/office/word/2012/wordml" xmlns:w16cex="http://schemas.microsoft.com/office/word/2018/wordml/cex" xmlns:w16cid="http://schemas.microsoft.com/office/word/2016/wordml/cid" xmlns:w16="http://schemas.microsoft.com/office/word/2018/wordml" xmlns:w16sdtdh="http://schemas.microsoft.com/office/word/2020/wordml/sdtdatahash" xmlns:w16se="http://schemas.microsoft.com/office/word/2015/wordml/symex" xmlns:wpg="http://schemas.microsoft.com/office/word/2010/wordprocessingGroup" xmlns:wpi="http://schemas.microsoft.com/office/word/2010/wordprocessingInk" xmlns:wne="http://schemas.microsoft.com/office/word/2006/wordml" xmlns:wps="http://schemas.microsoft.com/office/word/2010/wordprocessingShape" mc:Ignorable="w14 w15 w16se w16cid w16 w16cex w16sdtdh wp14">
+<w:ftr xmlns:wpc="http://schemas.microsoft.com/office/word/2010/wordprocessingCanvas" xmlns:mc="http://schemas.openxmlformats.org/markup-compatibility/2006" xmlns:o="urn:schemas-microsoft-com:office:office" xmlns:r="http://schemas.openxmlformats.org/officeDocument/2006/relationships" xmlns:m="http://schemas.openxmlformats.org/officeDocument/2006/math" xmlns:v="urn:schemas-microsoft-com:vml" xmlns:wp14="http://schemas.microsoft.com/office/word/2010/wordprocessingDrawing" xmlns:wp="http://schemas.openxmlformats.org/drawingml/2006/wordprocessingDrawing" xmlns:w10="urn:schemas-microsoft-com:office:word" xmlns:w="http://schemas.openxmlformats.org/wordprocessingml/2006/main" xmlns:w14="http://schemas.microsoft.com/office/word/2010/wordml" xmlns:w15="http://schemas.microsoft.com/office/word/2012/wordml" xmlns:wpg="http://schemas.microsoft.com/office/word/2010/wordprocessingGroup" xmlns:wpi="http://schemas.microsoft.com/office/word/2010/wordprocessingInk" xmlns:wne="http://schemas.microsoft.com/office/word/2006/wordml" xmlns:wps="http://schemas.microsoft.com/office/word/2010/wordprocessingShape" xmlns:wpsCustomData="http://www.wps.cn/officeDocument/2013/wpsCustomData" mc:Ignorable="w14 w15 wp14">
   <w:p>
     <w:pPr>
-      <w:pStyle w:val="a7"/>
-    </w:pPr>
-  </w:p>
-</w:ftr>
-</file>
-
-<file path=word/footer2.xml><?xml version="1.0" encoding="utf-8"?>
-<w:ftr xmlns:wpc="http://schemas.microsoft.com/office/word/2010/wordprocessingCanvas" xmlns:cx="http://schemas.microsoft.com/office/drawing/2014/chartex" xmlns:cx1="http://schemas.microsoft.com/office/drawing/2015/9/8/chartex" xmlns:cx2="http://schemas.microsoft.com/office/drawing/2015/10/21/chartex" xmlns:cx3="http://schemas.microsoft.com/office/drawing/2016/5/9/chartex" xmlns:cx4="http://schemas.microsoft.com/office/drawing/2016/5/10/chartex" xmlns:cx5="http://schemas.microsoft.com/office/drawing/2016/5/11/chartex" xmlns:cx6="http://schemas.microsoft.com/office/drawing/2016/5/12/chartex" xmlns:cx7="http://schemas.microsoft.com/office/drawing/2016/5/13/chartex" xmlns:cx8="http://schemas.microsoft.com/office/drawing/2016/5/14/chartex" xmlns:mc="http://schemas.openxmlformats.org/markup-compatibility/2006" xmlns:aink="http://schemas.microsoft.com/office/drawing/2016/ink" xmlns:am3d="http://schemas.microsoft.com/office/drawing/2017/model3d" xmlns:o="urn:schemas-microsoft-com:office:office" xmlns:oel="http://schemas.microsoft.com/office/2019/extlst" xmlns:r="http://schemas.openxmlformats.org/officeDocument/2006/relationships" xmlns:m="http://schemas.openxmlformats.org/officeDocument/2006/math" xmlns:v="urn:schemas-microsoft-com:vml" xmlns:wp14="http://schemas.microsoft.com/office/word/2010/wordprocessingDrawing" xmlns:wp="http://schemas.openxmlformats.org/drawingml/2006/wordprocessingDrawing" xmlns:w10="urn:schemas-microsoft-com:office:word" xmlns:w="http://schemas.openxmlformats.org/wordprocessingml/2006/main" xmlns:w14="http://schemas.microsoft.com/office/word/2010/wordml" xmlns:w15="http://schemas.microsoft.com/office/word/2012/wordml" xmlns:w16cex="http://schemas.microsoft.com/office/word/2018/wordml/cex" xmlns:w16cid="http://schemas.microsoft.com/office/word/2016/wordml/cid" xmlns:w16="http://schemas.microsoft.com/office/word/2018/wordml" xmlns:w16sdtdh="http://schemas.microsoft.com/office/word/2020/wordml/sdtdatahash" xmlns:w16se="http://schemas.microsoft.com/office/word/2015/wordml/symex" xmlns:wpg="http://schemas.microsoft.com/office/word/2010/wordprocessingGroup" xmlns:wpi="http://schemas.microsoft.com/office/word/2010/wordprocessingInk" xmlns:wne="http://schemas.microsoft.com/office/word/2006/wordml" xmlns:wps="http://schemas.microsoft.com/office/word/2010/wordprocessingShape" mc:Ignorable="w14 w15 w16se w16cid w16 w16cex w16sdtdh wp14">
-  <w:p>
-    <w:pPr>
-      <w:pStyle w:val="a7"/>
+      <w:pStyle w:val="2"/>
       <w:jc w:val="center"/>
     </w:pPr>
     <w:r>
       <w:rPr>
         <w:rFonts w:hint="eastAsia"/>
       </w:rPr>
-      <w:t>第</w:t>
-    </w:r>
-    <w:r>
-      <w:rPr>
-        <w:rFonts w:hint="eastAsia"/>
-      </w:rPr>
-      <w:t xml:space="preserve"> </w:t>
+      <w:t xml:space="preserve">第 </w:t>
     </w:r>
     <w:r>
       <w:fldChar w:fldCharType="begin"/>
@@ -1638,399 +1810,353 @@
       <w:rPr>
         <w:rFonts w:hint="eastAsia"/>
       </w:rPr>
-      <w:t xml:space="preserve"> </w:t>
-    </w:r>
-    <w:r>
-      <w:rPr>
-        <w:rFonts w:hint="eastAsia"/>
-      </w:rPr>
-      <w:t>页</w:t>
+      <w:t xml:space="preserve"> 页</w:t>
     </w:r>
   </w:p>
 </w:ftr>
 </file>
 
-<file path=word/footer3.xml><?xml version="1.0" encoding="utf-8"?>
-<w:ftr xmlns:wpc="http://schemas.microsoft.com/office/word/2010/wordprocessingCanvas" xmlns:cx="http://schemas.microsoft.com/office/drawing/2014/chartex" xmlns:cx1="http://schemas.microsoft.com/office/drawing/2015/9/8/chartex" xmlns:cx2="http://schemas.microsoft.com/office/drawing/2015/10/21/chartex" xmlns:cx3="http://schemas.microsoft.com/office/drawing/2016/5/9/chartex" xmlns:cx4="http://schemas.microsoft.com/office/drawing/2016/5/10/chartex" xmlns:cx5="http://schemas.microsoft.com/office/drawing/2016/5/11/chartex" xmlns:cx6="http://schemas.microsoft.com/office/drawing/2016/5/12/chartex" xmlns:cx7="http://schemas.microsoft.com/office/drawing/2016/5/13/chartex" xmlns:cx8="http://schemas.microsoft.com/office/drawing/2016/5/14/chartex" xmlns:mc="http://schemas.openxmlformats.org/markup-compatibility/2006" xmlns:aink="http://schemas.microsoft.com/office/drawing/2016/ink" xmlns:am3d="http://schemas.microsoft.com/office/drawing/2017/model3d" xmlns:o="urn:schemas-microsoft-com:office:office" xmlns:oel="http://schemas.microsoft.com/office/2019/extlst" xmlns:r="http://schemas.openxmlformats.org/officeDocument/2006/relationships" xmlns:m="http://schemas.openxmlformats.org/officeDocument/2006/math" xmlns:v="urn:schemas-microsoft-com:vml" xmlns:wp14="http://schemas.microsoft.com/office/word/2010/wordprocessingDrawing" xmlns:wp="http://schemas.openxmlformats.org/drawingml/2006/wordprocessingDrawing" xmlns:w10="urn:schemas-microsoft-com:office:word" xmlns:w="http://schemas.openxmlformats.org/wordprocessingml/2006/main" xmlns:w14="http://schemas.microsoft.com/office/word/2010/wordml" xmlns:w15="http://schemas.microsoft.com/office/word/2012/wordml" xmlns:w16cex="http://schemas.microsoft.com/office/word/2018/wordml/cex" xmlns:w16cid="http://schemas.microsoft.com/office/word/2016/wordml/cid" xmlns:w16="http://schemas.microsoft.com/office/word/2018/wordml" xmlns:w16sdtdh="http://schemas.microsoft.com/office/word/2020/wordml/sdtdatahash" xmlns:w16se="http://schemas.microsoft.com/office/word/2015/wordml/symex" xmlns:wpg="http://schemas.microsoft.com/office/word/2010/wordprocessingGroup" xmlns:wpi="http://schemas.microsoft.com/office/word/2010/wordprocessingInk" xmlns:wne="http://schemas.microsoft.com/office/word/2006/wordml" xmlns:wps="http://schemas.microsoft.com/office/word/2010/wordprocessingShape" mc:Ignorable="w14 w15 w16se w16cid w16 w16cex w16sdtdh wp14">
+<file path=word/footer2.xml><?xml version="1.0" encoding="utf-8"?>
+<w:ftr xmlns:wpc="http://schemas.microsoft.com/office/word/2010/wordprocessingCanvas" xmlns:mc="http://schemas.openxmlformats.org/markup-compatibility/2006" xmlns:o="urn:schemas-microsoft-com:office:office" xmlns:r="http://schemas.openxmlformats.org/officeDocument/2006/relationships" xmlns:m="http://schemas.openxmlformats.org/officeDocument/2006/math" xmlns:v="urn:schemas-microsoft-com:vml" xmlns:wp14="http://schemas.microsoft.com/office/word/2010/wordprocessingDrawing" xmlns:wp="http://schemas.openxmlformats.org/drawingml/2006/wordprocessingDrawing" xmlns:w10="urn:schemas-microsoft-com:office:word" xmlns:w="http://schemas.openxmlformats.org/wordprocessingml/2006/main" xmlns:w14="http://schemas.microsoft.com/office/word/2010/wordml" xmlns:w15="http://schemas.microsoft.com/office/word/2012/wordml" xmlns:wpg="http://schemas.microsoft.com/office/word/2010/wordprocessingGroup" xmlns:wpi="http://schemas.microsoft.com/office/word/2010/wordprocessingInk" xmlns:wne="http://schemas.microsoft.com/office/word/2006/wordml" xmlns:wps="http://schemas.microsoft.com/office/word/2010/wordprocessingShape" xmlns:wpsCustomData="http://www.wps.cn/officeDocument/2013/wpsCustomData" mc:Ignorable="w14 w15 wp14">
   <w:p>
     <w:pPr>
-      <w:pStyle w:val="a7"/>
+      <w:pStyle w:val="2"/>
     </w:pPr>
   </w:p>
 </w:ftr>
 </file>
 
-<file path=word/footnotes.xml><?xml version="1.0" encoding="utf-8"?>
-<w:footnotes xmlns:wpc="http://schemas.microsoft.com/office/word/2010/wordprocessingCanvas" xmlns:cx="http://schemas.microsoft.com/office/drawing/2014/chartex" xmlns:cx1="http://schemas.microsoft.com/office/drawing/2015/9/8/chartex" xmlns:cx2="http://schemas.microsoft.com/office/drawing/2015/10/21/chartex" xmlns:cx3="http://schemas.microsoft.com/office/drawing/2016/5/9/chartex" xmlns:cx4="http://schemas.microsoft.com/office/drawing/2016/5/10/chartex" xmlns:cx5="http://schemas.microsoft.com/office/drawing/2016/5/11/chartex" xmlns:cx6="http://schemas.microsoft.com/office/drawing/2016/5/12/chartex" xmlns:cx7="http://schemas.microsoft.com/office/drawing/2016/5/13/chartex" xmlns:cx8="http://schemas.microsoft.com/office/drawing/2016/5/14/chartex" xmlns:mc="http://schemas.openxmlformats.org/markup-compatibility/2006" xmlns:aink="http://schemas.microsoft.com/office/drawing/2016/ink" xmlns:am3d="http://schemas.microsoft.com/office/drawing/2017/model3d" xmlns:o="urn:schemas-microsoft-com:office:office" xmlns:oel="http://schemas.microsoft.com/office/2019/extlst" xmlns:r="http://schemas.openxmlformats.org/officeDocument/2006/relationships" xmlns:m="http://schemas.openxmlformats.org/officeDocument/2006/math" xmlns:v="urn:schemas-microsoft-com:vml" xmlns:wp14="http://schemas.microsoft.com/office/word/2010/wordprocessingDrawing" xmlns:wp="http://schemas.openxmlformats.org/drawingml/2006/wordprocessingDrawing" xmlns:w10="urn:schemas-microsoft-com:office:word" xmlns:w="http://schemas.openxmlformats.org/wordprocessingml/2006/main" xmlns:w14="http://schemas.microsoft.com/office/word/2010/wordml" xmlns:w15="http://schemas.microsoft.com/office/word/2012/wordml" xmlns:w16cex="http://schemas.microsoft.com/office/word/2018/wordml/cex" xmlns:w16cid="http://schemas.microsoft.com/office/word/2016/wordml/cid" xmlns:w16="http://schemas.microsoft.com/office/word/2018/wordml" xmlns:w16sdtdh="http://schemas.microsoft.com/office/word/2020/wordml/sdtdatahash" xmlns:w16se="http://schemas.microsoft.com/office/word/2015/wordml/symex" xmlns:wpg="http://schemas.microsoft.com/office/word/2010/wordprocessingGroup" xmlns:wpi="http://schemas.microsoft.com/office/word/2010/wordprocessingInk" xmlns:wne="http://schemas.microsoft.com/office/word/2006/wordml" xmlns:wps="http://schemas.microsoft.com/office/word/2010/wordprocessingShape" mc:Ignorable="w14 w15 w16se w16cid w16 w16cex w16sdtdh wp14">
-  <w:footnote w:type="separator" w:id="-1">
-    <w:p>
-      <w:r>
-        <w:separator/>
-      </w:r>
-    </w:p>
-  </w:footnote>
-  <w:footnote w:type="continuationSeparator" w:id="0">
-    <w:p>
-      <w:r>
-        <w:continuationSeparator/>
-      </w:r>
-    </w:p>
-  </w:footnote>
-</w:footnotes>
+<file path=word/footer3.xml><?xml version="1.0" encoding="utf-8"?>
+<w:ftr xmlns:wpc="http://schemas.microsoft.com/office/word/2010/wordprocessingCanvas" xmlns:mc="http://schemas.openxmlformats.org/markup-compatibility/2006" xmlns:o="urn:schemas-microsoft-com:office:office" xmlns:r="http://schemas.openxmlformats.org/officeDocument/2006/relationships" xmlns:m="http://schemas.openxmlformats.org/officeDocument/2006/math" xmlns:v="urn:schemas-microsoft-com:vml" xmlns:wp14="http://schemas.microsoft.com/office/word/2010/wordprocessingDrawing" xmlns:wp="http://schemas.openxmlformats.org/drawingml/2006/wordprocessingDrawing" xmlns:w10="urn:schemas-microsoft-com:office:word" xmlns:w="http://schemas.openxmlformats.org/wordprocessingml/2006/main" xmlns:w14="http://schemas.microsoft.com/office/word/2010/wordml" xmlns:w15="http://schemas.microsoft.com/office/word/2012/wordml" xmlns:wpg="http://schemas.microsoft.com/office/word/2010/wordprocessingGroup" xmlns:wpi="http://schemas.microsoft.com/office/word/2010/wordprocessingInk" xmlns:wne="http://schemas.microsoft.com/office/word/2006/wordml" xmlns:wps="http://schemas.microsoft.com/office/word/2010/wordprocessingShape" xmlns:wpsCustomData="http://www.wps.cn/officeDocument/2013/wpsCustomData" mc:Ignorable="w14 w15 wp14">
+  <w:p>
+    <w:pPr>
+      <w:pStyle w:val="2"/>
+    </w:pPr>
+  </w:p>
+</w:ftr>
 </file>
 
 <file path=word/header1.xml><?xml version="1.0" encoding="utf-8"?>
-<w:hdr xmlns:wpc="http://schemas.microsoft.com/office/word/2010/wordprocessingCanvas" xmlns:cx="http://schemas.microsoft.com/office/drawing/2014/chartex" xmlns:cx1="http://schemas.microsoft.com/office/drawing/2015/9/8/chartex" xmlns:cx2="http://schemas.microsoft.com/office/drawing/2015/10/21/chartex" xmlns:cx3="http://schemas.microsoft.com/office/drawing/2016/5/9/chartex" xmlns:cx4="http://schemas.microsoft.com/office/drawing/2016/5/10/chartex" xmlns:cx5="http://schemas.microsoft.com/office/drawing/2016/5/11/chartex" xmlns:cx6="http://schemas.microsoft.com/office/drawing/2016/5/12/chartex" xmlns:cx7="http://schemas.microsoft.com/office/drawing/2016/5/13/chartex" xmlns:cx8="http://schemas.microsoft.com/office/drawing/2016/5/14/chartex" xmlns:mc="http://schemas.openxmlformats.org/markup-compatibility/2006" xmlns:aink="http://schemas.microsoft.com/office/drawing/2016/ink" xmlns:am3d="http://schemas.microsoft.com/office/drawing/2017/model3d" xmlns:o="urn:schemas-microsoft-com:office:office" xmlns:oel="http://schemas.microsoft.com/office/2019/extlst" xmlns:r="http://schemas.openxmlformats.org/officeDocument/2006/relationships" xmlns:m="http://schemas.openxmlformats.org/officeDocument/2006/math" xmlns:v="urn:schemas-microsoft-com:vml" xmlns:wp14="http://schemas.microsoft.com/office/word/2010/wordprocessingDrawing" xmlns:wp="http://schemas.openxmlformats.org/drawingml/2006/wordprocessingDrawing" xmlns:w10="urn:schemas-microsoft-com:office:word" xmlns:w="http://schemas.openxmlformats.org/wordprocessingml/2006/main" xmlns:w14="http://schemas.microsoft.com/office/word/2010/wordml" xmlns:w15="http://schemas.microsoft.com/office/word/2012/wordml" xmlns:w16cex="http://schemas.microsoft.com/office/word/2018/wordml/cex" xmlns:w16cid="http://schemas.microsoft.com/office/word/2016/wordml/cid" xmlns:w16="http://schemas.microsoft.com/office/word/2018/wordml" xmlns:w16sdtdh="http://schemas.microsoft.com/office/word/2020/wordml/sdtdatahash" xmlns:w16se="http://schemas.microsoft.com/office/word/2015/wordml/symex" xmlns:wpg="http://schemas.microsoft.com/office/word/2010/wordprocessingGroup" xmlns:wpi="http://schemas.microsoft.com/office/word/2010/wordprocessingInk" xmlns:wne="http://schemas.microsoft.com/office/word/2006/wordml" xmlns:wps="http://schemas.microsoft.com/office/word/2010/wordprocessingShape" mc:Ignorable="w14 w15 w16se w16cid w16 w16cex w16sdtdh wp14">
+<w:hdr xmlns:wpc="http://schemas.microsoft.com/office/word/2010/wordprocessingCanvas" xmlns:mc="http://schemas.openxmlformats.org/markup-compatibility/2006" xmlns:o="urn:schemas-microsoft-com:office:office" xmlns:r="http://schemas.openxmlformats.org/officeDocument/2006/relationships" xmlns:m="http://schemas.openxmlformats.org/officeDocument/2006/math" xmlns:v="urn:schemas-microsoft-com:vml" xmlns:wp14="http://schemas.microsoft.com/office/word/2010/wordprocessingDrawing" xmlns:wp="http://schemas.openxmlformats.org/drawingml/2006/wordprocessingDrawing" xmlns:w10="urn:schemas-microsoft-com:office:word" xmlns:w="http://schemas.openxmlformats.org/wordprocessingml/2006/main" xmlns:w14="http://schemas.microsoft.com/office/word/2010/wordml" xmlns:w15="http://schemas.microsoft.com/office/word/2012/wordml" xmlns:wpg="http://schemas.microsoft.com/office/word/2010/wordprocessingGroup" xmlns:wpi="http://schemas.microsoft.com/office/word/2010/wordprocessingInk" xmlns:wne="http://schemas.microsoft.com/office/word/2006/wordml" xmlns:wps="http://schemas.microsoft.com/office/word/2010/wordprocessingShape" xmlns:wpsCustomData="http://www.wps.cn/officeDocument/2013/wpsCustomData" mc:Ignorable="w14 w15 wp14">
   <w:p>
     <w:pPr>
-      <w:pStyle w:val="a6"/>
+      <w:pStyle w:val="3"/>
+      <w:pBdr>
+        <w:bottom w:val="none" w:color="auto" w:sz="0" w:space="0"/>
+      </w:pBdr>
     </w:pPr>
   </w:p>
 </w:hdr>
 </file>
 
 <file path=word/header2.xml><?xml version="1.0" encoding="utf-8"?>
-<w:hdr xmlns:wpc="http://schemas.microsoft.com/office/word/2010/wordprocessingCanvas" xmlns:cx="http://schemas.microsoft.com/office/drawing/2014/chartex" xmlns:cx1="http://schemas.microsoft.com/office/drawing/2015/9/8/chartex" xmlns:cx2="http://schemas.microsoft.com/office/drawing/2015/10/21/chartex" xmlns:cx3="http://schemas.microsoft.com/office/drawing/2016/5/9/chartex" xmlns:cx4="http://schemas.microsoft.com/office/drawing/2016/5/10/chartex" xmlns:cx5="http://schemas.microsoft.com/office/drawing/2016/5/11/chartex" xmlns:cx6="http://schemas.microsoft.com/office/drawing/2016/5/12/chartex" xmlns:cx7="http://schemas.microsoft.com/office/drawing/2016/5/13/chartex" xmlns:cx8="http://schemas.microsoft.com/office/drawing/2016/5/14/chartex" xmlns:mc="http://schemas.openxmlformats.org/markup-compatibility/2006" xmlns:aink="http://schemas.microsoft.com/office/drawing/2016/ink" xmlns:am3d="http://schemas.microsoft.com/office/drawing/2017/model3d" xmlns:o="urn:schemas-microsoft-com:office:office" xmlns:oel="http://schemas.microsoft.com/office/2019/extlst" xmlns:r="http://schemas.openxmlformats.org/officeDocument/2006/relationships" xmlns:m="http://schemas.openxmlformats.org/officeDocument/2006/math" xmlns:v="urn:schemas-microsoft-com:vml" xmlns:wp14="http://schemas.microsoft.com/office/word/2010/wordprocessingDrawing" xmlns:wp="http://schemas.openxmlformats.org/drawingml/2006/wordprocessingDrawing" xmlns:w10="urn:schemas-microsoft-com:office:word" xmlns:w="http://schemas.openxmlformats.org/wordprocessingml/2006/main" xmlns:w14="http://schemas.microsoft.com/office/word/2010/wordml" xmlns:w15="http://schemas.microsoft.com/office/word/2012/wordml" xmlns:w16cex="http://schemas.microsoft.com/office/word/2018/wordml/cex" xmlns:w16cid="http://schemas.microsoft.com/office/word/2016/wordml/cid" xmlns:w16="http://schemas.microsoft.com/office/word/2018/wordml" xmlns:w16sdtdh="http://schemas.microsoft.com/office/word/2020/wordml/sdtdatahash" xmlns:w16se="http://schemas.microsoft.com/office/word/2015/wordml/symex" xmlns:wpg="http://schemas.microsoft.com/office/word/2010/wordprocessingGroup" xmlns:wpi="http://schemas.microsoft.com/office/word/2010/wordprocessingInk" xmlns:wne="http://schemas.microsoft.com/office/word/2006/wordml" xmlns:wps="http://schemas.microsoft.com/office/word/2010/wordprocessingShape" mc:Ignorable="w14 w15 w16se w16cid w16 w16cex w16sdtdh wp14">
+<w:hdr xmlns:wpc="http://schemas.microsoft.com/office/word/2010/wordprocessingCanvas" xmlns:mc="http://schemas.openxmlformats.org/markup-compatibility/2006" xmlns:o="urn:schemas-microsoft-com:office:office" xmlns:r="http://schemas.openxmlformats.org/officeDocument/2006/relationships" xmlns:m="http://schemas.openxmlformats.org/officeDocument/2006/math" xmlns:v="urn:schemas-microsoft-com:vml" xmlns:wp14="http://schemas.microsoft.com/office/word/2010/wordprocessingDrawing" xmlns:wp="http://schemas.openxmlformats.org/drawingml/2006/wordprocessingDrawing" xmlns:w10="urn:schemas-microsoft-com:office:word" xmlns:w="http://schemas.openxmlformats.org/wordprocessingml/2006/main" xmlns:w14="http://schemas.microsoft.com/office/word/2010/wordml" xmlns:w15="http://schemas.microsoft.com/office/word/2012/wordml" xmlns:wpg="http://schemas.microsoft.com/office/word/2010/wordprocessingGroup" xmlns:wpi="http://schemas.microsoft.com/office/word/2010/wordprocessingInk" xmlns:wne="http://schemas.microsoft.com/office/word/2006/wordml" xmlns:wps="http://schemas.microsoft.com/office/word/2010/wordprocessingShape" xmlns:wpsCustomData="http://www.wps.cn/officeDocument/2013/wpsCustomData" mc:Ignorable="w14 w15 wp14">
   <w:p>
     <w:pPr>
-      <w:pStyle w:val="a6"/>
-      <w:pBdr>
-        <w:bottom w:val="none" w:sz="0" w:space="0" w:color="auto"/>
-      </w:pBdr>
+      <w:pStyle w:val="3"/>
     </w:pPr>
   </w:p>
 </w:hdr>
 </file>
 
 <file path=word/header3.xml><?xml version="1.0" encoding="utf-8"?>
-<w:hdr xmlns:wpc="http://schemas.microsoft.com/office/word/2010/wordprocessingCanvas" xmlns:cx="http://schemas.microsoft.com/office/drawing/2014/chartex" xmlns:cx1="http://schemas.microsoft.com/office/drawing/2015/9/8/chartex" xmlns:cx2="http://schemas.microsoft.com/office/drawing/2015/10/21/chartex" xmlns:cx3="http://schemas.microsoft.com/office/drawing/2016/5/9/chartex" xmlns:cx4="http://schemas.microsoft.com/office/drawing/2016/5/10/chartex" xmlns:cx5="http://schemas.microsoft.com/office/drawing/2016/5/11/chartex" xmlns:cx6="http://schemas.microsoft.com/office/drawing/2016/5/12/chartex" xmlns:cx7="http://schemas.microsoft.com/office/drawing/2016/5/13/chartex" xmlns:cx8="http://schemas.microsoft.com/office/drawing/2016/5/14/chartex" xmlns:mc="http://schemas.openxmlformats.org/markup-compatibility/2006" xmlns:aink="http://schemas.microsoft.com/office/drawing/2016/ink" xmlns:am3d="http://schemas.microsoft.com/office/drawing/2017/model3d" xmlns:o="urn:schemas-microsoft-com:office:office" xmlns:oel="http://schemas.microsoft.com/office/2019/extlst" xmlns:r="http://schemas.openxmlformats.org/officeDocument/2006/relationships" xmlns:m="http://schemas.openxmlformats.org/officeDocument/2006/math" xmlns:v="urn:schemas-microsoft-com:vml" xmlns:wp14="http://schemas.microsoft.com/office/word/2010/wordprocessingDrawing" xmlns:wp="http://schemas.openxmlformats.org/drawingml/2006/wordprocessingDrawing" xmlns:w10="urn:schemas-microsoft-com:office:word" xmlns:w="http://schemas.openxmlformats.org/wordprocessingml/2006/main" xmlns:w14="http://schemas.microsoft.com/office/word/2010/wordml" xmlns:w15="http://schemas.microsoft.com/office/word/2012/wordml" xmlns:w16cex="http://schemas.microsoft.com/office/word/2018/wordml/cex" xmlns:w16cid="http://schemas.microsoft.com/office/word/2016/wordml/cid" xmlns:w16="http://schemas.microsoft.com/office/word/2018/wordml" xmlns:w16sdtdh="http://schemas.microsoft.com/office/word/2020/wordml/sdtdatahash" xmlns:w16se="http://schemas.microsoft.com/office/word/2015/wordml/symex" xmlns:wpg="http://schemas.microsoft.com/office/word/2010/wordprocessingGroup" xmlns:wpi="http://schemas.microsoft.com/office/word/2010/wordprocessingInk" xmlns:wne="http://schemas.microsoft.com/office/word/2006/wordml" xmlns:wps="http://schemas.microsoft.com/office/word/2010/wordprocessingShape" mc:Ignorable="w14 w15 w16se w16cid w16 w16cex w16sdtdh wp14">
+<w:hdr xmlns:wpc="http://schemas.microsoft.com/office/word/2010/wordprocessingCanvas" xmlns:mc="http://schemas.openxmlformats.org/markup-compatibility/2006" xmlns:o="urn:schemas-microsoft-com:office:office" xmlns:r="http://schemas.openxmlformats.org/officeDocument/2006/relationships" xmlns:m="http://schemas.openxmlformats.org/officeDocument/2006/math" xmlns:v="urn:schemas-microsoft-com:vml" xmlns:wp14="http://schemas.microsoft.com/office/word/2010/wordprocessingDrawing" xmlns:wp="http://schemas.openxmlformats.org/drawingml/2006/wordprocessingDrawing" xmlns:w10="urn:schemas-microsoft-com:office:word" xmlns:w="http://schemas.openxmlformats.org/wordprocessingml/2006/main" xmlns:w14="http://schemas.microsoft.com/office/word/2010/wordml" xmlns:w15="http://schemas.microsoft.com/office/word/2012/wordml" xmlns:wpg="http://schemas.microsoft.com/office/word/2010/wordprocessingGroup" xmlns:wpi="http://schemas.microsoft.com/office/word/2010/wordprocessingInk" xmlns:wne="http://schemas.microsoft.com/office/word/2006/wordml" xmlns:wps="http://schemas.microsoft.com/office/word/2010/wordprocessingShape" xmlns:wpsCustomData="http://www.wps.cn/officeDocument/2013/wpsCustomData" mc:Ignorable="w14 w15 wp14">
   <w:p>
     <w:pPr>
-      <w:pStyle w:val="a6"/>
+      <w:pStyle w:val="3"/>
     </w:pPr>
   </w:p>
 </w:hdr>
 </file>
 
 <file path=word/styles.xml><?xml version="1.0" encoding="utf-8"?>
-<w:styles xmlns:mc="http://schemas.openxmlformats.org/markup-compatibility/2006" xmlns:r="http://schemas.openxmlformats.org/officeDocument/2006/relationships" xmlns:w="http://schemas.openxmlformats.org/wordprocessingml/2006/main" xmlns:w14="http://schemas.microsoft.com/office/word/2010/wordml" xmlns:w15="http://schemas.microsoft.com/office/word/2012/wordml" xmlns:w16cex="http://schemas.microsoft.com/office/word/2018/wordml/cex" xmlns:w16cid="http://schemas.microsoft.com/office/word/2016/wordml/cid" xmlns:w16="http://schemas.microsoft.com/office/word/2018/wordml" xmlns:w16sdtdh="http://schemas.microsoft.com/office/word/2020/wordml/sdtdatahash" xmlns:w16se="http://schemas.microsoft.com/office/word/2015/wordml/symex" mc:Ignorable="w14 w15 w16se w16cid w16 w16cex w16sdtdh">
+<w:styles xmlns:mc="http://schemas.openxmlformats.org/markup-compatibility/2006" xmlns:o="urn:schemas-microsoft-com:office:office" xmlns:r="http://schemas.openxmlformats.org/officeDocument/2006/relationships" xmlns:m="http://schemas.openxmlformats.org/officeDocument/2006/math" xmlns:v="urn:schemas-microsoft-com:vml" xmlns:w="http://schemas.openxmlformats.org/wordprocessingml/2006/main" xmlns:w14="http://schemas.microsoft.com/office/word/2010/wordml" xmlns:w10="urn:schemas-microsoft-com:office:word" xmlns:sl="http://schemas.openxmlformats.org/schemaLibrary/2006/main" xmlns:wpsCustomData="http://www.wps.cn/officeDocument/2013/wpsCustomData" mc:Ignorable="w14">
   <w:docDefaults>
     <w:rPrDefault>
       <w:rPr>
-        <w:rFonts w:ascii="Times New Roman" w:eastAsia="宋体" w:hAnsi="Times New Roman" w:cs="Times New Roman"/>
-        <w:lang w:val="en-US" w:eastAsia="zh-CN" w:bidi="ar-SA"/>
+        <w:rFonts w:ascii="Times New Roman" w:hAnsi="Times New Roman" w:eastAsia="宋体" w:cs="Times New Roman"/>
       </w:rPr>
     </w:rPrDefault>
     <w:pPrDefault/>
   </w:docDefaults>
-  <w:latentStyles w:defLockedState="0" w:defUIPriority="0" w:defSemiHidden="0" w:defUnhideWhenUsed="0" w:defQFormat="0" w:count="376">
-    <w:lsdException w:name="Normal" w:qFormat="1"/>
-    <w:lsdException w:name="heading 1" w:qFormat="1"/>
-    <w:lsdException w:name="heading 2" w:semiHidden="1" w:unhideWhenUsed="1" w:qFormat="1"/>
-    <w:lsdException w:name="heading 3" w:semiHidden="1" w:unhideWhenUsed="1" w:qFormat="1"/>
-    <w:lsdException w:name="heading 4" w:semiHidden="1" w:unhideWhenUsed="1" w:qFormat="1"/>
-    <w:lsdException w:name="heading 5" w:semiHidden="1" w:unhideWhenUsed="1" w:qFormat="1"/>
-    <w:lsdException w:name="heading 6" w:semiHidden="1" w:unhideWhenUsed="1" w:qFormat="1"/>
-    <w:lsdException w:name="heading 7" w:semiHidden="1" w:unhideWhenUsed="1" w:qFormat="1"/>
-    <w:lsdException w:name="heading 8" w:semiHidden="1" w:unhideWhenUsed="1" w:qFormat="1"/>
-    <w:lsdException w:name="heading 9" w:semiHidden="1" w:unhideWhenUsed="1" w:qFormat="1"/>
-    <w:lsdException w:name="caption" w:semiHidden="1" w:unhideWhenUsed="1" w:qFormat="1"/>
-    <w:lsdException w:name="Title" w:qFormat="1"/>
-    <w:lsdException w:name="Subtitle" w:qFormat="1"/>
-    <w:lsdException w:name="Strong" w:qFormat="1"/>
-    <w:lsdException w:name="Emphasis" w:qFormat="1"/>
-    <w:lsdException w:name="Normal Table" w:semiHidden="1" w:unhideWhenUsed="1"/>
-    <w:lsdException w:name="Table Simple 1" w:semiHidden="1" w:unhideWhenUsed="1"/>
-    <w:lsdException w:name="Table Simple 2" w:semiHidden="1" w:unhideWhenUsed="1"/>
-    <w:lsdException w:name="Table Simple 3" w:semiHidden="1" w:unhideWhenUsed="1"/>
-    <w:lsdException w:name="Table Classic 1" w:semiHidden="1" w:unhideWhenUsed="1"/>
-    <w:lsdException w:name="Table Classic 2" w:semiHidden="1" w:unhideWhenUsed="1"/>
-    <w:lsdException w:name="Table Classic 3" w:semiHidden="1" w:unhideWhenUsed="1"/>
-    <w:lsdException w:name="Table Classic 4" w:semiHidden="1" w:unhideWhenUsed="1"/>
-    <w:lsdException w:name="Table Colorful 1" w:semiHidden="1" w:unhideWhenUsed="1"/>
-    <w:lsdException w:name="Table Colorful 2" w:semiHidden="1" w:unhideWhenUsed="1"/>
-    <w:lsdException w:name="Table Colorful 3" w:semiHidden="1" w:unhideWhenUsed="1"/>
-    <w:lsdException w:name="Table Columns 1" w:semiHidden="1" w:unhideWhenUsed="1"/>
-    <w:lsdException w:name="Table Columns 2" w:semiHidden="1" w:unhideWhenUsed="1"/>
-    <w:lsdException w:name="Table Columns 3" w:semiHidden="1" w:unhideWhenUsed="1"/>
-    <w:lsdException w:name="Table Columns 4" w:semiHidden="1" w:unhideWhenUsed="1"/>
-    <w:lsdException w:name="Table Columns 5" w:semiHidden="1" w:unhideWhenUsed="1"/>
-    <w:lsdException w:name="Table Grid 1" w:semiHidden="1" w:unhideWhenUsed="1"/>
-    <w:lsdException w:name="Table Grid 2" w:semiHidden="1" w:unhideWhenUsed="1"/>
-    <w:lsdException w:name="Table Grid 3" w:semiHidden="1" w:unhideWhenUsed="1"/>
-    <w:lsdException w:name="Table Grid 4" w:semiHidden="1" w:unhideWhenUsed="1"/>
-    <w:lsdException w:name="Table Grid 5" w:semiHidden="1" w:unhideWhenUsed="1"/>
-    <w:lsdException w:name="Table Grid 6" w:semiHidden="1" w:unhideWhenUsed="1"/>
-    <w:lsdException w:name="Table Grid 7" w:semiHidden="1" w:unhideWhenUsed="1"/>
-    <w:lsdException w:name="Table Grid 8" w:semiHidden="1" w:unhideWhenUsed="1"/>
-    <w:lsdException w:name="Table List 1" w:semiHidden="1" w:unhideWhenUsed="1"/>
-    <w:lsdException w:name="Table List 2" w:semiHidden="1" w:unhideWhenUsed="1"/>
-    <w:lsdException w:name="Table List 3" w:semiHidden="1" w:unhideWhenUsed="1"/>
-    <w:lsdException w:name="Table List 4" w:semiHidden="1" w:unhideWhenUsed="1"/>
-    <w:lsdException w:name="Table List 5" w:semiHidden="1" w:unhideWhenUsed="1"/>
-    <w:lsdException w:name="Table List 6" w:semiHidden="1" w:unhideWhenUsed="1"/>
-    <w:lsdException w:name="Table List 7" w:semiHidden="1" w:unhideWhenUsed="1"/>
-    <w:lsdException w:name="Table List 8" w:semiHidden="1" w:unhideWhenUsed="1"/>
-    <w:lsdException w:name="Table 3D effects 1" w:semiHidden="1" w:unhideWhenUsed="1"/>
-    <w:lsdException w:name="Table 3D effects 2" w:semiHidden="1" w:unhideWhenUsed="1"/>
-    <w:lsdException w:name="Table 3D effects 3" w:semiHidden="1" w:unhideWhenUsed="1"/>
-    <w:lsdException w:name="Table Contemporary" w:semiHidden="1" w:unhideWhenUsed="1"/>
-    <w:lsdException w:name="Table Elegant" w:semiHidden="1" w:unhideWhenUsed="1"/>
-    <w:lsdException w:name="Table Professional" w:semiHidden="1" w:unhideWhenUsed="1"/>
-    <w:lsdException w:name="Table Subtle 1" w:semiHidden="1" w:unhideWhenUsed="1"/>
-    <w:lsdException w:name="Table Subtle 2" w:semiHidden="1" w:unhideWhenUsed="1"/>
-    <w:lsdException w:name="Table Web 1" w:semiHidden="1" w:unhideWhenUsed="1"/>
-    <w:lsdException w:name="Table Web 2" w:semiHidden="1" w:unhideWhenUsed="1"/>
-    <w:lsdException w:name="Table Web 3" w:semiHidden="1" w:unhideWhenUsed="1"/>
-    <w:lsdException w:name="Table Theme" w:semiHidden="1" w:unhideWhenUsed="1"/>
-    <w:lsdException w:name="Placeholder Text" w:semiHidden="1" w:uiPriority="99"/>
-    <w:lsdException w:name="No Spacing" w:uiPriority="1" w:qFormat="1"/>
-    <w:lsdException w:name="Light Shading" w:uiPriority="60"/>
-    <w:lsdException w:name="Light List" w:uiPriority="61"/>
-    <w:lsdException w:name="Light Grid" w:uiPriority="62"/>
-    <w:lsdException w:name="Medium Shading 1" w:uiPriority="63"/>
-    <w:lsdException w:name="Medium Shading 2" w:uiPriority="64"/>
-    <w:lsdException w:name="Medium List 1" w:uiPriority="65"/>
-    <w:lsdException w:name="Medium List 2" w:uiPriority="66"/>
-    <w:lsdException w:name="Medium Grid 1" w:uiPriority="67"/>
-    <w:lsdException w:name="Medium Grid 2" w:uiPriority="68"/>
-    <w:lsdException w:name="Medium Grid 3" w:uiPriority="69"/>
-    <w:lsdException w:name="Dark List" w:uiPriority="70"/>
-    <w:lsdException w:name="Colorful Shading" w:uiPriority="71"/>
-    <w:lsdException w:name="Colorful List" w:uiPriority="72"/>
-    <w:lsdException w:name="Colorful Grid" w:uiPriority="73"/>
-    <w:lsdException w:name="Light Shading Accent 1" w:uiPriority="60"/>
-    <w:lsdException w:name="Light List Accent 1" w:uiPriority="61"/>
-    <w:lsdException w:name="Light Grid Accent 1" w:uiPriority="62"/>
-    <w:lsdException w:name="Medium Shading 1 Accent 1" w:uiPriority="63"/>
-    <w:lsdException w:name="Medium Shading 2 Accent 1" w:uiPriority="64"/>
-    <w:lsdException w:name="Medium List 1 Accent 1" w:uiPriority="65"/>
-    <w:lsdException w:name="Revision" w:semiHidden="1" w:uiPriority="99"/>
-    <w:lsdException w:name="List Paragraph" w:uiPriority="34" w:qFormat="1"/>
-    <w:lsdException w:name="Quote" w:uiPriority="29" w:qFormat="1"/>
-    <w:lsdException w:name="Intense Quote" w:uiPriority="30" w:qFormat="1"/>
-    <w:lsdException w:name="Medium List 2 Accent 1" w:uiPriority="66"/>
-    <w:lsdException w:name="Medium Grid 1 Accent 1" w:uiPriority="67"/>
-    <w:lsdException w:name="Medium Grid 2 Accent 1" w:uiPriority="68"/>
-    <w:lsdException w:name="Medium Grid 3 Accent 1" w:uiPriority="69"/>
-    <w:lsdException w:name="Dark List Accent 1" w:uiPriority="70"/>
-    <w:lsdException w:name="Colorful Shading Accent 1" w:uiPriority="71"/>
-    <w:lsdException w:name="Colorful List Accent 1" w:uiPriority="72"/>
-    <w:lsdException w:name="Colorful Grid Accent 1" w:uiPriority="73"/>
-    <w:lsdException w:name="Light Shading Accent 2" w:uiPriority="60"/>
-    <w:lsdException w:name="Light List Accent 2" w:uiPriority="61"/>
-    <w:lsdException w:name="Light Grid Accent 2" w:uiPriority="62"/>
-    <w:lsdException w:name="Medium Shading 1 Accent 2" w:uiPriority="63"/>
-    <w:lsdException w:name="Medium Shading 2 Accent 2" w:uiPriority="64"/>
-    <w:lsdException w:name="Medium List 1 Accent 2" w:uiPriority="65"/>
-    <w:lsdException w:name="Medium List 2 Accent 2" w:uiPriority="66"/>
-    <w:lsdException w:name="Medium Grid 1 Accent 2" w:uiPriority="67"/>
-    <w:lsdException w:name="Medium Grid 2 Accent 2" w:uiPriority="68"/>
-    <w:lsdException w:name="Medium Grid 3 Accent 2" w:uiPriority="69"/>
-    <w:lsdException w:name="Dark List Accent 2" w:uiPriority="70"/>
-    <w:lsdException w:name="Colorful Shading Accent 2" w:uiPriority="71"/>
-    <w:lsdException w:name="Colorful List Accent 2" w:uiPriority="72"/>
-    <w:lsdException w:name="Colorful Grid Accent 2" w:uiPriority="73"/>
-    <w:lsdException w:name="Light Shading Accent 3" w:uiPriority="60"/>
-    <w:lsdException w:name="Light List Accent 3" w:uiPriority="61"/>
-    <w:lsdException w:name="Light Grid Accent 3" w:uiPriority="62"/>
-    <w:lsdException w:name="Medium Shading 1 Accent 3" w:uiPriority="63"/>
-    <w:lsdException w:name="Medium Shading 2 Accent 3" w:uiPriority="64"/>
-    <w:lsdException w:name="Medium List 1 Accent 3" w:uiPriority="65"/>
-    <w:lsdException w:name="Medium List 2 Accent 3" w:uiPriority="66"/>
-    <w:lsdException w:name="Medium Grid 1 Accent 3" w:uiPriority="67"/>
-    <w:lsdException w:name="Medium Grid 2 Accent 3" w:uiPriority="68"/>
-    <w:lsdException w:name="Medium Grid 3 Accent 3" w:uiPriority="69"/>
-    <w:lsdException w:name="Dark List Accent 3" w:uiPriority="70"/>
-    <w:lsdException w:name="Colorful Shading Accent 3" w:uiPriority="71"/>
-    <w:lsdException w:name="Colorful List Accent 3" w:uiPriority="72"/>
-    <w:lsdException w:name="Colorful Grid Accent 3" w:uiPriority="73"/>
-    <w:lsdException w:name="Light Shading Accent 4" w:uiPriority="60"/>
-    <w:lsdException w:name="Light List Accent 4" w:uiPriority="61"/>
-    <w:lsdException w:name="Light Grid Accent 4" w:uiPriority="62"/>
-    <w:lsdException w:name="Medium Shading 1 Accent 4" w:uiPriority="63"/>
-    <w:lsdException w:name="Medium Shading 2 Accent 4" w:uiPriority="64"/>
-    <w:lsdException w:name="Medium List 1 Accent 4" w:uiPriority="65"/>
-    <w:lsdException w:name="Medium List 2 Accent 4" w:uiPriority="66"/>
-    <w:lsdException w:name="Medium Grid 1 Accent 4" w:uiPriority="67"/>
-    <w:lsdException w:name="Medium Grid 2 Accent 4" w:uiPriority="68"/>
-    <w:lsdException w:name="Medium Grid 3 Accent 4" w:uiPriority="69"/>
-    <w:lsdException w:name="Dark List Accent 4" w:uiPriority="70"/>
-    <w:lsdException w:name="Colorful Shading Accent 4" w:uiPriority="71"/>
-    <w:lsdException w:name="Colorful List Accent 4" w:uiPriority="72"/>
-    <w:lsdException w:name="Colorful Grid Accent 4" w:uiPriority="73"/>
-    <w:lsdException w:name="Light Shading Accent 5" w:uiPriority="60"/>
-    <w:lsdException w:name="Light List Accent 5" w:uiPriority="61"/>
-    <w:lsdException w:name="Light Grid Accent 5" w:uiPriority="62"/>
-    <w:lsdException w:name="Medium Shading 1 Accent 5" w:uiPriority="63"/>
-    <w:lsdException w:name="Medium Shading 2 Accent 5" w:uiPriority="64"/>
-    <w:lsdException w:name="Medium List 1 Accent 5" w:uiPriority="65"/>
-    <w:lsdException w:name="Medium List 2 Accent 5" w:uiPriority="66"/>
-    <w:lsdException w:name="Medium Grid 1 Accent 5" w:uiPriority="67"/>
-    <w:lsdException w:name="Medium Grid 2 Accent 5" w:uiPriority="68"/>
-    <w:lsdException w:name="Medium Grid 3 Accent 5" w:uiPriority="69"/>
-    <w:lsdException w:name="Dark List Accent 5" w:uiPriority="70"/>
-    <w:lsdException w:name="Colorful Shading Accent 5" w:uiPriority="71"/>
-    <w:lsdException w:name="Colorful List Accent 5" w:uiPriority="72"/>
-    <w:lsdException w:name="Colorful Grid Accent 5" w:uiPriority="73"/>
-    <w:lsdException w:name="Light Shading Accent 6" w:uiPriority="60"/>
-    <w:lsdException w:name="Light List Accent 6" w:uiPriority="61"/>
-    <w:lsdException w:name="Light Grid Accent 6" w:uiPriority="62"/>
-    <w:lsdException w:name="Medium Shading 1 Accent 6" w:uiPriority="63"/>
-    <w:lsdException w:name="Medium Shading 2 Accent 6" w:uiPriority="64"/>
-    <w:lsdException w:name="Medium List 1 Accent 6" w:uiPriority="65"/>
-    <w:lsdException w:name="Medium List 2 Accent 6" w:uiPriority="66"/>
-    <w:lsdException w:name="Medium Grid 1 Accent 6" w:uiPriority="67"/>
-    <w:lsdException w:name="Medium Grid 2 Accent 6" w:uiPriority="68"/>
-    <w:lsdException w:name="Medium Grid 3 Accent 6" w:uiPriority="69"/>
-    <w:lsdException w:name="Dark List Accent 6" w:uiPriority="70"/>
-    <w:lsdException w:name="Colorful Shading Accent 6" w:uiPriority="71"/>
-    <w:lsdException w:name="Colorful List Accent 6" w:uiPriority="72"/>
-    <w:lsdException w:name="Colorful Grid Accent 6" w:uiPriority="73"/>
-    <w:lsdException w:name="Subtle Emphasis" w:uiPriority="19" w:qFormat="1"/>
-    <w:lsdException w:name="Intense Emphasis" w:uiPriority="21" w:qFormat="1"/>
-    <w:lsdException w:name="Subtle Reference" w:uiPriority="31" w:qFormat="1"/>
-    <w:lsdException w:name="Intense Reference" w:uiPriority="32" w:qFormat="1"/>
-    <w:lsdException w:name="Book Title" w:uiPriority="33" w:qFormat="1"/>
-    <w:lsdException w:name="Bibliography" w:semiHidden="1" w:uiPriority="37" w:unhideWhenUsed="1"/>
-    <w:lsdException w:name="TOC Heading" w:semiHidden="1" w:uiPriority="39" w:unhideWhenUsed="1" w:qFormat="1"/>
-    <w:lsdException w:name="Plain Table 1" w:uiPriority="41"/>
-    <w:lsdException w:name="Plain Table 2" w:uiPriority="42"/>
-    <w:lsdException w:name="Plain Table 3" w:uiPriority="43"/>
-    <w:lsdException w:name="Plain Table 4" w:uiPriority="44"/>
-    <w:lsdException w:name="Plain Table 5" w:uiPriority="45"/>
-    <w:lsdException w:name="Grid Table Light" w:uiPriority="40"/>
-    <w:lsdException w:name="Grid Table 1 Light" w:uiPriority="46"/>
-    <w:lsdException w:name="Grid Table 2" w:uiPriority="47"/>
-    <w:lsdException w:name="Grid Table 3" w:uiPriority="48"/>
-    <w:lsdException w:name="Grid Table 4" w:uiPriority="49"/>
-    <w:lsdException w:name="Grid Table 5 Dark" w:uiPriority="50"/>
-    <w:lsdException w:name="Grid Table 6 Colorful" w:uiPriority="51"/>
-    <w:lsdException w:name="Grid Table 7 Colorful" w:uiPriority="52"/>
-    <w:lsdException w:name="Grid Table 1 Light Accent 1" w:uiPriority="46"/>
-    <w:lsdException w:name="Grid Table 2 Accent 1" w:uiPriority="47"/>
-    <w:lsdException w:name="Grid Table 3 Accent 1" w:uiPriority="48"/>
-    <w:lsdException w:name="Grid Table 4 Accent 1" w:uiPriority="49"/>
-    <w:lsdException w:name="Grid Table 5 Dark Accent 1" w:uiPriority="50"/>
-    <w:lsdException w:name="Grid Table 6 Colorful Accent 1" w:uiPriority="51"/>
-    <w:lsdException w:name="Grid Table 7 Colorful Accent 1" w:uiPriority="52"/>
-    <w:lsdException w:name="Grid Table 1 Light Accent 2" w:uiPriority="46"/>
-    <w:lsdException w:name="Grid Table 2 Accent 2" w:uiPriority="47"/>
-    <w:lsdException w:name="Grid Table 3 Accent 2" w:uiPriority="48"/>
-    <w:lsdException w:name="Grid Table 4 Accent 2" w:uiPriority="49"/>
-    <w:lsdException w:name="Grid Table 5 Dark Accent 2" w:uiPriority="50"/>
-    <w:lsdException w:name="Grid Table 6 Colorful Accent 2" w:uiPriority="51"/>
-    <w:lsdException w:name="Grid Table 7 Colorful Accent 2" w:uiPriority="52"/>
-    <w:lsdException w:name="Grid Table 1 Light Accent 3" w:uiPriority="46"/>
-    <w:lsdException w:name="Grid Table 2 Accent 3" w:uiPriority="47"/>
-    <w:lsdException w:name="Grid Table 3 Accent 3" w:uiPriority="48"/>
-    <w:lsdException w:name="Grid Table 4 Accent 3" w:uiPriority="49"/>
-    <w:lsdException w:name="Grid Table 5 Dark Accent 3" w:uiPriority="50"/>
-    <w:lsdException w:name="Grid Table 6 Colorful Accent 3" w:uiPriority="51"/>
-    <w:lsdException w:name="Grid Table 7 Colorful Accent 3" w:uiPriority="52"/>
-    <w:lsdException w:name="Grid Table 1 Light Accent 4" w:uiPriority="46"/>
-    <w:lsdException w:name="Grid Table 2 Accent 4" w:uiPriority="47"/>
-    <w:lsdException w:name="Grid Table 3 Accent 4" w:uiPriority="48"/>
-    <w:lsdException w:name="Grid Table 4 Accent 4" w:uiPriority="49"/>
-    <w:lsdException w:name="Grid Table 5 Dark Accent 4" w:uiPriority="50"/>
-    <w:lsdException w:name="Grid Table 6 Colorful Accent 4" w:uiPriority="51"/>
-    <w:lsdException w:name="Grid Table 7 Colorful Accent 4" w:uiPriority="52"/>
-    <w:lsdException w:name="Grid Table 1 Light Accent 5" w:uiPriority="46"/>
-    <w:lsdException w:name="Grid Table 2 Accent 5" w:uiPriority="47"/>
-    <w:lsdException w:name="Grid Table 3 Accent 5" w:uiPriority="48"/>
-    <w:lsdException w:name="Grid Table 4 Accent 5" w:uiPriority="49"/>
-    <w:lsdException w:name="Grid Table 5 Dark Accent 5" w:uiPriority="50"/>
-    <w:lsdException w:name="Grid Table 6 Colorful Accent 5" w:uiPriority="51"/>
-    <w:lsdException w:name="Grid Table 7 Colorful Accent 5" w:uiPriority="52"/>
-    <w:lsdException w:name="Grid Table 1 Light Accent 6" w:uiPriority="46"/>
-    <w:lsdException w:name="Grid Table 2 Accent 6" w:uiPriority="47"/>
-    <w:lsdException w:name="Grid Table 3 Accent 6" w:uiPriority="48"/>
-    <w:lsdException w:name="Grid Table 4 Accent 6" w:uiPriority="49"/>
-    <w:lsdException w:name="Grid Table 5 Dark Accent 6" w:uiPriority="50"/>
-    <w:lsdException w:name="Grid Table 6 Colorful Accent 6" w:uiPriority="51"/>
-    <w:lsdException w:name="Grid Table 7 Colorful Accent 6" w:uiPriority="52"/>
-    <w:lsdException w:name="List Table 1 Light" w:uiPriority="46"/>
-    <w:lsdException w:name="List Table 2" w:uiPriority="47"/>
-    <w:lsdException w:name="List Table 3" w:uiPriority="48"/>
-    <w:lsdException w:name="List Table 4" w:uiPriority="49"/>
-    <w:lsdException w:name="List Table 5 Dark" w:uiPriority="50"/>
-    <w:lsdException w:name="List Table 6 Colorful" w:uiPriority="51"/>
-    <w:lsdException w:name="List Table 7 Colorful" w:uiPriority="52"/>
-    <w:lsdException w:name="List Table 1 Light Accent 1" w:uiPriority="46"/>
-    <w:lsdException w:name="List Table 2 Accent 1" w:uiPriority="47"/>
-    <w:lsdException w:name="List Table 3 Accent 1" w:uiPriority="48"/>
-    <w:lsdException w:name="List Table 4 Accent 1" w:uiPriority="49"/>
-    <w:lsdException w:name="List Table 5 Dark Accent 1" w:uiPriority="50"/>
-    <w:lsdException w:name="List Table 6 Colorful Accent 1" w:uiPriority="51"/>
-    <w:lsdException w:name="List Table 7 Colorful Accent 1" w:uiPriority="52"/>
-    <w:lsdException w:name="List Table 1 Light Accent 2" w:uiPriority="46"/>
-    <w:lsdException w:name="List Table 2 Accent 2" w:uiPriority="47"/>
-    <w:lsdException w:name="List Table 3 Accent 2" w:uiPriority="48"/>
-    <w:lsdException w:name="List Table 4 Accent 2" w:uiPriority="49"/>
-    <w:lsdException w:name="List Table 5 Dark Accent 2" w:uiPriority="50"/>
-    <w:lsdException w:name="List Table 6 Colorful Accent 2" w:uiPriority="51"/>
-    <w:lsdException w:name="List Table 7 Colorful Accent 2" w:uiPriority="52"/>
-    <w:lsdException w:name="List Table 1 Light Accent 3" w:uiPriority="46"/>
-    <w:lsdException w:name="List Table 2 Accent 3" w:uiPriority="47"/>
-    <w:lsdException w:name="List Table 3 Accent 3" w:uiPriority="48"/>
-    <w:lsdException w:name="List Table 4 Accent 3" w:uiPriority="49"/>
-    <w:lsdException w:name="List Table 5 Dark Accent 3" w:uiPriority="50"/>
-    <w:lsdException w:name="List Table 6 Colorful Accent 3" w:uiPriority="51"/>
-    <w:lsdException w:name="List Table 7 Colorful Accent 3" w:uiPriority="52"/>
-    <w:lsdException w:name="List Table 1 Light Accent 4" w:uiPriority="46"/>
-    <w:lsdException w:name="List Table 2 Accent 4" w:uiPriority="47"/>
-    <w:lsdException w:name="List Table 3 Accent 4" w:uiPriority="48"/>
-    <w:lsdException w:name="List Table 4 Accent 4" w:uiPriority="49"/>
-    <w:lsdException w:name="List Table 5 Dark Accent 4" w:uiPriority="50"/>
-    <w:lsdException w:name="List Table 6 Colorful Accent 4" w:uiPriority="51"/>
-    <w:lsdException w:name="List Table 7 Colorful Accent 4" w:uiPriority="52"/>
-    <w:lsdException w:name="List Table 1 Light Accent 5" w:uiPriority="46"/>
-    <w:lsdException w:name="List Table 2 Accent 5" w:uiPriority="47"/>
-    <w:lsdException w:name="List Table 3 Accent 5" w:uiPriority="48"/>
-    <w:lsdException w:name="List Table 4 Accent 5" w:uiPriority="49"/>
-    <w:lsdException w:name="List Table 5 Dark Accent 5" w:uiPriority="50"/>
-    <w:lsdException w:name="List Table 6 Colorful Accent 5" w:uiPriority="51"/>
-    <w:lsdException w:name="List Table 7 Colorful Accent 5" w:uiPriority="52"/>
-    <w:lsdException w:name="List Table 1 Light Accent 6" w:uiPriority="46"/>
-    <w:lsdException w:name="List Table 2 Accent 6" w:uiPriority="47"/>
-    <w:lsdException w:name="List Table 3 Accent 6" w:uiPriority="48"/>
-    <w:lsdException w:name="List Table 4 Accent 6" w:uiPriority="49"/>
-    <w:lsdException w:name="List Table 5 Dark Accent 6" w:uiPriority="50"/>
-    <w:lsdException w:name="List Table 6 Colorful Accent 6" w:uiPriority="51"/>
-    <w:lsdException w:name="List Table 7 Colorful Accent 6" w:uiPriority="52"/>
-    <w:lsdException w:name="Mention" w:semiHidden="1" w:uiPriority="99" w:unhideWhenUsed="1"/>
-    <w:lsdException w:name="Smart Hyperlink" w:semiHidden="1" w:uiPriority="99" w:unhideWhenUsed="1"/>
-    <w:lsdException w:name="Hashtag" w:semiHidden="1" w:uiPriority="99" w:unhideWhenUsed="1"/>
-    <w:lsdException w:name="Unresolved Mention" w:semiHidden="1" w:uiPriority="99" w:unhideWhenUsed="1"/>
-    <w:lsdException w:name="Smart Link" w:semiHidden="1" w:uiPriority="99" w:unhideWhenUsed="1"/>
+  <w:latentStyles w:count="260" w:defQFormat="0" w:defUnhideWhenUsed="1" w:defSemiHidden="1" w:defUIPriority="99" w:defLockedState="0">
+    <w:lsdException w:qFormat="1" w:unhideWhenUsed="0" w:uiPriority="0" w:semiHidden="0" w:name="Normal"/>
+    <w:lsdException w:qFormat="1" w:unhideWhenUsed="0" w:uiPriority="0" w:semiHidden="0" w:name="heading 1"/>
+    <w:lsdException w:qFormat="1" w:uiPriority="0" w:name="heading 2"/>
+    <w:lsdException w:qFormat="1" w:uiPriority="0" w:name="heading 3"/>
+    <w:lsdException w:qFormat="1" w:uiPriority="0" w:name="heading 4"/>
+    <w:lsdException w:qFormat="1" w:uiPriority="0" w:name="heading 5"/>
+    <w:lsdException w:qFormat="1" w:uiPriority="0" w:name="heading 6"/>
+    <w:lsdException w:qFormat="1" w:uiPriority="0" w:name="heading 7"/>
+    <w:lsdException w:qFormat="1" w:uiPriority="0" w:name="heading 8"/>
+    <w:lsdException w:qFormat="1" w:uiPriority="0" w:name="heading 9"/>
+    <w:lsdException w:unhideWhenUsed="0" w:uiPriority="0" w:semiHidden="0" w:name="index 1"/>
+    <w:lsdException w:unhideWhenUsed="0" w:uiPriority="0" w:semiHidden="0" w:name="index 2"/>
+    <w:lsdException w:unhideWhenUsed="0" w:uiPriority="0" w:semiHidden="0" w:name="index 3"/>
+    <w:lsdException w:unhideWhenUsed="0" w:uiPriority="0" w:semiHidden="0" w:name="index 4"/>
+    <w:lsdException w:unhideWhenUsed="0" w:uiPriority="0" w:semiHidden="0" w:name="index 5"/>
+    <w:lsdException w:unhideWhenUsed="0" w:uiPriority="0" w:semiHidden="0" w:name="index 6"/>
+    <w:lsdException w:unhideWhenUsed="0" w:uiPriority="0" w:semiHidden="0" w:name="index 7"/>
+    <w:lsdException w:unhideWhenUsed="0" w:uiPriority="0" w:semiHidden="0" w:name="index 8"/>
+    <w:lsdException w:unhideWhenUsed="0" w:uiPriority="0" w:semiHidden="0" w:name="index 9"/>
+    <w:lsdException w:unhideWhenUsed="0" w:uiPriority="0" w:semiHidden="0" w:name="toc 1"/>
+    <w:lsdException w:unhideWhenUsed="0" w:uiPriority="0" w:semiHidden="0" w:name="toc 2"/>
+    <w:lsdException w:unhideWhenUsed="0" w:uiPriority="0" w:semiHidden="0" w:name="toc 3"/>
+    <w:lsdException w:unhideWhenUsed="0" w:uiPriority="0" w:semiHidden="0" w:name="toc 4"/>
+    <w:lsdException w:unhideWhenUsed="0" w:uiPriority="0" w:semiHidden="0" w:name="toc 5"/>
+    <w:lsdException w:unhideWhenUsed="0" w:uiPriority="0" w:semiHidden="0" w:name="toc 6"/>
+    <w:lsdException w:unhideWhenUsed="0" w:uiPriority="0" w:semiHidden="0" w:name="toc 7"/>
+    <w:lsdException w:unhideWhenUsed="0" w:uiPriority="0" w:semiHidden="0" w:name="toc 8"/>
+    <w:lsdException w:unhideWhenUsed="0" w:uiPriority="0" w:semiHidden="0" w:name="toc 9"/>
+    <w:lsdException w:unhideWhenUsed="0" w:uiPriority="0" w:semiHidden="0" w:name="Normal Indent"/>
+    <w:lsdException w:unhideWhenUsed="0" w:uiPriority="0" w:semiHidden="0" w:name="footnote text"/>
+    <w:lsdException w:unhideWhenUsed="0" w:uiPriority="0" w:semiHidden="0" w:name="annotation text"/>
+    <w:lsdException w:unhideWhenUsed="0" w:uiPriority="0" w:semiHidden="0" w:name="header"/>
+    <w:lsdException w:unhideWhenUsed="0" w:uiPriority="0" w:semiHidden="0" w:name="footer"/>
+    <w:lsdException w:unhideWhenUsed="0" w:uiPriority="0" w:semiHidden="0" w:name="index heading"/>
+    <w:lsdException w:qFormat="1" w:uiPriority="0" w:name="caption"/>
+    <w:lsdException w:unhideWhenUsed="0" w:uiPriority="0" w:semiHidden="0" w:name="table of figures"/>
+    <w:lsdException w:unhideWhenUsed="0" w:uiPriority="0" w:semiHidden="0" w:name="envelope address"/>
+    <w:lsdException w:unhideWhenUsed="0" w:uiPriority="0" w:semiHidden="0" w:name="envelope return"/>
+    <w:lsdException w:unhideWhenUsed="0" w:uiPriority="0" w:semiHidden="0" w:name="footnote reference"/>
+    <w:lsdException w:unhideWhenUsed="0" w:uiPriority="0" w:semiHidden="0" w:name="annotation reference"/>
+    <w:lsdException w:unhideWhenUsed="0" w:uiPriority="0" w:semiHidden="0" w:name="line number"/>
+    <w:lsdException w:unhideWhenUsed="0" w:uiPriority="0" w:semiHidden="0" w:name="page number"/>
+    <w:lsdException w:unhideWhenUsed="0" w:uiPriority="0" w:semiHidden="0" w:name="endnote reference"/>
+    <w:lsdException w:unhideWhenUsed="0" w:uiPriority="0" w:semiHidden="0" w:name="endnote text"/>
+    <w:lsdException w:unhideWhenUsed="0" w:uiPriority="0" w:semiHidden="0" w:name="table of authorities"/>
+    <w:lsdException w:unhideWhenUsed="0" w:uiPriority="0" w:semiHidden="0" w:name="macro"/>
+    <w:lsdException w:unhideWhenUsed="0" w:uiPriority="0" w:semiHidden="0" w:name="toa heading"/>
+    <w:lsdException w:unhideWhenUsed="0" w:uiPriority="0" w:semiHidden="0" w:name="List"/>
+    <w:lsdException w:unhideWhenUsed="0" w:uiPriority="0" w:semiHidden="0" w:name="List Bullet"/>
+    <w:lsdException w:unhideWhenUsed="0" w:uiPriority="0" w:semiHidden="0" w:name="List Number"/>
+    <w:lsdException w:unhideWhenUsed="0" w:uiPriority="0" w:semiHidden="0" w:name="List 2"/>
+    <w:lsdException w:unhideWhenUsed="0" w:uiPriority="0" w:semiHidden="0" w:name="List 3"/>
+    <w:lsdException w:unhideWhenUsed="0" w:uiPriority="0" w:semiHidden="0" w:name="List 4"/>
+    <w:lsdException w:unhideWhenUsed="0" w:uiPriority="0" w:semiHidden="0" w:name="List 5"/>
+    <w:lsdException w:unhideWhenUsed="0" w:uiPriority="0" w:semiHidden="0" w:name="List Bullet 2"/>
+    <w:lsdException w:unhideWhenUsed="0" w:uiPriority="0" w:semiHidden="0" w:name="List Bullet 3"/>
+    <w:lsdException w:unhideWhenUsed="0" w:uiPriority="0" w:semiHidden="0" w:name="List Bullet 4"/>
+    <w:lsdException w:unhideWhenUsed="0" w:uiPriority="0" w:semiHidden="0" w:name="List Bullet 5"/>
+    <w:lsdException w:unhideWhenUsed="0" w:uiPriority="0" w:semiHidden="0" w:name="List Number 2"/>
+    <w:lsdException w:unhideWhenUsed="0" w:uiPriority="0" w:semiHidden="0" w:name="List Number 3"/>
+    <w:lsdException w:unhideWhenUsed="0" w:uiPriority="0" w:semiHidden="0" w:name="List Number 4"/>
+    <w:lsdException w:unhideWhenUsed="0" w:uiPriority="0" w:semiHidden="0" w:name="List Number 5"/>
+    <w:lsdException w:qFormat="1" w:unhideWhenUsed="0" w:uiPriority="0" w:semiHidden="0" w:name="Title"/>
+    <w:lsdException w:unhideWhenUsed="0" w:uiPriority="0" w:semiHidden="0" w:name="Closing"/>
+    <w:lsdException w:unhideWhenUsed="0" w:uiPriority="0" w:semiHidden="0" w:name="Signature"/>
+    <w:lsdException w:uiPriority="1" w:name="Default Paragraph Font"/>
+    <w:lsdException w:unhideWhenUsed="0" w:uiPriority="0" w:semiHidden="0" w:name="Body Text"/>
+    <w:lsdException w:unhideWhenUsed="0" w:uiPriority="0" w:semiHidden="0" w:name="Body Text Indent"/>
+    <w:lsdException w:unhideWhenUsed="0" w:uiPriority="0" w:semiHidden="0" w:name="List Continue"/>
+    <w:lsdException w:unhideWhenUsed="0" w:uiPriority="0" w:semiHidden="0" w:name="List Continue 2"/>
+    <w:lsdException w:unhideWhenUsed="0" w:uiPriority="0" w:semiHidden="0" w:name="List Continue 3"/>
+    <w:lsdException w:unhideWhenUsed="0" w:uiPriority="0" w:semiHidden="0" w:name="List Continue 4"/>
+    <w:lsdException w:unhideWhenUsed="0" w:uiPriority="0" w:semiHidden="0" w:name="List Continue 5"/>
+    <w:lsdException w:unhideWhenUsed="0" w:uiPriority="0" w:semiHidden="0" w:name="Message Header"/>
+    <w:lsdException w:qFormat="1" w:unhideWhenUsed="0" w:uiPriority="0" w:semiHidden="0" w:name="Subtitle"/>
+    <w:lsdException w:unhideWhenUsed="0" w:uiPriority="0" w:semiHidden="0" w:name="Salutation"/>
+    <w:lsdException w:unhideWhenUsed="0" w:uiPriority="0" w:semiHidden="0" w:name="Date"/>
+    <w:lsdException w:unhideWhenUsed="0" w:uiPriority="0" w:semiHidden="0" w:name="Body Text First Indent"/>
+    <w:lsdException w:unhideWhenUsed="0" w:uiPriority="0" w:semiHidden="0" w:name="Body Text First Indent 2"/>
+    <w:lsdException w:unhideWhenUsed="0" w:uiPriority="0" w:semiHidden="0" w:name="Note Heading"/>
+    <w:lsdException w:unhideWhenUsed="0" w:uiPriority="0" w:semiHidden="0" w:name="Body Text 2"/>
+    <w:lsdException w:unhideWhenUsed="0" w:uiPriority="0" w:semiHidden="0" w:name="Body Text 3"/>
+    <w:lsdException w:unhideWhenUsed="0" w:uiPriority="0" w:semiHidden="0" w:name="Body Text Indent 2"/>
+    <w:lsdException w:unhideWhenUsed="0" w:uiPriority="0" w:semiHidden="0" w:name="Body Text Indent 3"/>
+    <w:lsdException w:unhideWhenUsed="0" w:uiPriority="0" w:semiHidden="0" w:name="Block Text"/>
+    <w:lsdException w:unhideWhenUsed="0" w:uiPriority="0" w:semiHidden="0" w:name="Hyperlink"/>
+    <w:lsdException w:unhideWhenUsed="0" w:uiPriority="0" w:semiHidden="0" w:name="FollowedHyperlink"/>
+    <w:lsdException w:qFormat="1" w:unhideWhenUsed="0" w:uiPriority="0" w:semiHidden="0" w:name="Strong"/>
+    <w:lsdException w:qFormat="1" w:unhideWhenUsed="0" w:uiPriority="0" w:semiHidden="0" w:name="Emphasis"/>
+    <w:lsdException w:unhideWhenUsed="0" w:uiPriority="0" w:semiHidden="0" w:name="Document Map"/>
+    <w:lsdException w:unhideWhenUsed="0" w:uiPriority="0" w:semiHidden="0" w:name="Plain Text"/>
+    <w:lsdException w:unhideWhenUsed="0" w:uiPriority="0" w:semiHidden="0" w:name="E-mail Signature"/>
+    <w:lsdException w:unhideWhenUsed="0" w:uiPriority="0" w:semiHidden="0" w:name="Normal (Web)"/>
+    <w:lsdException w:unhideWhenUsed="0" w:uiPriority="0" w:semiHidden="0" w:name="HTML Acronym"/>
+    <w:lsdException w:unhideWhenUsed="0" w:uiPriority="0" w:semiHidden="0" w:name="HTML Address"/>
+    <w:lsdException w:unhideWhenUsed="0" w:uiPriority="0" w:semiHidden="0" w:name="HTML Cite"/>
+    <w:lsdException w:unhideWhenUsed="0" w:uiPriority="0" w:semiHidden="0" w:name="HTML Code"/>
+    <w:lsdException w:unhideWhenUsed="0" w:uiPriority="0" w:semiHidden="0" w:name="HTML Definition"/>
+    <w:lsdException w:unhideWhenUsed="0" w:uiPriority="0" w:semiHidden="0" w:name="HTML Keyboard"/>
+    <w:lsdException w:unhideWhenUsed="0" w:uiPriority="0" w:semiHidden="0" w:name="HTML Preformatted"/>
+    <w:lsdException w:unhideWhenUsed="0" w:uiPriority="0" w:semiHidden="0" w:name="HTML Sample"/>
+    <w:lsdException w:unhideWhenUsed="0" w:uiPriority="0" w:semiHidden="0" w:name="HTML Typewriter"/>
+    <w:lsdException w:unhideWhenUsed="0" w:uiPriority="0" w:semiHidden="0" w:name="HTML Variable"/>
+    <w:lsdException w:uiPriority="99" w:name="Normal Table"/>
+    <w:lsdException w:unhideWhenUsed="0" w:uiPriority="0" w:semiHidden="0" w:name="annotation subject"/>
+    <w:lsdException w:uiPriority="0" w:name="Table Simple 1"/>
+    <w:lsdException w:uiPriority="0" w:name="Table Simple 2"/>
+    <w:lsdException w:uiPriority="0" w:name="Table Simple 3"/>
+    <w:lsdException w:uiPriority="0" w:name="Table Classic 1"/>
+    <w:lsdException w:uiPriority="0" w:name="Table Classic 2"/>
+    <w:lsdException w:uiPriority="0" w:name="Table Classic 3"/>
+    <w:lsdException w:uiPriority="0" w:name="Table Classic 4"/>
+    <w:lsdException w:uiPriority="0" w:name="Table Colorful 1"/>
+    <w:lsdException w:uiPriority="0" w:name="Table Colorful 2"/>
+    <w:lsdException w:uiPriority="0" w:name="Table Colorful 3"/>
+    <w:lsdException w:uiPriority="0" w:name="Table Columns 1"/>
+    <w:lsdException w:uiPriority="0" w:name="Table Columns 2"/>
+    <w:lsdException w:uiPriority="0" w:name="Table Columns 3"/>
+    <w:lsdException w:uiPriority="0" w:name="Table Columns 4"/>
+    <w:lsdException w:uiPriority="0" w:name="Table Columns 5"/>
+    <w:lsdException w:uiPriority="0" w:name="Table Grid 1"/>
+    <w:lsdException w:uiPriority="0" w:name="Table Grid 2"/>
+    <w:lsdException w:uiPriority="0" w:name="Table Grid 3"/>
+    <w:lsdException w:uiPriority="0" w:name="Table Grid 4"/>
+    <w:lsdException w:uiPriority="0" w:name="Table Grid 5"/>
+    <w:lsdException w:uiPriority="0" w:name="Table Grid 6"/>
+    <w:lsdException w:uiPriority="0" w:name="Table Grid 7"/>
+    <w:lsdException w:uiPriority="0" w:name="Table Grid 8"/>
+    <w:lsdException w:uiPriority="0" w:name="Table List 1"/>
+    <w:lsdException w:uiPriority="0" w:name="Table List 2"/>
+    <w:lsdException w:uiPriority="0" w:name="Table List 3"/>
+    <w:lsdException w:uiPriority="0" w:name="Table List 4"/>
+    <w:lsdException w:uiPriority="0" w:name="Table List 5"/>
+    <w:lsdException w:uiPriority="0" w:name="Table List 6"/>
+    <w:lsdException w:uiPriority="0" w:name="Table List 7"/>
+    <w:lsdException w:uiPriority="0" w:name="Table List 8"/>
+    <w:lsdException w:uiPriority="0" w:name="Table 3D effects 1"/>
+    <w:lsdException w:uiPriority="0" w:name="Table 3D effects 2"/>
+    <w:lsdException w:uiPriority="0" w:name="Table 3D effects 3"/>
+    <w:lsdException w:uiPriority="0" w:name="Table Contemporary"/>
+    <w:lsdException w:uiPriority="0" w:name="Table Elegant"/>
+    <w:lsdException w:uiPriority="0" w:name="Table Professional"/>
+    <w:lsdException w:uiPriority="0" w:name="Table Subtle 1"/>
+    <w:lsdException w:uiPriority="0" w:name="Table Subtle 2"/>
+    <w:lsdException w:uiPriority="0" w:name="Table Web 1"/>
+    <w:lsdException w:uiPriority="0" w:name="Table Web 2"/>
+    <w:lsdException w:uiPriority="0" w:name="Table Web 3"/>
+    <w:lsdException w:unhideWhenUsed="0" w:uiPriority="0" w:semiHidden="0" w:name="Balloon Text"/>
+    <w:lsdException w:unhideWhenUsed="0" w:uiPriority="0" w:semiHidden="0" w:name="Table Grid"/>
+    <w:lsdException w:uiPriority="0" w:name="Table Theme"/>
+    <w:lsdException w:unhideWhenUsed="0" w:uiPriority="60" w:semiHidden="0" w:name="Light Shading"/>
+    <w:lsdException w:unhideWhenUsed="0" w:uiPriority="61" w:semiHidden="0" w:name="Light List"/>
+    <w:lsdException w:unhideWhenUsed="0" w:uiPriority="62" w:semiHidden="0" w:name="Light Grid"/>
+    <w:lsdException w:unhideWhenUsed="0" w:uiPriority="63" w:semiHidden="0" w:name="Medium Shading 1"/>
+    <w:lsdException w:unhideWhenUsed="0" w:uiPriority="64" w:semiHidden="0" w:name="Medium Shading 2"/>
+    <w:lsdException w:unhideWhenUsed="0" w:uiPriority="65" w:semiHidden="0" w:name="Medium List 1"/>
+    <w:lsdException w:unhideWhenUsed="0" w:uiPriority="66" w:semiHidden="0" w:name="Medium List 2"/>
+    <w:lsdException w:unhideWhenUsed="0" w:uiPriority="67" w:semiHidden="0" w:name="Medium Grid 1"/>
+    <w:lsdException w:unhideWhenUsed="0" w:uiPriority="68" w:semiHidden="0" w:name="Medium Grid 2"/>
+    <w:lsdException w:unhideWhenUsed="0" w:uiPriority="69" w:semiHidden="0" w:name="Medium Grid 3"/>
+    <w:lsdException w:unhideWhenUsed="0" w:uiPriority="70" w:semiHidden="0" w:name="Dark List"/>
+    <w:lsdException w:unhideWhenUsed="0" w:uiPriority="71" w:semiHidden="0" w:name="Colorful Shading"/>
+    <w:lsdException w:unhideWhenUsed="0" w:uiPriority="72" w:semiHidden="0" w:name="Colorful List"/>
+    <w:lsdException w:unhideWhenUsed="0" w:uiPriority="73" w:semiHidden="0" w:name="Colorful Grid"/>
+    <w:lsdException w:unhideWhenUsed="0" w:uiPriority="60" w:semiHidden="0" w:name="Light Shading Accent 1"/>
+    <w:lsdException w:unhideWhenUsed="0" w:uiPriority="61" w:semiHidden="0" w:name="Light List Accent 1"/>
+    <w:lsdException w:unhideWhenUsed="0" w:uiPriority="62" w:semiHidden="0" w:name="Light Grid Accent 1"/>
+    <w:lsdException w:unhideWhenUsed="0" w:uiPriority="63" w:semiHidden="0" w:name="Medium Shading 1 Accent 1"/>
+    <w:lsdException w:unhideWhenUsed="0" w:uiPriority="64" w:semiHidden="0" w:name="Medium Shading 2 Accent 1"/>
+    <w:lsdException w:unhideWhenUsed="0" w:uiPriority="65" w:semiHidden="0" w:name="Medium List 1 Accent 1"/>
+    <w:lsdException w:unhideWhenUsed="0" w:uiPriority="66" w:semiHidden="0" w:name="Medium List 2 Accent 1"/>
+    <w:lsdException w:unhideWhenUsed="0" w:uiPriority="67" w:semiHidden="0" w:name="Medium Grid 1 Accent 1"/>
+    <w:lsdException w:unhideWhenUsed="0" w:uiPriority="68" w:semiHidden="0" w:name="Medium Grid 2 Accent 1"/>
+    <w:lsdException w:unhideWhenUsed="0" w:uiPriority="69" w:semiHidden="0" w:name="Medium Grid 3 Accent 1"/>
+    <w:lsdException w:unhideWhenUsed="0" w:uiPriority="70" w:semiHidden="0" w:name="Dark List Accent 1"/>
+    <w:lsdException w:unhideWhenUsed="0" w:uiPriority="71" w:semiHidden="0" w:name="Colorful Shading Accent 1"/>
+    <w:lsdException w:unhideWhenUsed="0" w:uiPriority="72" w:semiHidden="0" w:name="Colorful List Accent 1"/>
+    <w:lsdException w:unhideWhenUsed="0" w:uiPriority="73" w:semiHidden="0" w:name="Colorful Grid Accent 1"/>
+    <w:lsdException w:unhideWhenUsed="0" w:uiPriority="60" w:semiHidden="0" w:name="Light Shading Accent 2"/>
+    <w:lsdException w:unhideWhenUsed="0" w:uiPriority="61" w:semiHidden="0" w:name="Light List Accent 2"/>
+    <w:lsdException w:unhideWhenUsed="0" w:uiPriority="62" w:semiHidden="0" w:name="Light Grid Accent 2"/>
+    <w:lsdException w:unhideWhenUsed="0" w:uiPriority="63" w:semiHidden="0" w:name="Medium Shading 1 Accent 2"/>
+    <w:lsdException w:unhideWhenUsed="0" w:uiPriority="64" w:semiHidden="0" w:name="Medium Shading 2 Accent 2"/>
+    <w:lsdException w:unhideWhenUsed="0" w:uiPriority="65" w:semiHidden="0" w:name="Medium List 1 Accent 2"/>
+    <w:lsdException w:unhideWhenUsed="0" w:uiPriority="66" w:semiHidden="0" w:name="Medium List 2 Accent 2"/>
+    <w:lsdException w:unhideWhenUsed="0" w:uiPriority="67" w:semiHidden="0" w:name="Medium Grid 1 Accent 2"/>
+    <w:lsdException w:unhideWhenUsed="0" w:uiPriority="68" w:semiHidden="0" w:name="Medium Grid 2 Accent 2"/>
+    <w:lsdException w:unhideWhenUsed="0" w:uiPriority="69" w:semiHidden="0" w:name="Medium Grid 3 Accent 2"/>
+    <w:lsdException w:unhideWhenUsed="0" w:uiPriority="70" w:semiHidden="0" w:name="Dark List Accent 2"/>
+    <w:lsdException w:unhideWhenUsed="0" w:uiPriority="71" w:semiHidden="0" w:name="Colorful Shading Accent 2"/>
+    <w:lsdException w:unhideWhenUsed="0" w:uiPriority="72" w:semiHidden="0" w:name="Colorful List Accent 2"/>
+    <w:lsdException w:unhideWhenUsed="0" w:uiPriority="73" w:semiHidden="0" w:name="Colorful Grid Accent 2"/>
+    <w:lsdException w:unhideWhenUsed="0" w:uiPriority="60" w:semiHidden="0" w:name="Light Shading Accent 3"/>
+    <w:lsdException w:unhideWhenUsed="0" w:uiPriority="61" w:semiHidden="0" w:name="Light List Accent 3"/>
+    <w:lsdException w:unhideWhenUsed="0" w:uiPriority="62" w:semiHidden="0" w:name="Light Grid Accent 3"/>
+    <w:lsdException w:unhideWhenUsed="0" w:uiPriority="63" w:semiHidden="0" w:name="Medium Shading 1 Accent 3"/>
+    <w:lsdException w:unhideWhenUsed="0" w:uiPriority="64" w:semiHidden="0" w:name="Medium Shading 2 Accent 3"/>
+    <w:lsdException w:unhideWhenUsed="0" w:uiPriority="65" w:semiHidden="0" w:name="Medium List 1 Accent 3"/>
+    <w:lsdException w:unhideWhenUsed="0" w:uiPriority="66" w:semiHidden="0" w:name="Medium List 2 Accent 3"/>
+    <w:lsdException w:unhideWhenUsed="0" w:uiPriority="67" w:semiHidden="0" w:name="Medium Grid 1 Accent 3"/>
+    <w:lsdException w:unhideWhenUsed="0" w:uiPriority="68" w:semiHidden="0" w:name="Medium Grid 2 Accent 3"/>
+    <w:lsdException w:unhideWhenUsed="0" w:uiPriority="69" w:semiHidden="0" w:name="Medium Grid 3 Accent 3"/>
+    <w:lsdException w:unhideWhenUsed="0" w:uiPriority="70" w:semiHidden="0" w:name="Dark List Accent 3"/>
+    <w:lsdException w:unhideWhenUsed="0" w:uiPriority="71" w:semiHidden="0" w:name="Colorful Shading Accent 3"/>
+    <w:lsdException w:unhideWhenUsed="0" w:uiPriority="72" w:semiHidden="0" w:name="Colorful List Accent 3"/>
+    <w:lsdException w:unhideWhenUsed="0" w:uiPriority="73" w:semiHidden="0" w:name="Colorful Grid Accent 3"/>
+    <w:lsdException w:unhideWhenUsed="0" w:uiPriority="60" w:semiHidden="0" w:name="Light Shading Accent 4"/>
+    <w:lsdException w:unhideWhenUsed="0" w:uiPriority="61" w:semiHidden="0" w:name="Light List Accent 4"/>
+    <w:lsdException w:unhideWhenUsed="0" w:uiPriority="62" w:semiHidden="0" w:name="Light Grid Accent 4"/>
+    <w:lsdException w:unhideWhenUsed="0" w:uiPriority="63" w:semiHidden="0" w:name="Medium Shading 1 Accent 4"/>
+    <w:lsdException w:unhideWhenUsed="0" w:uiPriority="64" w:semiHidden="0" w:name="Medium Shading 2 Accent 4"/>
+    <w:lsdException w:unhideWhenUsed="0" w:uiPriority="65" w:semiHidden="0" w:name="Medium List 1 Accent 4"/>
+    <w:lsdException w:unhideWhenUsed="0" w:uiPriority="66" w:semiHidden="0" w:name="Medium List 2 Accent 4"/>
+    <w:lsdException w:unhideWhenUsed="0" w:uiPriority="67" w:semiHidden="0" w:name="Medium Grid 1 Accent 4"/>
+    <w:lsdException w:unhideWhenUsed="0" w:uiPriority="68" w:semiHidden="0" w:name="Medium Grid 2 Accent 4"/>
+    <w:lsdException w:unhideWhenUsed="0" w:uiPriority="69" w:semiHidden="0" w:name="Medium Grid 3 Accent 4"/>
+    <w:lsdException w:unhideWhenUsed="0" w:uiPriority="70" w:semiHidden="0" w:name="Dark List Accent 4"/>
+    <w:lsdException w:unhideWhenUsed="0" w:uiPriority="71" w:semiHidden="0" w:name="Colorful Shading Accent 4"/>
+    <w:lsdException w:unhideWhenUsed="0" w:uiPriority="72" w:semiHidden="0" w:name="Colorful List Accent 4"/>
+    <w:lsdException w:unhideWhenUsed="0" w:uiPriority="73" w:semiHidden="0" w:name="Colorful Grid Accent 4"/>
+    <w:lsdException w:unhideWhenUsed="0" w:uiPriority="60" w:semiHidden="0" w:name="Light Shading Accent 5"/>
+    <w:lsdException w:unhideWhenUsed="0" w:uiPriority="61" w:semiHidden="0" w:name="Light List Accent 5"/>
+    <w:lsdException w:unhideWhenUsed="0" w:uiPriority="62" w:semiHidden="0" w:name="Light Grid Accent 5"/>
+    <w:lsdException w:unhideWhenUsed="0" w:uiPriority="63" w:semiHidden="0" w:name="Medium Shading 1 Accent 5"/>
+    <w:lsdException w:unhideWhenUsed="0" w:uiPriority="64" w:semiHidden="0" w:name="Medium Shading 2 Accent 5"/>
+    <w:lsdException w:unhideWhenUsed="0" w:uiPriority="65" w:semiHidden="0" w:name="Medium List 1 Accent 5"/>
+    <w:lsdException w:unhideWhenUsed="0" w:uiPriority="66" w:semiHidden="0" w:name="Medium List 2 Accent 5"/>
+    <w:lsdException w:unhideWhenUsed="0" w:uiPriority="67" w:semiHidden="0" w:name="Medium Grid 1 Accent 5"/>
+    <w:lsdException w:unhideWhenUsed="0" w:uiPriority="68" w:semiHidden="0" w:name="Medium Grid 2 Accent 5"/>
+    <w:lsdException w:unhideWhenUsed="0" w:uiPriority="69" w:semiHidden="0" w:name="Medium Grid 3 Accent 5"/>
+    <w:lsdException w:unhideWhenUsed="0" w:uiPriority="70" w:semiHidden="0" w:name="Dark List Accent 5"/>
+    <w:lsdException w:unhideWhenUsed="0" w:uiPriority="71" w:semiHidden="0" w:name="Colorful Shading Accent 5"/>
+    <w:lsdException w:unhideWhenUsed="0" w:uiPriority="72" w:semiHidden="0" w:name="Colorful List Accent 5"/>
+    <w:lsdException w:unhideWhenUsed="0" w:uiPriority="73" w:semiHidden="0" w:name="Colorful Grid Accent 5"/>
+    <w:lsdException w:unhideWhenUsed="0" w:uiPriority="60" w:semiHidden="0" w:name="Light Shading Accent 6"/>
+    <w:lsdException w:unhideWhenUsed="0" w:uiPriority="61" w:semiHidden="0" w:name="Light List Accent 6"/>
+    <w:lsdException w:unhideWhenUsed="0" w:uiPriority="62" w:semiHidden="0" w:name="Light Grid Accent 6"/>
+    <w:lsdException w:unhideWhenUsed="0" w:uiPriority="63" w:semiHidden="0" w:name="Medium Shading 1 Accent 6"/>
+    <w:lsdException w:unhideWhenUsed="0" w:uiPriority="64" w:semiHidden="0" w:name="Medium Shading 2 Accent 6"/>
+    <w:lsdException w:unhideWhenUsed="0" w:uiPriority="65" w:semiHidden="0" w:name="Medium List 1 Accent 6"/>
+    <w:lsdException w:unhideWhenUsed="0" w:uiPriority="66" w:semiHidden="0" w:name="Medium List 2 Accent 6"/>
+    <w:lsdException w:unhideWhenUsed="0" w:uiPriority="67" w:semiHidden="0" w:name="Medium Grid 1 Accent 6"/>
+    <w:lsdException w:unhideWhenUsed="0" w:uiPriority="68" w:semiHidden="0" w:name="Medium Grid 2 Accent 6"/>
+    <w:lsdException w:unhideWhenUsed="0" w:uiPriority="69" w:semiHidden="0" w:name="Medium Grid 3 Accent 6"/>
+    <w:lsdException w:unhideWhenUsed="0" w:uiPriority="70" w:semiHidden="0" w:name="Dark List Accent 6"/>
+    <w:lsdException w:unhideWhenUsed="0" w:uiPriority="71" w:semiHidden="0" w:name="Colorful Shading Accent 6"/>
+    <w:lsdException w:unhideWhenUsed="0" w:uiPriority="72" w:semiHidden="0" w:name="Colorful List Accent 6"/>
+    <w:lsdException w:unhideWhenUsed="0" w:uiPriority="73" w:semiHidden="0" w:name="Colorful Grid Accent 6"/>
   </w:latentStyles>
-  <w:style w:type="paragraph" w:default="1" w:styleId="a">
+  <w:style w:type="paragraph" w:default="1" w:styleId="1">
     <w:name w:val="Normal"/>
     <w:qFormat/>
-    <w:rsid w:val="0062363E"/>
+    <w:uiPriority w:val="0"/>
     <w:pPr>
       <w:widowControl w:val="0"/>
       <w:jc w:val="both"/>
     </w:pPr>
     <w:rPr>
+      <w:rFonts w:ascii="Times New Roman" w:hAnsi="Times New Roman" w:eastAsia="宋体" w:cs="Times New Roman"/>
       <w:kern w:val="2"/>
       <w:sz w:val="21"/>
       <w:szCs w:val="24"/>
+      <w:lang w:val="en-US" w:eastAsia="zh-CN" w:bidi="ar-SA"/>
     </w:rPr>
   </w:style>
-  <w:style w:type="character" w:default="1" w:styleId="a0">
+  <w:style w:type="character" w:default="1" w:styleId="6">
     <w:name w:val="Default Paragraph Font"/>
-    <w:uiPriority w:val="1"/>
     <w:semiHidden/>
     <w:unhideWhenUsed/>
+    <w:uiPriority w:val="1"/>
   </w:style>
-  <w:style w:type="table" w:default="1" w:styleId="a1">
+  <w:style w:type="table" w:default="1" w:styleId="5">
     <w:name w:val="Normal Table"/>
-    <w:uiPriority w:val="99"/>
     <w:semiHidden/>
     <w:unhideWhenUsed/>
+    <w:uiPriority w:val="99"/>
     <w:tblPr>
-      <w:tblInd w:w="0" w:type="dxa"/>
       <w:tblCellMar>
         <w:top w:w="0" w:type="dxa"/>
         <w:left w:w="108" w:type="dxa"/>
@@ -2039,17 +2165,15 @@
       </w:tblCellMar>
     </w:tblPr>
   </w:style>
-  <w:style w:type="numbering" w:default="1" w:styleId="a2">
-    <w:name w:val="No List"/>
-    <w:uiPriority w:val="99"/>
-    <w:semiHidden/>
-    <w:unhideWhenUsed/>
-  </w:style>
-  <w:style w:type="paragraph" w:styleId="a3">
-    <w:name w:val="footnote text"/>
-    <w:basedOn w:val="a"/>
-    <w:rsid w:val="0062363E"/>
+  <w:style w:type="paragraph" w:styleId="2">
+    <w:name w:val="footer"/>
+    <w:basedOn w:val="1"/>
+    <w:uiPriority w:val="0"/>
     <w:pPr>
+      <w:tabs>
+        <w:tab w:val="center" w:pos="4153"/>
+        <w:tab w:val="right" w:pos="8306"/>
+      </w:tabs>
       <w:snapToGrid w:val="0"/>
       <w:jc w:val="left"/>
     </w:pPr>
@@ -2058,33 +2182,13 @@
       <w:szCs w:val="18"/>
     </w:rPr>
   </w:style>
-  <w:style w:type="character" w:styleId="a4">
-    <w:name w:val="footnote reference"/>
-    <w:rsid w:val="0062363E"/>
-    <w:rPr>
-      <w:vertAlign w:val="superscript"/>
-    </w:rPr>
-  </w:style>
-  <w:style w:type="paragraph" w:customStyle="1" w:styleId="a5">
-    <w:name w:val="正文格式"/>
-    <w:basedOn w:val="a"/>
-    <w:rsid w:val="00E032A0"/>
-    <w:pPr>
-      <w:spacing w:line="360" w:lineRule="auto"/>
-      <w:ind w:firstLineChars="200" w:firstLine="480"/>
-    </w:pPr>
-    <w:rPr>
-      <w:rFonts w:eastAsia="仿宋_GB2312"/>
-      <w:sz w:val="24"/>
-    </w:rPr>
-  </w:style>
-  <w:style w:type="paragraph" w:styleId="a6">
+  <w:style w:type="paragraph" w:styleId="3">
     <w:name w:val="header"/>
-    <w:basedOn w:val="a"/>
-    <w:rsid w:val="00042B14"/>
+    <w:basedOn w:val="1"/>
+    <w:uiPriority w:val="0"/>
     <w:pPr>
       <w:pBdr>
-        <w:bottom w:val="single" w:sz="6" w:space="1" w:color="auto"/>
+        <w:bottom w:val="single" w:color="auto" w:sz="6" w:space="1"/>
       </w:pBdr>
       <w:tabs>
         <w:tab w:val="center" w:pos="4153"/>
@@ -2098,21 +2202,37 @@
       <w:szCs w:val="18"/>
     </w:rPr>
   </w:style>
-  <w:style w:type="paragraph" w:styleId="a7">
-    <w:name w:val="footer"/>
-    <w:basedOn w:val="a"/>
-    <w:rsid w:val="00042B14"/>
+  <w:style w:type="paragraph" w:styleId="4">
+    <w:name w:val="footnote text"/>
+    <w:basedOn w:val="1"/>
+    <w:uiPriority w:val="0"/>
     <w:pPr>
-      <w:tabs>
-        <w:tab w:val="center" w:pos="4153"/>
-        <w:tab w:val="right" w:pos="8306"/>
-      </w:tabs>
       <w:snapToGrid w:val="0"/>
       <w:jc w:val="left"/>
     </w:pPr>
     <w:rPr>
       <w:sz w:val="18"/>
       <w:szCs w:val="18"/>
+    </w:rPr>
+  </w:style>
+  <w:style w:type="character" w:styleId="7">
+    <w:name w:val="footnote reference"/>
+    <w:uiPriority w:val="0"/>
+    <w:rPr>
+      <w:vertAlign w:val="superscript"/>
+    </w:rPr>
+  </w:style>
+  <w:style w:type="paragraph" w:customStyle="1" w:styleId="8">
+    <w:name w:val="正文格式"/>
+    <w:basedOn w:val="1"/>
+    <w:uiPriority w:val="0"/>
+    <w:pPr>
+      <w:spacing w:line="360" w:lineRule="auto"/>
+      <w:ind w:firstLine="480" w:firstLineChars="200"/>
+    </w:pPr>
+    <w:rPr>
+      <w:rFonts w:eastAsia="仿宋_GB2312"/>
+      <w:sz w:val="24"/>
     </w:rPr>
   </w:style>
 </w:styles>
@@ -2161,7 +2281,7 @@
     </a:clrScheme>
     <a:fontScheme name="Office">
       <a:majorFont>
-        <a:latin typeface="等线 Light" panose="02110004020202020204"/>
+        <a:latin typeface="等线 Light"/>
         <a:ea typeface=""/>
         <a:cs typeface=""/>
         <a:font script="Jpan" typeface="游ゴシック Light"/>
@@ -2194,26 +2314,9 @@
         <a:font script="Viet" typeface="Times New Roman"/>
         <a:font script="Uigh" typeface="Microsoft Uighur"/>
         <a:font script="Geor" typeface="Sylfaen"/>
-        <a:font script="Armn" typeface="Arial"/>
-        <a:font script="Bugi" typeface="Leelawadee UI"/>
-        <a:font script="Bopo" typeface="Microsoft JhengHei"/>
-        <a:font script="Java" typeface="Javanese Text"/>
-        <a:font script="Lisu" typeface="Segoe UI"/>
-        <a:font script="Mymr" typeface="Myanmar Text"/>
-        <a:font script="Nkoo" typeface="Ebrima"/>
-        <a:font script="Olck" typeface="Nirmala UI"/>
-        <a:font script="Osma" typeface="Ebrima"/>
-        <a:font script="Phag" typeface="Phagspa"/>
-        <a:font script="Syrn" typeface="Estrangelo Edessa"/>
-        <a:font script="Syrj" typeface="Estrangelo Edessa"/>
-        <a:font script="Syre" typeface="Estrangelo Edessa"/>
-        <a:font script="Sora" typeface="Nirmala UI"/>
-        <a:font script="Tale" typeface="Microsoft Tai Le"/>
-        <a:font script="Talu" typeface="Microsoft New Tai Lue"/>
-        <a:font script="Tfng" typeface="Ebrima"/>
       </a:majorFont>
       <a:minorFont>
-        <a:latin typeface="等线" panose="02110004020202020204"/>
+        <a:latin typeface="等线"/>
         <a:ea typeface=""/>
         <a:cs typeface=""/>
         <a:font script="Jpan" typeface="游明朝"/>
@@ -2246,23 +2349,6 @@
         <a:font script="Viet" typeface="Arial"/>
         <a:font script="Uigh" typeface="Microsoft Uighur"/>
         <a:font script="Geor" typeface="Sylfaen"/>
-        <a:font script="Armn" typeface="Arial"/>
-        <a:font script="Bugi" typeface="Leelawadee UI"/>
-        <a:font script="Bopo" typeface="Microsoft JhengHei"/>
-        <a:font script="Java" typeface="Javanese Text"/>
-        <a:font script="Lisu" typeface="Segoe UI"/>
-        <a:font script="Mymr" typeface="Myanmar Text"/>
-        <a:font script="Nkoo" typeface="Ebrima"/>
-        <a:font script="Olck" typeface="Nirmala UI"/>
-        <a:font script="Osma" typeface="Ebrima"/>
-        <a:font script="Phag" typeface="Phagspa"/>
-        <a:font script="Syrn" typeface="Estrangelo Edessa"/>
-        <a:font script="Syrj" typeface="Estrangelo Edessa"/>
-        <a:font script="Syre" typeface="Estrangelo Edessa"/>
-        <a:font script="Sora" typeface="Nirmala UI"/>
-        <a:font script="Tale" typeface="Microsoft Tai Le"/>
-        <a:font script="Talu" typeface="Microsoft New Tai Lue"/>
-        <a:font script="Tfng" typeface="Ebrima"/>
       </a:minorFont>
     </a:fontScheme>
     <a:fmtScheme name="Office">
@@ -2404,11 +2490,5 @@
     </a:fmtScheme>
   </a:themeElements>
   <a:objectDefaults/>
-  <a:extraClrSchemeLst/>
-  <a:extLst>
-    <a:ext uri="{05A4C25C-085E-4340-85A3-A5531E510DB2}">
-      <thm15:themeFamily xmlns:thm15="http://schemas.microsoft.com/office/thememl/2012/main" name="Office Theme" id="{2E142A2C-CD16-42D6-873A-C26D2A0506FA}" vid="{1BDDFF52-6CD6-40A5-AB3C-68EB2F1E4D0A}"/>
-    </a:ext>
-  </a:extLst>
 </a:theme>
 </file>